--- a/fuentes/CF2_DI.docx
+++ b/fuentes/CF2_DI.docx
@@ -64,6 +64,7 @@
         <w:tc>
           <w:tcPr>
             <w:tcW w:w="3397" w:type="dxa"/>
+            <w:shd w:val="clear" w:color="auto" w:fill="auto"/>
             <w:vAlign w:val="center"/>
           </w:tcPr>
           <w:p>
@@ -89,6 +90,7 @@
         <w:tc>
           <w:tcPr>
             <w:tcW w:w="6565" w:type="dxa"/>
+            <w:shd w:val="clear" w:color="auto" w:fill="auto"/>
             <w:vAlign w:val="center"/>
           </w:tcPr>
           <w:p>
@@ -153,6 +155,7 @@
         <w:tc>
           <w:tcPr>
             <w:tcW w:w="1838" w:type="dxa"/>
+            <w:shd w:val="clear" w:color="auto" w:fill="auto"/>
             <w:vAlign w:val="center"/>
           </w:tcPr>
           <w:p>
@@ -178,6 +181,7 @@
         <w:tc>
           <w:tcPr>
             <w:tcW w:w="2835" w:type="dxa"/>
+            <w:shd w:val="clear" w:color="auto" w:fill="auto"/>
             <w:vAlign w:val="center"/>
           </w:tcPr>
           <w:p>
@@ -214,6 +218,7 @@
         <w:tc>
           <w:tcPr>
             <w:tcW w:w="2126" w:type="dxa"/>
+            <w:shd w:val="clear" w:color="auto" w:fill="auto"/>
             <w:vAlign w:val="center"/>
           </w:tcPr>
           <w:p>
@@ -239,6 +244,7 @@
         <w:tc>
           <w:tcPr>
             <w:tcW w:w="3163" w:type="dxa"/>
+            <w:shd w:val="clear" w:color="auto" w:fill="auto"/>
             <w:vAlign w:val="center"/>
           </w:tcPr>
           <w:p>
@@ -311,6 +317,7 @@
         <w:tc>
           <w:tcPr>
             <w:tcW w:w="3397" w:type="dxa"/>
+            <w:shd w:val="clear" w:color="auto" w:fill="auto"/>
             <w:vAlign w:val="center"/>
           </w:tcPr>
           <w:p>
@@ -336,6 +343,7 @@
         <w:tc>
           <w:tcPr>
             <w:tcW w:w="6565" w:type="dxa"/>
+            <w:shd w:val="clear" w:color="auto" w:fill="auto"/>
             <w:vAlign w:val="center"/>
           </w:tcPr>
           <w:p>
@@ -374,6 +382,7 @@
         <w:tc>
           <w:tcPr>
             <w:tcW w:w="3397" w:type="dxa"/>
+            <w:shd w:val="clear" w:color="auto" w:fill="auto"/>
             <w:vAlign w:val="center"/>
           </w:tcPr>
           <w:p>
@@ -399,6 +408,7 @@
         <w:tc>
           <w:tcPr>
             <w:tcW w:w="6565" w:type="dxa"/>
+            <w:shd w:val="clear" w:color="auto" w:fill="auto"/>
             <w:vAlign w:val="center"/>
           </w:tcPr>
           <w:p>
@@ -439,6 +449,7 @@
         <w:tc>
           <w:tcPr>
             <w:tcW w:w="3397" w:type="dxa"/>
+            <w:shd w:val="clear" w:color="auto" w:fill="auto"/>
             <w:vAlign w:val="center"/>
           </w:tcPr>
           <w:p>
@@ -464,6 +475,7 @@
         <w:tc>
           <w:tcPr>
             <w:tcW w:w="6565" w:type="dxa"/>
+            <w:shd w:val="clear" w:color="auto" w:fill="auto"/>
             <w:vAlign w:val="center"/>
           </w:tcPr>
           <w:p>
@@ -498,6 +510,7 @@
         <w:tc>
           <w:tcPr>
             <w:tcW w:w="3397" w:type="dxa"/>
+            <w:shd w:val="clear" w:color="auto" w:fill="auto"/>
             <w:vAlign w:val="center"/>
           </w:tcPr>
           <w:p>
@@ -523,6 +536,7 @@
         <w:tc>
           <w:tcPr>
             <w:tcW w:w="6565" w:type="dxa"/>
+            <w:shd w:val="clear" w:color="auto" w:fill="auto"/>
             <w:vAlign w:val="center"/>
           </w:tcPr>
           <w:p>
@@ -578,6 +592,7 @@
         <w:tc>
           <w:tcPr>
             <w:tcW w:w="3397" w:type="dxa"/>
+            <w:shd w:val="clear" w:color="auto" w:fill="auto"/>
             <w:vAlign w:val="center"/>
           </w:tcPr>
           <w:p>
@@ -603,6 +618,7 @@
         <w:tc>
           <w:tcPr>
             <w:tcW w:w="6565" w:type="dxa"/>
+            <w:shd w:val="clear" w:color="auto" w:fill="auto"/>
             <w:vAlign w:val="center"/>
           </w:tcPr>
           <w:p>
@@ -633,6 +649,7 @@
         <w:tc>
           <w:tcPr>
             <w:tcW w:w="3397" w:type="dxa"/>
+            <w:shd w:val="clear" w:color="auto" w:fill="auto"/>
             <w:vAlign w:val="center"/>
           </w:tcPr>
           <w:p>
@@ -658,6 +675,7 @@
         <w:tc>
           <w:tcPr>
             <w:tcW w:w="6565" w:type="dxa"/>
+            <w:shd w:val="clear" w:color="auto" w:fill="auto"/>
             <w:vAlign w:val="center"/>
           </w:tcPr>
           <w:p>
@@ -2153,7 +2171,13 @@
         <w:rPr>
           <w:rFonts w:ascii="Calibri" w:hAnsi="Calibri" w:cs="Calibri"/>
         </w:rPr>
-        <w:t xml:space="preserve"> “Implementación de Prácticas Sostenibles en Gestión de Recursos Energéticos”. El </w:t>
+        <w:t xml:space="preserve"> “Implementación de prácticas sostenibles en gestión de recursos e</w:t>
+      </w:r>
+      <w:r>
+        <w:rPr>
+          <w:rFonts w:ascii="Calibri" w:hAnsi="Calibri" w:cs="Calibri"/>
+        </w:rPr>
+        <w:t xml:space="preserve">nergéticos”. El </w:t>
       </w:r>
       <w:commentRangeStart w:id="1"/>
       <w:r>
@@ -2217,7 +2241,43 @@
         <w:rPr>
           <w:rFonts w:ascii="Calibri" w:hAnsi="Calibri" w:cs="Calibri"/>
         </w:rPr>
-        <w:t>se enfoca en la etapa clave de la proposición e implementación de soluciones, donde la Eficiencia Energética (EE) se consolida como un eje fundamental de la sostenibilidad, al convertir el ahorro de recursos en rentabilidad económica y en la reducción de impactos ambientales, en concordancia con lo establecido en la Ley 2099 de 2021 en Colombia. El contenido se estructura para facilitar la transición del análisis a la acción, iniciando con los Fundamentos de la Auditoría Energética (AE), la definición de la línea base de consumo y los objetivos de ahorro, y profundizando posteriormente en Estrategias de Intervención específicas por uso final en Fuerza Motriz, Iluminación y Climatización.</w:t>
+        <w:t>se enfoca en la etapa clave de la proposición e implementación de soluciones, donde la Eficiencia Energética (EE) se consolida como un eje fundamental de la sostenibilidad, al convertir el ahorro de recursos en rentabilidad económica y en la reducción de impactos ambientales, en concordancia con lo establecido en la Ley 2099 de 2021 en Colombia. El contenido se estructura para facilitar la transición del análisis a la acción, iniciando con los Fundamentos de la Auditoría Energética (AE), la definición de la línea base de consumo y los objetivos de ahorro, y p</w:t>
+      </w:r>
+      <w:r>
+        <w:rPr>
+          <w:rFonts w:ascii="Calibri" w:hAnsi="Calibri" w:cs="Calibri"/>
+        </w:rPr>
+        <w:t>rofundizando posteriormente en estrategias de i</w:t>
+      </w:r>
+      <w:r>
+        <w:rPr>
+          <w:rFonts w:ascii="Calibri" w:hAnsi="Calibri" w:cs="Calibri"/>
+        </w:rPr>
+        <w:t>ntervenció</w:t>
+      </w:r>
+      <w:r>
+        <w:rPr>
+          <w:rFonts w:ascii="Calibri" w:hAnsi="Calibri" w:cs="Calibri"/>
+        </w:rPr>
+        <w:t>n específicas por uso final en fuerza motriz, i</w:t>
+      </w:r>
+      <w:r>
+        <w:rPr>
+          <w:rFonts w:ascii="Calibri" w:hAnsi="Calibri" w:cs="Calibri"/>
+        </w:rPr>
+        <w:t xml:space="preserve">luminación y </w:t>
+      </w:r>
+      <w:r>
+        <w:rPr>
+          <w:rFonts w:ascii="Calibri" w:hAnsi="Calibri" w:cs="Calibri"/>
+        </w:rPr>
+        <w:t>c</w:t>
+      </w:r>
+      <w:r>
+        <w:rPr>
+          <w:rFonts w:ascii="Calibri" w:hAnsi="Calibri" w:cs="Calibri"/>
+        </w:rPr>
+        <w:t>limatización.</w:t>
       </w:r>
     </w:p>
     <w:p>
@@ -3175,7 +3235,6 @@
         <w:rPr>
           <w:rFonts w:ascii="Calibri" w:hAnsi="Calibri" w:cs="Calibri"/>
           <w:b/>
-          <w:i/>
           <w:iCs/>
           <w:lang w:eastAsia="es-MX"/>
         </w:rPr>
@@ -3186,7 +3245,6 @@
         <w:rPr>
           <w:rFonts w:ascii="Calibri" w:hAnsi="Calibri" w:cs="Calibri"/>
           <w:b/>
-          <w:i/>
           <w:iCs/>
           <w:lang w:eastAsia="es-MX"/>
         </w:rPr>
@@ -3196,7 +3254,6 @@
       <w:r>
         <w:rPr>
           <w:rStyle w:val="Refdecomentario"/>
-          <w:i/>
         </w:rPr>
         <w:commentReference w:id="7"/>
       </w:r>
@@ -3323,7 +3380,15 @@
           <w:sz w:val="20"/>
           <w:szCs w:val="20"/>
         </w:rPr>
-        <w:t>Sin Ce O Dos (2018).</w:t>
+        <w:t>SinCeO2</w:t>
+      </w:r>
+      <w:r>
+        <w:rPr>
+          <w:rFonts w:ascii="Calibri" w:hAnsi="Calibri" w:cs="Calibri"/>
+          <w:sz w:val="20"/>
+          <w:szCs w:val="20"/>
+        </w:rPr>
+        <w:t xml:space="preserve"> (2018).</w:t>
       </w:r>
     </w:p>
     <w:p>
@@ -3543,7 +3608,36 @@
           <w:sz w:val="20"/>
           <w:szCs w:val="20"/>
         </w:rPr>
-        <w:t>20, identificando aquellos usos finales que concentran la mayor proporción del consumo total y que, por tanto, representan las principales oportunidades de mejora. Con base en este análisis, se formulan medidas técnicas y de gestión orientada a optimizar el desempeño energético, reducir costos operativos y minimizar los impactos ambientales asociados al consumo de energía.</w:t>
+        <w:t xml:space="preserve">20, identificando aquellos usos finales que concentran la mayor proporción del consumo total y que, por tanto, representan las principales oportunidades de mejora. Con base en este análisis, se formulan medidas técnicas y de </w:t>
+      </w:r>
+      <w:proofErr w:type="gramStart"/>
+      <w:r>
+        <w:rPr>
+          <w:rFonts w:ascii="Calibri" w:hAnsi="Calibri" w:cs="Calibri"/>
+          <w:bCs/>
+          <w:sz w:val="20"/>
+          <w:szCs w:val="20"/>
+        </w:rPr>
+        <w:t>gestión orientada</w:t>
+      </w:r>
+      <w:r>
+        <w:rPr>
+          <w:rFonts w:ascii="Calibri" w:hAnsi="Calibri" w:cs="Calibri"/>
+          <w:bCs/>
+          <w:sz w:val="20"/>
+          <w:szCs w:val="20"/>
+        </w:rPr>
+        <w:t>s</w:t>
+      </w:r>
+      <w:proofErr w:type="gramEnd"/>
+      <w:r>
+        <w:rPr>
+          <w:rFonts w:ascii="Calibri" w:hAnsi="Calibri" w:cs="Calibri"/>
+          <w:bCs/>
+          <w:sz w:val="20"/>
+          <w:szCs w:val="20"/>
+        </w:rPr>
+        <w:t xml:space="preserve"> a optimizar el desempeño energético, reducir costos operativos y minimizar los impactos ambientales asociados al consumo de energía.</w:t>
       </w:r>
     </w:p>
     <w:p>
@@ -3685,7 +3779,25 @@
           <w:sz w:val="20"/>
           <w:szCs w:val="20"/>
         </w:rPr>
-        <w:t>El siguiente ejemplo se centra en la sustitución de luminarias, una de las medidas de eficiencia más comunes, y muestra cómo se utiliza la Línea Base para cuantificar la oportunidad de ahorro.</w:t>
+        <w:t>El siguiente ejemplo se centra en la sustitución de luminarias, una de las medidas de eficiencia más comunes</w:t>
+      </w:r>
+      <w:r>
+        <w:rPr>
+          <w:rFonts w:ascii="Calibri" w:hAnsi="Calibri" w:cs="Calibri"/>
+          <w:bCs/>
+          <w:sz w:val="20"/>
+          <w:szCs w:val="20"/>
+        </w:rPr>
+        <w:t>, y muestra cómo se utiliza la línea b</w:t>
+      </w:r>
+      <w:r>
+        <w:rPr>
+          <w:rFonts w:ascii="Calibri" w:hAnsi="Calibri" w:cs="Calibri"/>
+          <w:bCs/>
+          <w:sz w:val="20"/>
+          <w:szCs w:val="20"/>
+        </w:rPr>
+        <w:t>ase para cuantificar la oportunidad de ahorro.</w:t>
       </w:r>
     </w:p>
     <w:p>
@@ -3762,39 +3874,75 @@
           <w:sz w:val="20"/>
           <w:szCs w:val="20"/>
         </w:rPr>
-        <w:t>300 luminarias fluorescentes T8 de 70W (incluyendo balasto) por luminarias LED de 30W en su área de producción.</w:t>
-      </w:r>
-    </w:p>
-    <w:p>
-      <w:pPr>
-        <w:spacing w:line="360" w:lineRule="auto"/>
+        <w:t>300 luminarias fluorescentes T8 de 70</w:t>
+      </w:r>
+      <w:r>
         <w:rPr>
           <w:rFonts w:ascii="Calibri" w:hAnsi="Calibri" w:cs="Calibri"/>
           <w:bCs/>
           <w:sz w:val="20"/>
           <w:szCs w:val="20"/>
         </w:rPr>
-      </w:pPr>
-    </w:p>
-    <w:p>
-      <w:pPr>
-        <w:spacing w:line="360" w:lineRule="auto"/>
-        <w:rPr>
-          <w:rFonts w:ascii="Calibri" w:hAnsi="Calibri" w:cs="Calibri"/>
-          <w:b/>
+        <w:t xml:space="preserve"> </w:t>
+      </w:r>
+      <w:r>
+        <w:rPr>
+          <w:rFonts w:ascii="Calibri" w:hAnsi="Calibri" w:cs="Calibri"/>
           <w:bCs/>
           <w:sz w:val="20"/>
           <w:szCs w:val="20"/>
         </w:rPr>
-      </w:pPr>
-      <w:r>
-        <w:rPr>
-          <w:rFonts w:ascii="Calibri" w:hAnsi="Calibri" w:cs="Calibri"/>
-          <w:b/>
+        <w:t>W (incluyendo balasto) por luminarias LED de 30</w:t>
+      </w:r>
+      <w:r>
+        <w:rPr>
+          <w:rFonts w:ascii="Calibri" w:hAnsi="Calibri" w:cs="Calibri"/>
           <w:bCs/>
           <w:sz w:val="20"/>
           <w:szCs w:val="20"/>
         </w:rPr>
+        <w:t xml:space="preserve"> </w:t>
+      </w:r>
+      <w:r>
+        <w:rPr>
+          <w:rFonts w:ascii="Calibri" w:hAnsi="Calibri" w:cs="Calibri"/>
+          <w:bCs/>
+          <w:sz w:val="20"/>
+          <w:szCs w:val="20"/>
+        </w:rPr>
+        <w:t>W en su área de producción.</w:t>
+      </w:r>
+    </w:p>
+    <w:p>
+      <w:pPr>
+        <w:spacing w:line="360" w:lineRule="auto"/>
+        <w:rPr>
+          <w:rFonts w:ascii="Calibri" w:hAnsi="Calibri" w:cs="Calibri"/>
+          <w:bCs/>
+          <w:sz w:val="20"/>
+          <w:szCs w:val="20"/>
+        </w:rPr>
+      </w:pPr>
+    </w:p>
+    <w:p>
+      <w:pPr>
+        <w:spacing w:line="360" w:lineRule="auto"/>
+        <w:rPr>
+          <w:rFonts w:ascii="Calibri" w:hAnsi="Calibri" w:cs="Calibri"/>
+          <w:b/>
+          <w:bCs/>
+          <w:sz w:val="20"/>
+          <w:szCs w:val="20"/>
+        </w:rPr>
+      </w:pPr>
+      <w:r>
+        <w:rPr>
+          <w:rFonts w:ascii="Calibri" w:hAnsi="Calibri" w:cs="Calibri"/>
+          <w:b/>
+          <w:bCs/>
+          <w:sz w:val="20"/>
+          <w:szCs w:val="20"/>
+        </w:rPr>
         <w:lastRenderedPageBreak/>
         <w:t xml:space="preserve">Tabla 1. </w:t>
       </w:r>
@@ -3824,8 +3972,6 @@
         </w:rPr>
         <w:commentReference w:id="8"/>
       </w:r>
-      <w:bookmarkStart w:id="9" w:name="_GoBack"/>
-      <w:bookmarkEnd w:id="9"/>
     </w:p>
     <w:tbl>
       <w:tblPr>
@@ -3835,7 +3981,7 @@
       </w:tblPr>
       <w:tblGrid>
         <w:gridCol w:w="2661"/>
-        <w:gridCol w:w="1551"/>
+        <w:gridCol w:w="1450"/>
       </w:tblGrid>
       <w:tr>
         <w:tc>
@@ -4149,7 +4295,7 @@
                 <w:sz w:val="20"/>
                 <w:szCs w:val="20"/>
               </w:rPr>
-              <w:t>$550 COP</w:t>
+              <w:t>550 COP</w:t>
             </w:r>
             <w:r>
               <w:rPr>
@@ -4366,7 +4512,6 @@
         <w:rPr>
           <w:rFonts w:ascii="Calibri" w:hAnsi="Calibri" w:cs="Calibri"/>
           <w:bCs/>
-          <w:i/>
           <w:iCs/>
           <w:sz w:val="20"/>
           <w:szCs w:val="20"/>
@@ -4657,38 +4802,33 @@
         <w:rPr>
           <w:rFonts w:ascii="Calibri" w:hAnsi="Calibri" w:cs="Calibri"/>
           <w:b/>
-          <w:i/>
           <w:iCs/>
           <w:lang w:eastAsia="es-MX"/>
         </w:rPr>
-        <w:t xml:space="preserve">Ecuación y desarrollo de ejercicio para cálculo de consumo mensual según </w:t>
-      </w:r>
-      <w:commentRangeStart w:id="10"/>
-      <w:commentRangeStart w:id="11"/>
-      <w:r>
-        <w:rPr>
-          <w:rFonts w:ascii="Calibri" w:hAnsi="Calibri" w:cs="Calibri"/>
-          <w:b/>
-          <w:i/>
+        <w:t>Ecuación y desarrollo de ejercicio para c</w:t>
+      </w:r>
+      <w:r>
+        <w:rPr>
+          <w:rFonts w:ascii="Calibri" w:hAnsi="Calibri" w:cs="Calibri"/>
+          <w:b/>
           <w:iCs/>
           <w:lang w:eastAsia="es-MX"/>
         </w:rPr>
-        <w:t>ejercicio</w:t>
-      </w:r>
-      <w:commentRangeEnd w:id="10"/>
+        <w:t xml:space="preserve">álculo de consumo mensual </w:t>
+      </w:r>
+      <w:commentRangeStart w:id="9"/>
       <w:r>
         <w:rPr>
           <w:rStyle w:val="Refdecomentario"/>
-          <w:i/>
         </w:rPr>
         <w:commentReference w:id="10"/>
       </w:r>
-      <w:commentRangeEnd w:id="11"/>
+      <w:commentRangeEnd w:id="9"/>
       <w:r>
         <w:rPr>
           <w:rStyle w:val="Refdecomentario"/>
         </w:rPr>
-        <w:commentReference w:id="11"/>
+        <w:commentReference w:id="9"/>
       </w:r>
     </w:p>
     <w:p>
@@ -4889,38 +5029,24 @@
         <w:rPr>
           <w:rFonts w:ascii="Calibri" w:hAnsi="Calibri" w:cs="Calibri"/>
           <w:b/>
-          <w:i/>
           <w:iCs/>
           <w:lang w:eastAsia="es-MX"/>
         </w:rPr>
-        <w:t xml:space="preserve">Ecuación y desarrollo de ejercicio para cálculo de costo mensual según </w:t>
-      </w:r>
-      <w:commentRangeStart w:id="12"/>
-      <w:commentRangeStart w:id="13"/>
-      <w:r>
-        <w:rPr>
-          <w:rFonts w:ascii="Calibri" w:hAnsi="Calibri" w:cs="Calibri"/>
-          <w:b/>
-          <w:i/>
-          <w:iCs/>
-          <w:lang w:eastAsia="es-MX"/>
-        </w:rPr>
-        <w:t>ejercicio</w:t>
-      </w:r>
-      <w:commentRangeEnd w:id="12"/>
+        <w:t xml:space="preserve">Ecuación y desarrollo de ejercicio para cálculo de costo mensual </w:t>
+      </w:r>
+      <w:commentRangeStart w:id="11"/>
       <w:r>
         <w:rPr>
           <w:rStyle w:val="Refdecomentario"/>
-          <w:i/>
         </w:rPr>
         <w:commentReference w:id="12"/>
       </w:r>
-      <w:commentRangeEnd w:id="13"/>
+      <w:commentRangeEnd w:id="11"/>
       <w:r>
         <w:rPr>
           <w:rStyle w:val="Refdecomentario"/>
         </w:rPr>
-        <w:commentReference w:id="13"/>
+        <w:commentReference w:id="11"/>
       </w:r>
     </w:p>
     <w:p>
@@ -4946,6 +5072,7 @@
           <w:szCs w:val="20"/>
         </w:rPr>
       </w:pPr>
+      <w:commentRangeStart w:id="13"/>
       <w:r>
         <w:rPr>
           <w:rFonts w:ascii="Calibri" w:hAnsi="Calibri" w:cs="Calibri"/>
@@ -4998,6 +5125,13 @@
           </wp:inline>
         </w:drawing>
       </w:r>
+      <w:commentRangeEnd w:id="13"/>
+      <w:r>
+        <w:rPr>
+          <w:rStyle w:val="Refdecomentario"/>
+        </w:rPr>
+        <w:commentReference w:id="13"/>
+      </w:r>
     </w:p>
     <w:p>
       <w:pPr>
@@ -5279,7 +5413,6 @@
         <w:rPr>
           <w:rFonts w:ascii="Calibri" w:hAnsi="Calibri" w:cs="Calibri"/>
           <w:b/>
-          <w:i/>
         </w:rPr>
         <w:t xml:space="preserve">Cálculo del consumo energético mensual </w:t>
       </w:r>
@@ -5288,7 +5421,6 @@
         <w:rPr>
           <w:rFonts w:ascii="Calibri" w:hAnsi="Calibri" w:cs="Calibri"/>
           <w:b/>
-          <w:i/>
         </w:rPr>
         <w:t>propuesto</w:t>
       </w:r>
@@ -5296,7 +5428,6 @@
       <w:r>
         <w:rPr>
           <w:rStyle w:val="Refdecomentario"/>
-          <w:i/>
         </w:rPr>
         <w:commentReference w:id="14"/>
       </w:r>
@@ -5417,7 +5548,6 @@
         <w:rPr>
           <w:rFonts w:ascii="Calibri" w:hAnsi="Calibri" w:cs="Calibri"/>
           <w:b/>
-          <w:i/>
         </w:rPr>
         <w:t xml:space="preserve">Cálculo del ahorro energético y económico </w:t>
       </w:r>
@@ -5426,7 +5556,6 @@
         <w:rPr>
           <w:rFonts w:ascii="Calibri" w:hAnsi="Calibri" w:cs="Calibri"/>
           <w:b/>
-          <w:i/>
         </w:rPr>
         <w:t>mensual</w:t>
       </w:r>
@@ -5460,6 +5589,7 @@
         </w:rPr>
       </w:pPr>
       <w:commentRangeStart w:id="16"/>
+      <w:commentRangeStart w:id="17"/>
       <w:r>
         <w:rPr>
           <w:rFonts w:ascii="Calibri" w:hAnsi="Calibri" w:cs="Calibri"/>
@@ -5510,13 +5640,20 @@
         </w:drawing>
       </w:r>
       <w:commentRangeEnd w:id="16"/>
+      <w:commentRangeEnd w:id="17"/>
       <w:r>
         <w:rPr>
           <w:rStyle w:val="Refdecomentario"/>
         </w:rPr>
         <w:commentReference w:id="16"/>
       </w:r>
-      <w:bookmarkStart w:id="17" w:name="_Toc215738866"/>
+      <w:r>
+        <w:rPr>
+          <w:rStyle w:val="Refdecomentario"/>
+        </w:rPr>
+        <w:commentReference w:id="17"/>
+      </w:r>
+      <w:bookmarkStart w:id="18" w:name="_Toc215738866"/>
     </w:p>
     <w:p>
       <w:pPr>
@@ -5551,7 +5688,7 @@
         </w:rPr>
         <w:t>inal</w:t>
       </w:r>
-      <w:bookmarkEnd w:id="17"/>
+      <w:bookmarkEnd w:id="18"/>
     </w:p>
     <w:p>
       <w:pPr>
@@ -5979,30 +6116,27 @@
         <w:rPr>
           <w:rFonts w:ascii="Calibri" w:hAnsi="Calibri" w:cs="Calibri"/>
           <w:b/>
-          <w:i/>
           <w:iCs/>
           <w:lang w:eastAsia="es-MX"/>
         </w:rPr>
         <w:t xml:space="preserve">Curva de eficiencia de </w:t>
       </w:r>
-      <w:commentRangeStart w:id="18"/>
-      <w:r>
-        <w:rPr>
-          <w:rFonts w:ascii="Calibri" w:hAnsi="Calibri" w:cs="Calibri"/>
-          <w:b/>
-          <w:i/>
+      <w:commentRangeStart w:id="19"/>
+      <w:r>
+        <w:rPr>
+          <w:rFonts w:ascii="Calibri" w:hAnsi="Calibri" w:cs="Calibri"/>
+          <w:b/>
           <w:iCs/>
           <w:lang w:eastAsia="es-MX"/>
         </w:rPr>
         <w:t>motores</w:t>
       </w:r>
-      <w:commentRangeEnd w:id="18"/>
+      <w:commentRangeEnd w:id="19"/>
       <w:r>
         <w:rPr>
           <w:rStyle w:val="Refdecomentario"/>
-          <w:i/>
-        </w:rPr>
-        <w:commentReference w:id="18"/>
+        </w:rPr>
+        <w:commentReference w:id="19"/>
       </w:r>
     </w:p>
     <w:p>
@@ -6294,30 +6428,27 @@
         <w:rPr>
           <w:rFonts w:ascii="Calibri" w:hAnsi="Calibri" w:cs="Calibri"/>
           <w:b/>
-          <w:i/>
           <w:iCs/>
           <w:lang w:eastAsia="es-MX"/>
         </w:rPr>
         <w:t xml:space="preserve">Variador de </w:t>
       </w:r>
-      <w:commentRangeStart w:id="19"/>
-      <w:r>
-        <w:rPr>
-          <w:rFonts w:ascii="Calibri" w:hAnsi="Calibri" w:cs="Calibri"/>
-          <w:b/>
-          <w:i/>
+      <w:commentRangeStart w:id="20"/>
+      <w:r>
+        <w:rPr>
+          <w:rFonts w:ascii="Calibri" w:hAnsi="Calibri" w:cs="Calibri"/>
+          <w:b/>
           <w:iCs/>
           <w:lang w:eastAsia="es-MX"/>
         </w:rPr>
         <w:t>frecuencia</w:t>
       </w:r>
-      <w:commentRangeEnd w:id="19"/>
+      <w:commentRangeEnd w:id="20"/>
       <w:r>
         <w:rPr>
           <w:rStyle w:val="Refdecomentario"/>
-          <w:i/>
-        </w:rPr>
-        <w:commentReference w:id="19"/>
+        </w:rPr>
+        <w:commentReference w:id="20"/>
       </w:r>
     </w:p>
     <w:p>
@@ -6569,30 +6700,27 @@
         <w:rPr>
           <w:rFonts w:ascii="Calibri" w:hAnsi="Calibri" w:cs="Calibri"/>
           <w:b/>
-          <w:i/>
           <w:iCs/>
           <w:lang w:eastAsia="es-MX"/>
         </w:rPr>
         <w:t xml:space="preserve">Banco de </w:t>
       </w:r>
-      <w:commentRangeStart w:id="20"/>
-      <w:r>
-        <w:rPr>
-          <w:rFonts w:ascii="Calibri" w:hAnsi="Calibri" w:cs="Calibri"/>
-          <w:b/>
-          <w:i/>
+      <w:commentRangeStart w:id="21"/>
+      <w:r>
+        <w:rPr>
+          <w:rFonts w:ascii="Calibri" w:hAnsi="Calibri" w:cs="Calibri"/>
+          <w:b/>
           <w:iCs/>
           <w:lang w:eastAsia="es-MX"/>
         </w:rPr>
         <w:t>condensadores</w:t>
       </w:r>
-      <w:commentRangeEnd w:id="20"/>
+      <w:commentRangeEnd w:id="21"/>
       <w:r>
         <w:rPr>
           <w:rStyle w:val="Refdecomentario"/>
-          <w:i/>
-        </w:rPr>
-        <w:commentReference w:id="20"/>
+        </w:rPr>
+        <w:commentReference w:id="21"/>
       </w:r>
     </w:p>
     <w:p>
@@ -6719,7 +6847,7 @@
           <w:bCs/>
         </w:rPr>
       </w:pPr>
-      <w:commentRangeStart w:id="21"/>
+      <w:commentRangeStart w:id="22"/>
       <w:r>
         <w:rPr>
           <w:rFonts w:ascii="Calibri" w:hAnsi="Calibri" w:cs="Calibri"/>
@@ -6728,12 +6856,12 @@
         </w:rPr>
         <w:t>Iluminación</w:t>
       </w:r>
-      <w:commentRangeEnd w:id="21"/>
+      <w:commentRangeEnd w:id="22"/>
       <w:r>
         <w:rPr>
           <w:rStyle w:val="Refdecomentario"/>
         </w:rPr>
-        <w:commentReference w:id="21"/>
+        <w:commentReference w:id="22"/>
       </w:r>
     </w:p>
     <w:p>
@@ -7032,30 +7160,27 @@
         <w:rPr>
           <w:rFonts w:ascii="Calibri" w:hAnsi="Calibri" w:cs="Calibri"/>
           <w:b/>
-          <w:i/>
           <w:iCs/>
           <w:lang w:eastAsia="es-MX"/>
         </w:rPr>
         <w:t xml:space="preserve">Cambio de </w:t>
       </w:r>
-      <w:commentRangeStart w:id="22"/>
-      <w:r>
-        <w:rPr>
-          <w:rFonts w:ascii="Calibri" w:hAnsi="Calibri" w:cs="Calibri"/>
-          <w:b/>
-          <w:i/>
+      <w:commentRangeStart w:id="23"/>
+      <w:r>
+        <w:rPr>
+          <w:rFonts w:ascii="Calibri" w:hAnsi="Calibri" w:cs="Calibri"/>
+          <w:b/>
           <w:iCs/>
           <w:lang w:eastAsia="es-MX"/>
         </w:rPr>
         <w:t>iluminación</w:t>
       </w:r>
-      <w:commentRangeEnd w:id="22"/>
+      <w:commentRangeEnd w:id="23"/>
       <w:r>
         <w:rPr>
           <w:rStyle w:val="Refdecomentario"/>
-          <w:i/>
-        </w:rPr>
-        <w:commentReference w:id="22"/>
+        </w:rPr>
+        <w:commentReference w:id="23"/>
       </w:r>
       <w:r>
         <w:rPr>
@@ -7244,7 +7369,7 @@
         </w:rPr>
         <w:t xml:space="preserve">ire </w:t>
       </w:r>
-      <w:commentRangeStart w:id="23"/>
+      <w:commentRangeStart w:id="24"/>
       <w:r>
         <w:rPr>
           <w:rFonts w:ascii="Calibri" w:hAnsi="Calibri" w:cs="Calibri"/>
@@ -7261,12 +7386,12 @@
         </w:rPr>
         <w:t>condicionado</w:t>
       </w:r>
-      <w:commentRangeEnd w:id="23"/>
+      <w:commentRangeEnd w:id="24"/>
       <w:r>
         <w:rPr>
           <w:rStyle w:val="Refdecomentario"/>
         </w:rPr>
-        <w:commentReference w:id="23"/>
+        <w:commentReference w:id="24"/>
       </w:r>
       <w:r>
         <w:rPr>
@@ -7749,30 +7874,27 @@
         <w:rPr>
           <w:rFonts w:ascii="Calibri" w:hAnsi="Calibri" w:cs="Calibri"/>
           <w:b/>
-          <w:i/>
           <w:iCs/>
           <w:lang w:eastAsia="es-MX"/>
         </w:rPr>
         <w:t xml:space="preserve">Aislamiento </w:t>
       </w:r>
-      <w:commentRangeStart w:id="24"/>
-      <w:r>
-        <w:rPr>
-          <w:rFonts w:ascii="Calibri" w:hAnsi="Calibri" w:cs="Calibri"/>
-          <w:b/>
-          <w:i/>
+      <w:commentRangeStart w:id="25"/>
+      <w:r>
+        <w:rPr>
+          <w:rFonts w:ascii="Calibri" w:hAnsi="Calibri" w:cs="Calibri"/>
+          <w:b/>
           <w:iCs/>
           <w:lang w:eastAsia="es-MX"/>
         </w:rPr>
         <w:t>térmico</w:t>
       </w:r>
-      <w:commentRangeEnd w:id="24"/>
+      <w:commentRangeEnd w:id="25"/>
       <w:r>
         <w:rPr>
           <w:rStyle w:val="Refdecomentario"/>
-          <w:i/>
-        </w:rPr>
-        <w:commentReference w:id="24"/>
+        </w:rPr>
+        <w:commentReference w:id="25"/>
       </w:r>
     </w:p>
     <w:p>
@@ -8165,7 +8287,22 @@
           <w:i/>
           <w:iCs/>
         </w:rPr>
-        <w:t xml:space="preserve"> (DSM)</w:t>
+        <w:t xml:space="preserve"> (</w:t>
+      </w:r>
+      <w:r>
+        <w:rPr>
+          <w:rFonts w:ascii="Calibri" w:hAnsi="Calibri" w:cs="Calibri"/>
+          <w:iCs/>
+        </w:rPr>
+        <w:t>DSM</w:t>
+      </w:r>
+      <w:r>
+        <w:rPr>
+          <w:rFonts w:ascii="Calibri" w:hAnsi="Calibri" w:cs="Calibri"/>
+          <w:i/>
+          <w:iCs/>
+        </w:rPr>
+        <w:t>)</w:t>
       </w:r>
       <w:r>
         <w:rPr>
@@ -8418,30 +8555,27 @@
         <w:rPr>
           <w:rFonts w:ascii="Calibri" w:hAnsi="Calibri" w:cs="Calibri"/>
           <w:b/>
-          <w:i/>
           <w:iCs/>
           <w:lang w:eastAsia="es-MX"/>
         </w:rPr>
         <w:t xml:space="preserve">Gestión de la </w:t>
       </w:r>
-      <w:commentRangeStart w:id="25"/>
-      <w:r>
-        <w:rPr>
-          <w:rFonts w:ascii="Calibri" w:hAnsi="Calibri" w:cs="Calibri"/>
-          <w:b/>
-          <w:i/>
+      <w:commentRangeStart w:id="26"/>
+      <w:r>
+        <w:rPr>
+          <w:rFonts w:ascii="Calibri" w:hAnsi="Calibri" w:cs="Calibri"/>
+          <w:b/>
           <w:iCs/>
           <w:lang w:eastAsia="es-MX"/>
         </w:rPr>
         <w:t>demanda</w:t>
       </w:r>
-      <w:commentRangeEnd w:id="25"/>
+      <w:commentRangeEnd w:id="26"/>
       <w:r>
         <w:rPr>
           <w:rStyle w:val="Refdecomentario"/>
-          <w:i/>
-        </w:rPr>
-        <w:commentReference w:id="25"/>
+        </w:rPr>
+        <w:commentReference w:id="26"/>
       </w:r>
     </w:p>
     <w:p>
@@ -8992,24 +9126,7 @@
           <w:iCs/>
           <w:lang w:eastAsia="es-MX"/>
         </w:rPr>
-        <w:t xml:space="preserve">. Ejemplo gestión de la </w:t>
-      </w:r>
-      <w:commentRangeStart w:id="26"/>
-      <w:r>
-        <w:rPr>
-          <w:rFonts w:ascii="Calibri" w:hAnsi="Calibri" w:cs="Calibri"/>
-          <w:b/>
-          <w:iCs/>
-          <w:lang w:eastAsia="es-MX"/>
-        </w:rPr>
-        <w:t>demanda</w:t>
-      </w:r>
-      <w:commentRangeEnd w:id="26"/>
-      <w:r>
-        <w:rPr>
-          <w:rStyle w:val="Refdecomentario"/>
-        </w:rPr>
-        <w:commentReference w:id="26"/>
+        <w:t>. Ejemplo gestión de la demanda</w:t>
       </w:r>
     </w:p>
     <w:p>
@@ -9861,24 +9978,31 @@
           <w:iCs/>
           <w:lang w:eastAsia="es-MX"/>
         </w:rPr>
-        <w:t xml:space="preserve"> Etiquetado </w:t>
-      </w:r>
-      <w:commentRangeStart w:id="27"/>
-      <w:r>
-        <w:rPr>
-          <w:rFonts w:ascii="Calibri" w:hAnsi="Calibri" w:cs="Calibri"/>
-          <w:b/>
-          <w:i/>
+        <w:t xml:space="preserve"> </w:t>
+      </w:r>
+      <w:r>
+        <w:rPr>
+          <w:rFonts w:ascii="Calibri" w:hAnsi="Calibri" w:cs="Calibri"/>
+          <w:b/>
           <w:iCs/>
           <w:lang w:eastAsia="es-MX"/>
         </w:rPr>
+        <w:t xml:space="preserve">Etiquetado </w:t>
+      </w:r>
+      <w:commentRangeStart w:id="27"/>
+      <w:r>
+        <w:rPr>
+          <w:rFonts w:ascii="Calibri" w:hAnsi="Calibri" w:cs="Calibri"/>
+          <w:b/>
+          <w:iCs/>
+          <w:lang w:eastAsia="es-MX"/>
+        </w:rPr>
         <w:t>energético</w:t>
       </w:r>
       <w:commentRangeEnd w:id="27"/>
       <w:r>
         <w:rPr>
           <w:rStyle w:val="Refdecomentario"/>
-          <w:i/>
         </w:rPr>
         <w:commentReference w:id="27"/>
       </w:r>
@@ -10656,7 +10780,15 @@
           <w:b/>
           <w:bCs/>
         </w:rPr>
-        <w:t>Fórmula Simple (sin valor del dinero en el tiempo):</w:t>
+        <w:t>Fórmula s</w:t>
+      </w:r>
+      <w:r>
+        <w:rPr>
+          <w:rFonts w:ascii="Calibri" w:hAnsi="Calibri" w:cs="Calibri"/>
+          <w:b/>
+          <w:bCs/>
+        </w:rPr>
+        <w:t>imple (sin valor del dinero en el tiempo):</w:t>
       </w:r>
     </w:p>
     <w:p>
@@ -10741,7 +10873,13 @@
         <w:rPr>
           <w:rFonts w:ascii="Calibri" w:hAnsi="Calibri" w:cs="Calibri"/>
         </w:rPr>
-        <w:t>Es el indicador más usado por la gerencia para medir el riesgo a corto plazo.</w:t>
+        <w:t>e</w:t>
+      </w:r>
+      <w:r>
+        <w:rPr>
+          <w:rFonts w:ascii="Calibri" w:hAnsi="Calibri" w:cs="Calibri"/>
+        </w:rPr>
+        <w:t>s el indicador más usado por la gerencia para medir el riesgo a corto plazo.</w:t>
       </w:r>
     </w:p>
     <w:p>
@@ -10862,7 +11000,6 @@
         <w:rPr>
           <w:rFonts w:ascii="Calibri" w:hAnsi="Calibri" w:cs="Calibri"/>
           <w:b/>
-          <w:i/>
           <w:iCs/>
           <w:lang w:eastAsia="es-MX"/>
         </w:rPr>
@@ -10872,7 +11009,6 @@
         <w:rPr>
           <w:rFonts w:ascii="Calibri" w:hAnsi="Calibri" w:cs="Calibri"/>
           <w:b/>
-          <w:i/>
           <w:iCs/>
           <w:lang w:eastAsia="es-MX"/>
         </w:rPr>
@@ -10884,7 +11020,6 @@
         <w:rPr>
           <w:rFonts w:ascii="Calibri" w:hAnsi="Calibri" w:cs="Calibri"/>
           <w:b/>
-          <w:i/>
           <w:iCs/>
           <w:lang w:eastAsia="es-MX"/>
         </w:rPr>
@@ -10894,7 +11029,6 @@
       <w:r>
         <w:rPr>
           <w:rStyle w:val="Refdecomentario"/>
-          <w:i/>
         </w:rPr>
         <w:commentReference w:id="29"/>
       </w:r>
@@ -10914,6 +11048,7 @@
           <w:rFonts w:ascii="Calibri" w:hAnsi="Calibri" w:cs="Calibri"/>
         </w:rPr>
       </w:pPr>
+      <w:commentRangeStart w:id="31"/>
       <w:r>
         <w:rPr>
           <w:rFonts w:ascii="Calibri" w:hAnsi="Calibri" w:cs="Calibri"/>
@@ -10963,6 +11098,13 @@
           </wp:inline>
         </w:drawing>
       </w:r>
+      <w:commentRangeEnd w:id="31"/>
+      <w:r>
+        <w:rPr>
+          <w:rStyle w:val="Refdecomentario"/>
+        </w:rPr>
+        <w:commentReference w:id="31"/>
+      </w:r>
     </w:p>
     <w:p>
       <w:pPr>
@@ -11189,7 +11331,25 @@
         <w:rPr>
           <w:rFonts w:ascii="Calibri" w:hAnsi="Calibri" w:cs="Calibri"/>
         </w:rPr>
-        <w:t xml:space="preserve"> el ahorro energético es un ahorro evitado (no se puede medir directamente), por lo que se debe comparar el consumo después de la intervención con la Línea Base Ajustada (el consumo </w:t>
+        <w:t xml:space="preserve"> el ahorro energético es un ahorro evitado (no se puede medir directamente), por lo que se debe comparar el consumo des</w:t>
+      </w:r>
+      <w:r>
+        <w:rPr>
+          <w:rFonts w:ascii="Calibri" w:hAnsi="Calibri" w:cs="Calibri"/>
+        </w:rPr>
+        <w:t>pués de la intervención con la línea b</w:t>
+      </w:r>
+      <w:r>
+        <w:rPr>
+          <w:rFonts w:ascii="Calibri" w:hAnsi="Calibri" w:cs="Calibri"/>
+        </w:rPr>
+        <w:t>ase a</w:t>
+      </w:r>
+      <w:r>
+        <w:rPr>
+          <w:rFonts w:ascii="Calibri" w:hAnsi="Calibri" w:cs="Calibri"/>
+        </w:rPr>
+        <w:t xml:space="preserve">justada (el consumo </w:t>
       </w:r>
       <w:r>
         <w:rPr>
@@ -11521,7 +11681,20 @@
         <w:rPr>
           <w:rFonts w:ascii="Calibri" w:hAnsi="Calibri" w:cs="Calibri"/>
         </w:rPr>
-        <w:t>e CO2 evitadas), utilizando el factor de e</w:t>
+        <w:t>e CO</w:t>
+      </w:r>
+      <w:r>
+        <w:rPr>
+          <w:rFonts w:ascii="Calibri" w:hAnsi="Calibri" w:cs="Calibri"/>
+          <w:vertAlign w:val="subscript"/>
+        </w:rPr>
+        <w:t>2</w:t>
+      </w:r>
+      <w:r>
+        <w:rPr>
+          <w:rFonts w:ascii="Calibri" w:hAnsi="Calibri" w:cs="Calibri"/>
+        </w:rPr>
+        <w:t xml:space="preserve"> evitadas), utilizando el factor de e</w:t>
       </w:r>
       <w:r>
         <w:rPr>
@@ -11651,21 +11824,43 @@
         <w:rPr>
           <w:rFonts w:ascii="Calibri" w:hAnsi="Calibri" w:cs="Calibri"/>
         </w:rPr>
-        <w:t>Este ahorro económico mensual de $1</w:t>
-      </w:r>
-      <w:proofErr w:type="gramStart"/>
-      <w:r>
-        <w:rPr>
-          <w:rFonts w:ascii="Calibri" w:hAnsi="Calibri" w:cs="Calibri"/>
-        </w:rPr>
-        <w:t>,980,000</w:t>
-      </w:r>
-      <w:proofErr w:type="gramEnd"/>
-      <w:r>
-        <w:rPr>
-          <w:rFonts w:ascii="Calibri" w:hAnsi="Calibri" w:cs="Calibri"/>
-        </w:rPr>
-        <w:t xml:space="preserve"> COP es el Flujo de Caja Anual que se utilizará para calcular los indicadores financieros (PR, VAN, TIR). Por ejemplo, si la inversión total ($CAPEX$) es de $30,000,000 COP, el Periodo de Recuperación (PR) inicial (sin considerar el valor del dinero en el tiempo) sería:</w:t>
+        <w:t>Este</w:t>
+      </w:r>
+      <w:r>
+        <w:rPr>
+          <w:rFonts w:ascii="Calibri" w:hAnsi="Calibri" w:cs="Calibri"/>
+        </w:rPr>
+        <w:t xml:space="preserve"> ahorro económico mensual de 1.980.</w:t>
+      </w:r>
+      <w:r>
+        <w:rPr>
+          <w:rFonts w:ascii="Calibri" w:hAnsi="Calibri" w:cs="Calibri"/>
+        </w:rPr>
+        <w:t>000 COP e</w:t>
+      </w:r>
+      <w:r>
+        <w:rPr>
+          <w:rFonts w:ascii="Calibri" w:hAnsi="Calibri" w:cs="Calibri"/>
+        </w:rPr>
+        <w:t>s el flujo de caja a</w:t>
+      </w:r>
+      <w:r>
+        <w:rPr>
+          <w:rFonts w:ascii="Calibri" w:hAnsi="Calibri" w:cs="Calibri"/>
+        </w:rPr>
+        <w:t>nual que se utilizará para calcular los indicadores financieros (PR, VAN, TIR). Por ejemplo, si la i</w:t>
+      </w:r>
+      <w:r>
+        <w:rPr>
+          <w:rFonts w:ascii="Calibri" w:hAnsi="Calibri" w:cs="Calibri"/>
+        </w:rPr>
+        <w:t>nversión total (CAPEX) es de 30.000.</w:t>
+      </w:r>
+      <w:r>
+        <w:rPr>
+          <w:rFonts w:ascii="Calibri" w:hAnsi="Calibri" w:cs="Calibri"/>
+        </w:rPr>
+        <w:t>000 COP, el Periodo de Recuperación (PR) inicial (sin considerar el valor del dinero en el tiempo) sería:</w:t>
       </w:r>
     </w:p>
     <w:p>
@@ -11718,30 +11913,27 @@
         <w:rPr>
           <w:rFonts w:ascii="Calibri" w:hAnsi="Calibri" w:cs="Calibri"/>
           <w:b/>
-          <w:i/>
           <w:iCs/>
           <w:lang w:eastAsia="es-MX"/>
         </w:rPr>
         <w:t xml:space="preserve">Ejercicio periodo de recuperación parte </w:t>
       </w:r>
-      <w:commentRangeStart w:id="31"/>
-      <w:r>
-        <w:rPr>
-          <w:rFonts w:ascii="Calibri" w:hAnsi="Calibri" w:cs="Calibri"/>
-          <w:b/>
-          <w:i/>
+      <w:commentRangeStart w:id="32"/>
+      <w:r>
+        <w:rPr>
+          <w:rFonts w:ascii="Calibri" w:hAnsi="Calibri" w:cs="Calibri"/>
+          <w:b/>
           <w:iCs/>
           <w:lang w:eastAsia="es-MX"/>
         </w:rPr>
         <w:t>1</w:t>
       </w:r>
-      <w:commentRangeEnd w:id="31"/>
+      <w:commentRangeEnd w:id="32"/>
       <w:r>
         <w:rPr>
           <w:rStyle w:val="Refdecomentario"/>
-          <w:i/>
-        </w:rPr>
-        <w:commentReference w:id="31"/>
+        </w:rPr>
+        <w:commentReference w:id="32"/>
       </w:r>
     </w:p>
     <w:p>
@@ -11833,21 +12025,31 @@
           <w:rFonts w:ascii="Calibri" w:hAnsi="Calibri" w:cs="Calibri"/>
         </w:rPr>
         <w:lastRenderedPageBreak/>
-        <w:t>Retomando el caso práctico: la inversión inicial (CAPEX) es de $30</w:t>
-      </w:r>
-      <w:proofErr w:type="gramStart"/>
-      <w:r>
-        <w:rPr>
-          <w:rFonts w:ascii="Calibri" w:hAnsi="Calibri" w:cs="Calibri"/>
-        </w:rPr>
-        <w:t>,000,000</w:t>
-      </w:r>
-      <w:proofErr w:type="gramEnd"/>
-      <w:r>
-        <w:rPr>
-          <w:rFonts w:ascii="Calibri" w:hAnsi="Calibri" w:cs="Calibri"/>
-        </w:rPr>
-        <w:t xml:space="preserve"> COP y el ahorro económico anual es de $23,760,000 COP ($1,980,000 COP</w:t>
+        <w:t>Retomando el caso práctico: la i</w:t>
+      </w:r>
+      <w:r>
+        <w:rPr>
+          <w:rFonts w:ascii="Calibri" w:hAnsi="Calibri" w:cs="Calibri"/>
+        </w:rPr>
+        <w:t>nversión inicial (CAPEX) es de 30.000.</w:t>
+      </w:r>
+      <w:r>
+        <w:rPr>
+          <w:rFonts w:ascii="Calibri" w:hAnsi="Calibri" w:cs="Calibri"/>
+        </w:rPr>
+        <w:t>000 COP y e</w:t>
+      </w:r>
+      <w:r>
+        <w:rPr>
+          <w:rFonts w:ascii="Calibri" w:hAnsi="Calibri" w:cs="Calibri"/>
+        </w:rPr>
+        <w:t>l ahorro económico anual es de 23.760.000 COP (1.980.</w:t>
+      </w:r>
+      <w:r>
+        <w:rPr>
+          <w:rFonts w:ascii="Calibri" w:hAnsi="Calibri" w:cs="Calibri"/>
+        </w:rPr>
+        <w:t>000 COP</w:t>
       </w:r>
       <w:r>
         <w:rPr>
@@ -12088,30 +12290,27 @@
         <w:rPr>
           <w:rFonts w:ascii="Calibri" w:hAnsi="Calibri" w:cs="Calibri"/>
           <w:b/>
-          <w:i/>
           <w:iCs/>
           <w:lang w:eastAsia="es-MX"/>
         </w:rPr>
         <w:t xml:space="preserve">Ejercicio periodo de recuperación parte </w:t>
       </w:r>
-      <w:commentRangeStart w:id="32"/>
-      <w:r>
-        <w:rPr>
-          <w:rFonts w:ascii="Calibri" w:hAnsi="Calibri" w:cs="Calibri"/>
-          <w:b/>
-          <w:i/>
+      <w:commentRangeStart w:id="33"/>
+      <w:r>
+        <w:rPr>
+          <w:rFonts w:ascii="Calibri" w:hAnsi="Calibri" w:cs="Calibri"/>
+          <w:b/>
           <w:iCs/>
           <w:lang w:eastAsia="es-MX"/>
         </w:rPr>
         <w:t>2</w:t>
       </w:r>
-      <w:commentRangeEnd w:id="32"/>
+      <w:commentRangeEnd w:id="33"/>
       <w:r>
         <w:rPr>
           <w:rStyle w:val="Refdecomentario"/>
-          <w:i/>
-        </w:rPr>
-        <w:commentReference w:id="32"/>
+        </w:rPr>
+        <w:commentReference w:id="33"/>
       </w:r>
     </w:p>
     <w:p>
@@ -12334,30 +12533,35 @@
         <w:rPr>
           <w:rFonts w:ascii="Calibri" w:hAnsi="Calibri" w:cs="Calibri"/>
           <w:b/>
-          <w:i/>
           <w:iCs/>
           <w:lang w:eastAsia="es-MX"/>
         </w:rPr>
         <w:t xml:space="preserve">Ejercicio valor actual </w:t>
       </w:r>
-      <w:commentRangeStart w:id="33"/>
-      <w:r>
-        <w:rPr>
-          <w:rFonts w:ascii="Calibri" w:hAnsi="Calibri" w:cs="Calibri"/>
-          <w:b/>
-          <w:i/>
+      <w:commentRangeStart w:id="34"/>
+      <w:commentRangeStart w:id="35"/>
+      <w:r>
+        <w:rPr>
+          <w:rFonts w:ascii="Calibri" w:hAnsi="Calibri" w:cs="Calibri"/>
+          <w:b/>
           <w:iCs/>
           <w:lang w:eastAsia="es-MX"/>
         </w:rPr>
         <w:t>neto</w:t>
       </w:r>
-      <w:commentRangeEnd w:id="33"/>
+      <w:commentRangeEnd w:id="34"/>
       <w:r>
         <w:rPr>
           <w:rStyle w:val="Refdecomentario"/>
-          <w:i/>
-        </w:rPr>
-        <w:commentReference w:id="33"/>
+        </w:rPr>
+        <w:commentReference w:id="34"/>
+      </w:r>
+      <w:commentRangeEnd w:id="35"/>
+      <w:r>
+        <w:rPr>
+          <w:rStyle w:val="Refdecomentario"/>
+        </w:rPr>
+        <w:commentReference w:id="35"/>
       </w:r>
     </w:p>
     <w:p>
@@ -12537,6 +12741,43 @@
           <w:rFonts w:ascii="Calibri" w:hAnsi="Calibri" w:cs="Calibri"/>
         </w:rPr>
       </w:pPr>
+    </w:p>
+    <w:p>
+      <w:pPr>
+        <w:spacing w:line="360" w:lineRule="auto"/>
+        <w:rPr>
+          <w:rFonts w:ascii="Calibri" w:hAnsi="Calibri" w:cs="Calibri"/>
+        </w:rPr>
+      </w:pPr>
+    </w:p>
+    <w:p>
+      <w:pPr>
+        <w:spacing w:after="200" w:line="360" w:lineRule="auto"/>
+        <w:rPr>
+          <w:rFonts w:ascii="Calibri" w:hAnsi="Calibri" w:cs="Calibri"/>
+          <w:b/>
+          <w:iCs/>
+          <w:lang w:eastAsia="es-MX"/>
+        </w:rPr>
+      </w:pPr>
+      <w:r>
+        <w:rPr>
+          <w:rFonts w:ascii="Calibri" w:hAnsi="Calibri" w:cs="Calibri"/>
+          <w:b/>
+          <w:iCs/>
+          <w:lang w:eastAsia="es-MX"/>
+        </w:rPr>
+        <w:t>Tabla 3. Valor Actual Neto (VAN)</w:t>
+      </w:r>
+    </w:p>
+    <w:p>
+      <w:pPr>
+        <w:spacing w:line="360" w:lineRule="auto"/>
+        <w:rPr>
+          <w:rFonts w:ascii="Calibri" w:hAnsi="Calibri" w:cs="Calibri"/>
+        </w:rPr>
+      </w:pPr>
+      <w:commentRangeStart w:id="36"/>
       <w:r>
         <w:rPr>
           <w:rFonts w:ascii="Calibri" w:hAnsi="Calibri" w:cs="Calibri"/>
@@ -12585,6 +12826,13 @@
           </wp:inline>
         </w:drawing>
       </w:r>
+      <w:commentRangeEnd w:id="36"/>
+      <w:r>
+        <w:rPr>
+          <w:rStyle w:val="Refdecomentario"/>
+        </w:rPr>
+        <w:commentReference w:id="36"/>
+      </w:r>
     </w:p>
     <w:p>
       <w:pPr>
@@ -12625,21 +12873,13 @@
         <w:rPr>
           <w:rFonts w:ascii="Calibri" w:hAnsi="Calibri" w:cs="Calibri"/>
         </w:rPr>
-        <w:t xml:space="preserve"> ($80</w:t>
-      </w:r>
-      <w:proofErr w:type="gramStart"/>
-      <w:r>
-        <w:rPr>
-          <w:rFonts w:ascii="Calibri" w:hAnsi="Calibri" w:cs="Calibri"/>
-        </w:rPr>
-        <w:t>,073,676</w:t>
-      </w:r>
-      <w:proofErr w:type="gramEnd"/>
-      <w:r>
-        <w:rPr>
-          <w:rFonts w:ascii="Calibri" w:hAnsi="Calibri" w:cs="Calibri"/>
-        </w:rPr>
-        <w:t xml:space="preserve">), el proyecto es </w:t>
+        <w:t xml:space="preserve"> (80.073.</w:t>
+      </w:r>
+      <w:r>
+        <w:rPr>
+          <w:rFonts w:ascii="Calibri" w:hAnsi="Calibri" w:cs="Calibri"/>
+        </w:rPr>
+        <w:t xml:space="preserve">676), el proyecto es </w:t>
       </w:r>
       <w:r>
         <w:rPr>
@@ -12755,30 +12995,27 @@
         <w:rPr>
           <w:rFonts w:ascii="Calibri" w:hAnsi="Calibri" w:cs="Calibri"/>
           <w:b/>
-          <w:i/>
           <w:iCs/>
           <w:lang w:eastAsia="es-MX"/>
         </w:rPr>
         <w:t xml:space="preserve">Ejercicio tasa interna de </w:t>
       </w:r>
-      <w:commentRangeStart w:id="34"/>
-      <w:r>
-        <w:rPr>
-          <w:rFonts w:ascii="Calibri" w:hAnsi="Calibri" w:cs="Calibri"/>
-          <w:b/>
-          <w:i/>
+      <w:commentRangeStart w:id="37"/>
+      <w:r>
+        <w:rPr>
+          <w:rFonts w:ascii="Calibri" w:hAnsi="Calibri" w:cs="Calibri"/>
+          <w:b/>
           <w:iCs/>
           <w:lang w:eastAsia="es-MX"/>
         </w:rPr>
         <w:t>retorno</w:t>
       </w:r>
-      <w:commentRangeEnd w:id="34"/>
+      <w:commentRangeEnd w:id="37"/>
       <w:r>
         <w:rPr>
           <w:rStyle w:val="Refdecomentario"/>
-          <w:i/>
-        </w:rPr>
-        <w:commentReference w:id="34"/>
+        </w:rPr>
+        <w:commentReference w:id="37"/>
       </w:r>
     </w:p>
     <w:p>
@@ -12797,6 +13034,7 @@
           <w:rFonts w:ascii="Calibri" w:hAnsi="Calibri" w:cs="Calibri"/>
         </w:rPr>
       </w:pPr>
+      <w:commentRangeStart w:id="38"/>
       <w:r>
         <w:rPr>
           <w:rFonts w:ascii="Calibri" w:hAnsi="Calibri" w:cs="Calibri"/>
@@ -12846,6 +13084,13 @@
           </wp:inline>
         </w:drawing>
       </w:r>
+      <w:commentRangeEnd w:id="38"/>
+      <w:r>
+        <w:rPr>
+          <w:rStyle w:val="Refdecomentario"/>
+        </w:rPr>
+        <w:commentReference w:id="38"/>
+      </w:r>
     </w:p>
     <w:p>
       <w:pPr>
@@ -13019,7 +13264,13 @@
         <w:rPr>
           <w:rFonts w:ascii="Calibri" w:hAnsi="Calibri" w:cs="Calibri"/>
         </w:rPr>
-        <w:t xml:space="preserve"> el ahorro anual de $3,600 </w:t>
+        <w:t xml:space="preserve"> el ahorro anual de 3.</w:t>
+      </w:r>
+      <w:r>
+        <w:rPr>
+          <w:rFonts w:ascii="Calibri" w:hAnsi="Calibri" w:cs="Calibri"/>
+        </w:rPr>
+        <w:t xml:space="preserve">600 </w:t>
       </w:r>
       <w:proofErr w:type="spellStart"/>
       <w:r>
@@ -13051,7 +13302,13 @@
         <w:rPr>
           <w:rFonts w:ascii="Calibri" w:hAnsi="Calibri" w:cs="Calibri"/>
         </w:rPr>
-        <w:t xml:space="preserve">mes x 12  meses = 43,200  </w:t>
+        <w:t>mes x 12  meses = 43.</w:t>
+      </w:r>
+      <w:r>
+        <w:rPr>
+          <w:rFonts w:ascii="Calibri" w:hAnsi="Calibri" w:cs="Calibri"/>
+        </w:rPr>
+        <w:t xml:space="preserve">200  </w:t>
       </w:r>
       <w:proofErr w:type="spellStart"/>
       <w:r>
@@ -13163,7 +13420,7 @@
           <w:rFonts w:ascii="Calibri" w:hAnsi="Calibri" w:cs="Calibri"/>
           <w:bCs/>
         </w:rPr>
-        <w:t>$80 millones de VAN</w:t>
+        <w:t>80 millones de VAN</w:t>
       </w:r>
       <w:r>
         <w:rPr>
@@ -13309,7 +13566,13 @@
         <w:rPr>
           <w:rFonts w:ascii="Calibri" w:hAnsi="Calibri" w:cs="Calibri"/>
         </w:rPr>
-        <w:t xml:space="preserve"> certificar que el ahorro de $3,600 </w:t>
+        <w:t xml:space="preserve"> certificar que el ahorro de 3.</w:t>
+      </w:r>
+      <w:r>
+        <w:rPr>
+          <w:rFonts w:ascii="Calibri" w:hAnsi="Calibri" w:cs="Calibri"/>
+        </w:rPr>
+        <w:t xml:space="preserve">600 </w:t>
       </w:r>
       <w:proofErr w:type="spellStart"/>
       <w:r>
@@ -13368,8 +13631,8 @@
           <w:szCs w:val="20"/>
         </w:rPr>
       </w:pPr>
-      <w:bookmarkStart w:id="35" w:name="_Toc215738868"/>
-      <w:commentRangeStart w:id="36"/>
+      <w:bookmarkStart w:id="39" w:name="_Toc215738868"/>
+      <w:commentRangeStart w:id="40"/>
       <w:r>
         <w:rPr>
           <w:rFonts w:ascii="Calibri" w:hAnsi="Calibri" w:cs="Calibri"/>
@@ -13380,13 +13643,13 @@
         </w:rPr>
         <w:t>SINTESIS</w:t>
       </w:r>
-      <w:bookmarkEnd w:id="35"/>
-      <w:commentRangeEnd w:id="36"/>
+      <w:bookmarkEnd w:id="39"/>
+      <w:commentRangeEnd w:id="40"/>
       <w:r>
         <w:rPr>
           <w:rStyle w:val="Refdecomentario"/>
         </w:rPr>
-        <w:commentReference w:id="36"/>
+        <w:commentReference w:id="40"/>
       </w:r>
     </w:p>
     <w:p>
@@ -13506,7 +13769,7 @@
           <w:szCs w:val="20"/>
         </w:rPr>
       </w:pPr>
-      <w:bookmarkStart w:id="37" w:name="_Toc215738869"/>
+      <w:bookmarkStart w:id="41" w:name="_Toc215738869"/>
       <w:r>
         <w:rPr>
           <w:rFonts w:ascii="Calibri" w:hAnsi="Calibri" w:cs="Calibri"/>
@@ -13528,7 +13791,7 @@
         </w:rPr>
         <w:t>DIDÁCTICAS</w:t>
       </w:r>
-      <w:bookmarkEnd w:id="37"/>
+      <w:bookmarkEnd w:id="41"/>
     </w:p>
     <w:p>
       <w:pPr>
@@ -13549,10 +13812,10 @@
           <w:lang w:eastAsia="es-CO"/>
         </w:rPr>
         <w:drawing>
-          <wp:inline distT="0" distB="0" distL="0" distR="0" wp14:anchorId="57401B22" wp14:editId="7AD4B878">
-            <wp:extent cx="4775445" cy="4750044"/>
-            <wp:effectExtent l="0" t="0" r="6350" b="0"/>
-            <wp:docPr id="3" name="Imagen 3"/>
+          <wp:inline distT="0" distB="0" distL="0" distR="0" wp14:anchorId="1CD07DDE" wp14:editId="55848BC1">
+            <wp:extent cx="4235668" cy="4565885"/>
+            <wp:effectExtent l="0" t="0" r="0" b="6350"/>
+            <wp:docPr id="4" name="Imagen 4"/>
             <wp:cNvGraphicFramePr>
               <a:graphicFrameLocks xmlns:a="http://schemas.openxmlformats.org/drawingml/2006/main" noChangeAspect="1"/>
             </wp:cNvGraphicFramePr>
@@ -13560,7 +13823,7 @@
               <a:graphicData uri="http://schemas.openxmlformats.org/drawingml/2006/picture">
                 <pic:pic xmlns:pic="http://schemas.openxmlformats.org/drawingml/2006/picture">
                   <pic:nvPicPr>
-                    <pic:cNvPr id="3" name="EB0C1D6.tmp"/>
+                    <pic:cNvPr id="4" name="63C1905.tmp"/>
                     <pic:cNvPicPr/>
                   </pic:nvPicPr>
                   <pic:blipFill>
@@ -13578,7 +13841,7 @@
                   <pic:spPr>
                     <a:xfrm>
                       <a:off x="0" y="0"/>
-                      <a:ext cx="4775445" cy="4750044"/>
+                      <a:ext cx="4235668" cy="4565885"/>
                     </a:xfrm>
                     <a:prstGeom prst="rect">
                       <a:avLst/>
@@ -13605,608 +13868,14 @@
     </w:p>
     <w:p>
       <w:pPr>
-        <w:pStyle w:val="Ttulo1"/>
-        <w:numPr>
-          <w:ilvl w:val="0"/>
-          <w:numId w:val="1"/>
-        </w:numPr>
-        <w:spacing w:line="360" w:lineRule="auto"/>
-        <w:rPr>
-          <w:rFonts w:ascii="Calibri" w:hAnsi="Calibri" w:cs="Calibri"/>
-          <w:b/>
-          <w:bCs/>
+        <w:spacing w:line="360" w:lineRule="auto"/>
+        <w:rPr>
+          <w:rFonts w:ascii="Calibri" w:hAnsi="Calibri" w:cs="Calibri"/>
           <w:sz w:val="20"/>
           <w:szCs w:val="20"/>
         </w:rPr>
       </w:pPr>
-      <w:bookmarkStart w:id="38" w:name="_Toc215738870"/>
-      <w:r>
-        <w:rPr>
-          <w:rFonts w:ascii="Calibri" w:hAnsi="Calibri" w:cs="Calibri"/>
-          <w:b/>
-          <w:bCs/>
-          <w:sz w:val="20"/>
-          <w:szCs w:val="20"/>
-        </w:rPr>
-        <w:t>MATERIAL COMPLEMENTARIO</w:t>
-      </w:r>
-      <w:bookmarkEnd w:id="38"/>
-    </w:p>
-    <w:p>
-      <w:pPr>
-        <w:pStyle w:val="Normal0"/>
-        <w:pBdr>
-          <w:top w:val="nil"/>
-          <w:left w:val="nil"/>
-          <w:bottom w:val="nil"/>
-          <w:right w:val="nil"/>
-          <w:between w:val="nil"/>
-        </w:pBdr>
-        <w:spacing w:line="360" w:lineRule="auto"/>
-        <w:rPr>
-          <w:rFonts w:ascii="Calibri" w:hAnsi="Calibri" w:cs="Calibri"/>
-          <w:b/>
-          <w:color w:val="000000"/>
-          <w:sz w:val="20"/>
-          <w:szCs w:val="20"/>
-        </w:rPr>
-      </w:pPr>
-    </w:p>
-    <w:tbl>
-      <w:tblPr>
-        <w:tblStyle w:val="4"/>
-        <w:tblpPr w:leftFromText="141" w:rightFromText="141" w:vertAnchor="text" w:horzAnchor="margin" w:tblpY="68"/>
-        <w:tblW w:w="10072" w:type="dxa"/>
-        <w:tblInd w:w="0" w:type="dxa"/>
-        <w:tblBorders>
-          <w:top w:val="single" w:sz="4" w:space="0" w:color="000000"/>
-          <w:left w:val="single" w:sz="4" w:space="0" w:color="000000"/>
-          <w:bottom w:val="single" w:sz="4" w:space="0" w:color="000000"/>
-          <w:right w:val="single" w:sz="4" w:space="0" w:color="000000"/>
-          <w:insideH w:val="single" w:sz="4" w:space="0" w:color="000000"/>
-          <w:insideV w:val="single" w:sz="4" w:space="0" w:color="000000"/>
-        </w:tblBorders>
-        <w:tblLayout w:type="fixed"/>
-        <w:tblLook w:val="0400" w:firstRow="0" w:lastRow="0" w:firstColumn="0" w:lastColumn="0" w:noHBand="0" w:noVBand="1"/>
-      </w:tblPr>
-      <w:tblGrid>
-        <w:gridCol w:w="2517"/>
-        <w:gridCol w:w="2517"/>
-        <w:gridCol w:w="2519"/>
-        <w:gridCol w:w="2519"/>
-      </w:tblGrid>
-      <w:tr>
-        <w:trPr>
-          <w:trHeight w:val="658"/>
-        </w:trPr>
-        <w:tc>
-          <w:tcPr>
-            <w:tcW w:w="2517" w:type="dxa"/>
-            <w:shd w:val="clear" w:color="auto" w:fill="F9CB9C"/>
-            <w:tcMar>
-              <w:top w:w="100" w:type="dxa"/>
-              <w:left w:w="100" w:type="dxa"/>
-              <w:bottom w:w="100" w:type="dxa"/>
-              <w:right w:w="100" w:type="dxa"/>
-            </w:tcMar>
-            <w:vAlign w:val="center"/>
-          </w:tcPr>
-          <w:p>
-            <w:pPr>
-              <w:pStyle w:val="Normal0"/>
-              <w:spacing w:line="360" w:lineRule="auto"/>
-              <w:rPr>
-                <w:rFonts w:ascii="Calibri" w:hAnsi="Calibri" w:cs="Calibri"/>
-                <w:sz w:val="20"/>
-                <w:szCs w:val="20"/>
-              </w:rPr>
-            </w:pPr>
-            <w:r>
-              <w:rPr>
-                <w:rFonts w:ascii="Calibri" w:hAnsi="Calibri" w:cs="Calibri"/>
-                <w:sz w:val="20"/>
-                <w:szCs w:val="20"/>
-              </w:rPr>
-              <w:t>Tema</w:t>
-            </w:r>
-          </w:p>
-        </w:tc>
-        <w:tc>
-          <w:tcPr>
-            <w:tcW w:w="2517" w:type="dxa"/>
-            <w:shd w:val="clear" w:color="auto" w:fill="F9CB9C"/>
-            <w:tcMar>
-              <w:top w:w="100" w:type="dxa"/>
-              <w:left w:w="100" w:type="dxa"/>
-              <w:bottom w:w="100" w:type="dxa"/>
-              <w:right w:w="100" w:type="dxa"/>
-            </w:tcMar>
-            <w:vAlign w:val="center"/>
-          </w:tcPr>
-          <w:p>
-            <w:pPr>
-              <w:pStyle w:val="Normal0"/>
-              <w:spacing w:line="360" w:lineRule="auto"/>
-              <w:rPr>
-                <w:rFonts w:ascii="Calibri" w:hAnsi="Calibri" w:cs="Calibri"/>
-                <w:color w:val="000000"/>
-                <w:sz w:val="20"/>
-                <w:szCs w:val="20"/>
-              </w:rPr>
-            </w:pPr>
-            <w:r>
-              <w:rPr>
-                <w:rFonts w:ascii="Calibri" w:hAnsi="Calibri" w:cs="Calibri"/>
-                <w:sz w:val="20"/>
-                <w:szCs w:val="20"/>
-              </w:rPr>
-              <w:t>Referencia APA del Material</w:t>
-            </w:r>
-          </w:p>
-        </w:tc>
-        <w:tc>
-          <w:tcPr>
-            <w:tcW w:w="2519" w:type="dxa"/>
-            <w:shd w:val="clear" w:color="auto" w:fill="F9CB9C"/>
-            <w:tcMar>
-              <w:top w:w="100" w:type="dxa"/>
-              <w:left w:w="100" w:type="dxa"/>
-              <w:bottom w:w="100" w:type="dxa"/>
-              <w:right w:w="100" w:type="dxa"/>
-            </w:tcMar>
-            <w:vAlign w:val="center"/>
-          </w:tcPr>
-          <w:p>
-            <w:pPr>
-              <w:pStyle w:val="Normal0"/>
-              <w:spacing w:line="360" w:lineRule="auto"/>
-              <w:rPr>
-                <w:rFonts w:ascii="Calibri" w:hAnsi="Calibri" w:cs="Calibri"/>
-                <w:sz w:val="20"/>
-                <w:szCs w:val="20"/>
-              </w:rPr>
-            </w:pPr>
-            <w:r>
-              <w:rPr>
-                <w:rFonts w:ascii="Calibri" w:hAnsi="Calibri" w:cs="Calibri"/>
-                <w:sz w:val="20"/>
-                <w:szCs w:val="20"/>
-              </w:rPr>
-              <w:t>Tipo de material</w:t>
-            </w:r>
-          </w:p>
-          <w:p>
-            <w:pPr>
-              <w:pStyle w:val="Normal0"/>
-              <w:spacing w:line="360" w:lineRule="auto"/>
-              <w:rPr>
-                <w:rFonts w:ascii="Calibri" w:hAnsi="Calibri" w:cs="Calibri"/>
-                <w:color w:val="000000"/>
-                <w:sz w:val="20"/>
-                <w:szCs w:val="20"/>
-              </w:rPr>
-            </w:pPr>
-            <w:r>
-              <w:rPr>
-                <w:rFonts w:ascii="Calibri" w:hAnsi="Calibri" w:cs="Calibri"/>
-                <w:sz w:val="20"/>
-                <w:szCs w:val="20"/>
-              </w:rPr>
-              <w:t>(Video, capítulo de libro, artículo, otro)</w:t>
-            </w:r>
-          </w:p>
-        </w:tc>
-        <w:tc>
-          <w:tcPr>
-            <w:tcW w:w="2519" w:type="dxa"/>
-            <w:shd w:val="clear" w:color="auto" w:fill="F9CB9C"/>
-            <w:tcMar>
-              <w:top w:w="100" w:type="dxa"/>
-              <w:left w:w="100" w:type="dxa"/>
-              <w:bottom w:w="100" w:type="dxa"/>
-              <w:right w:w="100" w:type="dxa"/>
-            </w:tcMar>
-            <w:vAlign w:val="center"/>
-          </w:tcPr>
-          <w:p>
-            <w:pPr>
-              <w:pStyle w:val="Normal0"/>
-              <w:spacing w:line="360" w:lineRule="auto"/>
-              <w:rPr>
-                <w:rFonts w:ascii="Calibri" w:hAnsi="Calibri" w:cs="Calibri"/>
-                <w:sz w:val="20"/>
-                <w:szCs w:val="20"/>
-              </w:rPr>
-            </w:pPr>
-            <w:r>
-              <w:rPr>
-                <w:rFonts w:ascii="Calibri" w:hAnsi="Calibri" w:cs="Calibri"/>
-                <w:sz w:val="20"/>
-                <w:szCs w:val="20"/>
-              </w:rPr>
-              <w:t>Enlace del Recurso o</w:t>
-            </w:r>
-          </w:p>
-          <w:p>
-            <w:pPr>
-              <w:pStyle w:val="Normal0"/>
-              <w:spacing w:line="360" w:lineRule="auto"/>
-              <w:rPr>
-                <w:rFonts w:ascii="Calibri" w:hAnsi="Calibri" w:cs="Calibri"/>
-                <w:color w:val="000000"/>
-                <w:sz w:val="20"/>
-                <w:szCs w:val="20"/>
-              </w:rPr>
-            </w:pPr>
-            <w:r>
-              <w:rPr>
-                <w:rFonts w:ascii="Calibri" w:hAnsi="Calibri" w:cs="Calibri"/>
-                <w:sz w:val="20"/>
-                <w:szCs w:val="20"/>
-              </w:rPr>
-              <w:t>Archivo del documento o material</w:t>
-            </w:r>
-          </w:p>
-        </w:tc>
-      </w:tr>
-      <w:tr>
-        <w:trPr>
-          <w:trHeight w:val="385"/>
-        </w:trPr>
-        <w:tc>
-          <w:tcPr>
-            <w:tcW w:w="2517" w:type="dxa"/>
-            <w:tcMar>
-              <w:top w:w="100" w:type="dxa"/>
-              <w:left w:w="100" w:type="dxa"/>
-              <w:bottom w:w="100" w:type="dxa"/>
-              <w:right w:w="100" w:type="dxa"/>
-            </w:tcMar>
-          </w:tcPr>
-          <w:p>
-            <w:pPr>
-              <w:pStyle w:val="Ttulo2"/>
-              <w:spacing w:line="360" w:lineRule="auto"/>
-              <w:outlineLvl w:val="1"/>
-              <w:rPr>
-                <w:rFonts w:ascii="Calibri" w:hAnsi="Calibri" w:cs="Calibri"/>
-                <w:b w:val="0"/>
-                <w:sz w:val="22"/>
-                <w:szCs w:val="22"/>
-              </w:rPr>
-            </w:pPr>
-            <w:r>
-              <w:rPr>
-                <w:rFonts w:ascii="Calibri" w:hAnsi="Calibri" w:cs="Calibri"/>
-                <w:b w:val="0"/>
-                <w:sz w:val="22"/>
-                <w:szCs w:val="22"/>
-              </w:rPr>
-              <w:t>Fundamentos de la auditoría y g</w:t>
-            </w:r>
-            <w:r>
-              <w:rPr>
-                <w:rFonts w:ascii="Calibri" w:hAnsi="Calibri" w:cs="Calibri"/>
-                <w:b w:val="0"/>
-                <w:sz w:val="22"/>
-                <w:szCs w:val="22"/>
-              </w:rPr>
-              <w:t>estión</w:t>
-            </w:r>
-          </w:p>
-          <w:p>
-            <w:pPr>
-              <w:spacing w:line="360" w:lineRule="auto"/>
-              <w:rPr>
-                <w:rFonts w:ascii="Calibri" w:hAnsi="Calibri" w:cs="Calibri"/>
-                <w:b w:val="0"/>
-                <w:sz w:val="22"/>
-                <w:szCs w:val="22"/>
-              </w:rPr>
-            </w:pPr>
-          </w:p>
-        </w:tc>
-        <w:tc>
-          <w:tcPr>
-            <w:tcW w:w="2517" w:type="dxa"/>
-            <w:tcMar>
-              <w:top w:w="100" w:type="dxa"/>
-              <w:left w:w="100" w:type="dxa"/>
-              <w:bottom w:w="100" w:type="dxa"/>
-              <w:right w:w="100" w:type="dxa"/>
-            </w:tcMar>
-            <w:vAlign w:val="center"/>
-          </w:tcPr>
-          <w:p>
-            <w:pPr>
-              <w:pStyle w:val="Normal0"/>
-              <w:spacing w:line="360" w:lineRule="auto"/>
-              <w:rPr>
-                <w:rFonts w:ascii="Calibri" w:hAnsi="Calibri" w:cs="Calibri"/>
-                <w:b w:val="0"/>
-                <w:sz w:val="20"/>
-                <w:szCs w:val="20"/>
-              </w:rPr>
-            </w:pPr>
-            <w:proofErr w:type="spellStart"/>
-            <w:r>
-              <w:rPr>
-                <w:rFonts w:ascii="Calibri" w:hAnsi="Calibri" w:cs="Calibri"/>
-                <w:b w:val="0"/>
-                <w:sz w:val="20"/>
-                <w:szCs w:val="20"/>
-              </w:rPr>
-              <w:lastRenderedPageBreak/>
-              <w:t>Fornieles</w:t>
-            </w:r>
-            <w:proofErr w:type="spellEnd"/>
-            <w:r>
-              <w:rPr>
-                <w:rFonts w:ascii="Calibri" w:hAnsi="Calibri" w:cs="Calibri"/>
-                <w:b w:val="0"/>
-                <w:sz w:val="20"/>
-                <w:szCs w:val="20"/>
-              </w:rPr>
-              <w:t xml:space="preserve">, F. (2016). Estrategia del </w:t>
-            </w:r>
-            <w:proofErr w:type="spellStart"/>
-            <w:r>
-              <w:rPr>
-                <w:rFonts w:ascii="Calibri" w:hAnsi="Calibri" w:cs="Calibri"/>
-                <w:b w:val="0"/>
-                <w:sz w:val="20"/>
-                <w:szCs w:val="20"/>
-              </w:rPr>
-              <w:t>puzzle</w:t>
-            </w:r>
-            <w:proofErr w:type="spellEnd"/>
-            <w:r>
-              <w:rPr>
-                <w:rFonts w:ascii="Calibri" w:hAnsi="Calibri" w:cs="Calibri"/>
-                <w:b w:val="0"/>
-                <w:sz w:val="20"/>
-                <w:szCs w:val="20"/>
-              </w:rPr>
-              <w:t xml:space="preserve"> para auditorías energéticas. </w:t>
-            </w:r>
-          </w:p>
-        </w:tc>
-        <w:tc>
-          <w:tcPr>
-            <w:tcW w:w="2519" w:type="dxa"/>
-            <w:tcMar>
-              <w:top w:w="100" w:type="dxa"/>
-              <w:left w:w="100" w:type="dxa"/>
-              <w:bottom w:w="100" w:type="dxa"/>
-              <w:right w:w="100" w:type="dxa"/>
-            </w:tcMar>
-            <w:vAlign w:val="center"/>
-          </w:tcPr>
-          <w:p>
-            <w:pPr>
-              <w:pStyle w:val="Normal0"/>
-              <w:spacing w:line="360" w:lineRule="auto"/>
-              <w:rPr>
-                <w:rFonts w:ascii="Calibri" w:hAnsi="Calibri" w:cs="Calibri"/>
-                <w:b w:val="0"/>
-                <w:sz w:val="20"/>
-                <w:szCs w:val="20"/>
-              </w:rPr>
-            </w:pPr>
-            <w:r>
-              <w:rPr>
-                <w:rFonts w:ascii="Calibri" w:hAnsi="Calibri" w:cs="Calibri"/>
-                <w:b w:val="0"/>
-                <w:sz w:val="20"/>
-                <w:szCs w:val="20"/>
-              </w:rPr>
-              <w:t>Video</w:t>
-            </w:r>
-          </w:p>
-        </w:tc>
-        <w:tc>
-          <w:tcPr>
-            <w:tcW w:w="2519" w:type="dxa"/>
-            <w:tcMar>
-              <w:top w:w="100" w:type="dxa"/>
-              <w:left w:w="100" w:type="dxa"/>
-              <w:bottom w:w="100" w:type="dxa"/>
-              <w:right w:w="100" w:type="dxa"/>
-            </w:tcMar>
-            <w:vAlign w:val="center"/>
-          </w:tcPr>
-          <w:p>
-            <w:pPr>
-              <w:pStyle w:val="Normal0"/>
-              <w:spacing w:line="360" w:lineRule="auto"/>
-              <w:rPr>
-                <w:rFonts w:ascii="Calibri" w:hAnsi="Calibri" w:cs="Calibri"/>
-                <w:b w:val="0"/>
-                <w:sz w:val="20"/>
-                <w:szCs w:val="20"/>
-              </w:rPr>
-            </w:pPr>
-            <w:hyperlink r:id="rId38" w:history="1">
-              <w:r>
-                <w:rPr>
-                  <w:rStyle w:val="Hipervnculo"/>
-                  <w:rFonts w:ascii="Calibri" w:hAnsi="Calibri" w:cs="Calibri"/>
-                </w:rPr>
-                <w:t>https://www.youtube.com/watch?v=jGzD42pFr-c</w:t>
-              </w:r>
-            </w:hyperlink>
-            <w:r>
-              <w:rPr>
-                <w:rFonts w:ascii="Calibri" w:hAnsi="Calibri" w:cs="Calibri"/>
-              </w:rPr>
-              <w:t xml:space="preserve"> </w:t>
-            </w:r>
-          </w:p>
-        </w:tc>
-      </w:tr>
-      <w:tr>
-        <w:trPr>
-          <w:trHeight w:val="385"/>
-        </w:trPr>
-        <w:tc>
-          <w:tcPr>
-            <w:tcW w:w="2517" w:type="dxa"/>
-            <w:tcMar>
-              <w:top w:w="100" w:type="dxa"/>
-              <w:left w:w="100" w:type="dxa"/>
-              <w:bottom w:w="100" w:type="dxa"/>
-              <w:right w:w="100" w:type="dxa"/>
-            </w:tcMar>
-            <w:vAlign w:val="center"/>
-          </w:tcPr>
-          <w:p>
-            <w:pPr>
-              <w:spacing w:line="360" w:lineRule="auto"/>
-              <w:rPr>
-                <w:rFonts w:ascii="Calibri" w:hAnsi="Calibri" w:cs="Calibri"/>
-                <w:b w:val="0"/>
-                <w:sz w:val="22"/>
-                <w:szCs w:val="22"/>
-              </w:rPr>
-            </w:pPr>
-            <w:r>
-              <w:rPr>
-                <w:rFonts w:ascii="Calibri" w:hAnsi="Calibri" w:cs="Calibri"/>
-                <w:b w:val="0"/>
-                <w:sz w:val="22"/>
-                <w:szCs w:val="22"/>
-              </w:rPr>
-              <w:t>Estrategias de intervención por uso final</w:t>
-            </w:r>
-          </w:p>
-        </w:tc>
-        <w:tc>
-          <w:tcPr>
-            <w:tcW w:w="2517" w:type="dxa"/>
-            <w:tcMar>
-              <w:top w:w="100" w:type="dxa"/>
-              <w:left w:w="100" w:type="dxa"/>
-              <w:bottom w:w="100" w:type="dxa"/>
-              <w:right w:w="100" w:type="dxa"/>
-            </w:tcMar>
-            <w:vAlign w:val="center"/>
-          </w:tcPr>
-          <w:p>
-            <w:pPr>
-              <w:pStyle w:val="Normal0"/>
-              <w:spacing w:line="360" w:lineRule="auto"/>
-              <w:rPr>
-                <w:rFonts w:ascii="Calibri" w:hAnsi="Calibri" w:cs="Calibri"/>
-                <w:b w:val="0"/>
-                <w:sz w:val="20"/>
-                <w:szCs w:val="20"/>
-              </w:rPr>
-            </w:pPr>
-            <w:proofErr w:type="spellStart"/>
-            <w:r>
-              <w:rPr>
-                <w:rFonts w:ascii="Calibri" w:hAnsi="Calibri" w:cs="Calibri"/>
-                <w:b w:val="0"/>
-                <w:sz w:val="20"/>
-                <w:szCs w:val="20"/>
-              </w:rPr>
-              <w:t>Rubiato</w:t>
-            </w:r>
-            <w:proofErr w:type="spellEnd"/>
-            <w:r>
-              <w:rPr>
-                <w:rFonts w:ascii="Calibri" w:hAnsi="Calibri" w:cs="Calibri"/>
-                <w:b w:val="0"/>
-                <w:sz w:val="20"/>
-                <w:szCs w:val="20"/>
-              </w:rPr>
-              <w:t>, D. (2017). VAN y TIR.</w:t>
-            </w:r>
-          </w:p>
-        </w:tc>
-        <w:tc>
-          <w:tcPr>
-            <w:tcW w:w="2519" w:type="dxa"/>
-            <w:tcMar>
-              <w:top w:w="100" w:type="dxa"/>
-              <w:left w:w="100" w:type="dxa"/>
-              <w:bottom w:w="100" w:type="dxa"/>
-              <w:right w:w="100" w:type="dxa"/>
-            </w:tcMar>
-            <w:vAlign w:val="center"/>
-          </w:tcPr>
-          <w:p>
-            <w:pPr>
-              <w:pStyle w:val="Normal0"/>
-              <w:spacing w:line="360" w:lineRule="auto"/>
-              <w:rPr>
-                <w:rFonts w:ascii="Calibri" w:hAnsi="Calibri" w:cs="Calibri"/>
-                <w:b w:val="0"/>
-                <w:sz w:val="20"/>
-                <w:szCs w:val="20"/>
-              </w:rPr>
-            </w:pPr>
-            <w:r>
-              <w:rPr>
-                <w:rFonts w:ascii="Calibri" w:hAnsi="Calibri" w:cs="Calibri"/>
-                <w:b w:val="0"/>
-                <w:sz w:val="20"/>
-                <w:szCs w:val="20"/>
-              </w:rPr>
-              <w:t>Video</w:t>
-            </w:r>
-          </w:p>
-        </w:tc>
-        <w:tc>
-          <w:tcPr>
-            <w:tcW w:w="2519" w:type="dxa"/>
-            <w:tcMar>
-              <w:top w:w="100" w:type="dxa"/>
-              <w:left w:w="100" w:type="dxa"/>
-              <w:bottom w:w="100" w:type="dxa"/>
-              <w:right w:w="100" w:type="dxa"/>
-            </w:tcMar>
-            <w:vAlign w:val="center"/>
-          </w:tcPr>
-          <w:p>
-            <w:pPr>
-              <w:pStyle w:val="Normal0"/>
-              <w:spacing w:line="360" w:lineRule="auto"/>
-              <w:rPr>
-                <w:rFonts w:ascii="Calibri" w:hAnsi="Calibri" w:cs="Calibri"/>
-                <w:b w:val="0"/>
-                <w:bCs/>
-              </w:rPr>
-            </w:pPr>
-            <w:hyperlink r:id="rId39" w:history="1">
-              <w:r>
-                <w:rPr>
-                  <w:rStyle w:val="Hipervnculo"/>
-                  <w:rFonts w:ascii="Calibri" w:hAnsi="Calibri" w:cs="Calibri"/>
-                </w:rPr>
-                <w:t>https://www.youtube.com/watch?v=CHBwf0Vvvp4</w:t>
-              </w:r>
-            </w:hyperlink>
-            <w:r>
-              <w:rPr>
-                <w:rFonts w:ascii="Calibri" w:hAnsi="Calibri" w:cs="Calibri"/>
-              </w:rPr>
-              <w:t xml:space="preserve"> </w:t>
-            </w:r>
-          </w:p>
-        </w:tc>
-      </w:tr>
-    </w:tbl>
-    <w:p>
-      <w:pPr>
-        <w:spacing w:line="360" w:lineRule="auto"/>
-        <w:rPr>
-          <w:rFonts w:ascii="Calibri" w:hAnsi="Calibri" w:cs="Calibri"/>
-          <w:sz w:val="20"/>
-          <w:szCs w:val="20"/>
-        </w:rPr>
-      </w:pPr>
-      <w:bookmarkStart w:id="39" w:name="_Toc215738871"/>
+      <w:bookmarkStart w:id="42" w:name="_Toc215738871"/>
     </w:p>
     <w:p>
       <w:pPr>
@@ -14232,7 +13901,7 @@
         </w:rPr>
         <w:t>GLOSARIO</w:t>
       </w:r>
-      <w:bookmarkEnd w:id="39"/>
+      <w:bookmarkEnd w:id="42"/>
       <w:r>
         <w:rPr>
           <w:rFonts w:ascii="Calibri" w:hAnsi="Calibri" w:cs="Calibri"/>
@@ -14277,7 +13946,7 @@
         <w:tc>
           <w:tcPr>
             <w:tcW w:w="2122" w:type="dxa"/>
-            <w:shd w:val="clear" w:color="auto" w:fill="F9CB9C"/>
+            <w:shd w:val="clear" w:color="auto" w:fill="000000" w:themeFill="text1"/>
             <w:tcMar>
               <w:top w:w="100" w:type="dxa"/>
               <w:left w:w="100" w:type="dxa"/>
@@ -14306,7 +13975,7 @@
         <w:tc>
           <w:tcPr>
             <w:tcW w:w="7840" w:type="dxa"/>
-            <w:shd w:val="clear" w:color="auto" w:fill="F9CB9C"/>
+            <w:shd w:val="clear" w:color="auto" w:fill="000000" w:themeFill="text1"/>
             <w:tcMar>
               <w:top w:w="100" w:type="dxa"/>
               <w:left w:w="100" w:type="dxa"/>
@@ -14341,7 +14010,7 @@
         <w:tc>
           <w:tcPr>
             <w:tcW w:w="2122" w:type="dxa"/>
-            <w:shd w:val="clear" w:color="auto" w:fill="D3E7F1"/>
+            <w:shd w:val="clear" w:color="auto" w:fill="auto"/>
             <w:tcMar>
               <w:top w:w="100" w:type="dxa"/>
               <w:left w:w="100" w:type="dxa"/>
@@ -14373,7 +14042,7 @@
         <w:tc>
           <w:tcPr>
             <w:tcW w:w="7840" w:type="dxa"/>
-            <w:shd w:val="clear" w:color="auto" w:fill="D3E7F1"/>
+            <w:shd w:val="clear" w:color="auto" w:fill="auto"/>
             <w:tcMar>
               <w:top w:w="100" w:type="dxa"/>
               <w:left w:w="100" w:type="dxa"/>
@@ -14418,7 +14087,7 @@
         <w:tc>
           <w:tcPr>
             <w:tcW w:w="2122" w:type="dxa"/>
-            <w:shd w:val="clear" w:color="auto" w:fill="D3E7F1"/>
+            <w:shd w:val="clear" w:color="auto" w:fill="auto"/>
             <w:tcMar>
               <w:top w:w="100" w:type="dxa"/>
               <w:left w:w="100" w:type="dxa"/>
@@ -14450,7 +14119,7 @@
         <w:tc>
           <w:tcPr>
             <w:tcW w:w="7840" w:type="dxa"/>
-            <w:shd w:val="clear" w:color="auto" w:fill="D3E7F1"/>
+            <w:shd w:val="clear" w:color="auto" w:fill="auto"/>
             <w:tcMar>
               <w:top w:w="100" w:type="dxa"/>
               <w:left w:w="100" w:type="dxa"/>
@@ -14495,7 +14164,7 @@
         <w:tc>
           <w:tcPr>
             <w:tcW w:w="2122" w:type="dxa"/>
-            <w:shd w:val="clear" w:color="auto" w:fill="D3E7F1"/>
+            <w:shd w:val="clear" w:color="auto" w:fill="auto"/>
             <w:tcMar>
               <w:top w:w="100" w:type="dxa"/>
               <w:left w:w="100" w:type="dxa"/>
@@ -14527,7 +14196,7 @@
         <w:tc>
           <w:tcPr>
             <w:tcW w:w="7840" w:type="dxa"/>
-            <w:shd w:val="clear" w:color="auto" w:fill="D3E7F1"/>
+            <w:shd w:val="clear" w:color="auto" w:fill="auto"/>
             <w:tcMar>
               <w:top w:w="100" w:type="dxa"/>
               <w:left w:w="100" w:type="dxa"/>
@@ -14572,7 +14241,7 @@
         <w:tc>
           <w:tcPr>
             <w:tcW w:w="2122" w:type="dxa"/>
-            <w:shd w:val="clear" w:color="auto" w:fill="D3E7F1"/>
+            <w:shd w:val="clear" w:color="auto" w:fill="auto"/>
             <w:tcMar>
               <w:top w:w="100" w:type="dxa"/>
               <w:left w:w="100" w:type="dxa"/>
@@ -14597,6 +14266,7 @@
                 <w:sz w:val="20"/>
                 <w:szCs w:val="20"/>
               </w:rPr>
+              <w:lastRenderedPageBreak/>
               <w:t>Gestión de la demanda:</w:t>
             </w:r>
           </w:p>
@@ -14604,7 +14274,7 @@
         <w:tc>
           <w:tcPr>
             <w:tcW w:w="7840" w:type="dxa"/>
-            <w:shd w:val="clear" w:color="auto" w:fill="D3E7F1"/>
+            <w:shd w:val="clear" w:color="auto" w:fill="auto"/>
             <w:tcMar>
               <w:top w:w="100" w:type="dxa"/>
               <w:left w:w="100" w:type="dxa"/>
@@ -14649,7 +14319,7 @@
         <w:tc>
           <w:tcPr>
             <w:tcW w:w="2122" w:type="dxa"/>
-            <w:shd w:val="clear" w:color="auto" w:fill="D3E7F1"/>
+            <w:shd w:val="clear" w:color="auto" w:fill="auto"/>
             <w:tcMar>
               <w:top w:w="100" w:type="dxa"/>
               <w:left w:w="100" w:type="dxa"/>
@@ -14681,7 +14351,7 @@
         <w:tc>
           <w:tcPr>
             <w:tcW w:w="7840" w:type="dxa"/>
-            <w:shd w:val="clear" w:color="auto" w:fill="D3E7F1"/>
+            <w:shd w:val="clear" w:color="auto" w:fill="auto"/>
             <w:tcMar>
               <w:top w:w="100" w:type="dxa"/>
               <w:left w:w="100" w:type="dxa"/>
@@ -14726,7 +14396,7 @@
         <w:tc>
           <w:tcPr>
             <w:tcW w:w="2122" w:type="dxa"/>
-            <w:shd w:val="clear" w:color="auto" w:fill="D3E7F1"/>
+            <w:shd w:val="clear" w:color="auto" w:fill="auto"/>
             <w:tcMar>
               <w:top w:w="100" w:type="dxa"/>
               <w:left w:w="100" w:type="dxa"/>
@@ -14758,7 +14428,7 @@
         <w:tc>
           <w:tcPr>
             <w:tcW w:w="7840" w:type="dxa"/>
-            <w:shd w:val="clear" w:color="auto" w:fill="D3E7F1"/>
+            <w:shd w:val="clear" w:color="auto" w:fill="auto"/>
             <w:tcMar>
               <w:top w:w="100" w:type="dxa"/>
               <w:left w:w="100" w:type="dxa"/>
@@ -14803,7 +14473,7 @@
         <w:tc>
           <w:tcPr>
             <w:tcW w:w="2122" w:type="dxa"/>
-            <w:shd w:val="clear" w:color="auto" w:fill="D3E7F1"/>
+            <w:shd w:val="clear" w:color="auto" w:fill="auto"/>
             <w:tcMar>
               <w:top w:w="100" w:type="dxa"/>
               <w:left w:w="100" w:type="dxa"/>
@@ -14835,7 +14505,7 @@
         <w:tc>
           <w:tcPr>
             <w:tcW w:w="7840" w:type="dxa"/>
-            <w:shd w:val="clear" w:color="auto" w:fill="D3E7F1"/>
+            <w:shd w:val="clear" w:color="auto" w:fill="auto"/>
             <w:tcMar>
               <w:top w:w="100" w:type="dxa"/>
               <w:left w:w="100" w:type="dxa"/>
@@ -14880,7 +14550,7 @@
         <w:tc>
           <w:tcPr>
             <w:tcW w:w="2122" w:type="dxa"/>
-            <w:shd w:val="clear" w:color="auto" w:fill="D3E7F1"/>
+            <w:shd w:val="clear" w:color="auto" w:fill="auto"/>
             <w:tcMar>
               <w:top w:w="100" w:type="dxa"/>
               <w:left w:w="100" w:type="dxa"/>
@@ -14912,7 +14582,7 @@
         <w:tc>
           <w:tcPr>
             <w:tcW w:w="7840" w:type="dxa"/>
-            <w:shd w:val="clear" w:color="auto" w:fill="D3E7F1"/>
+            <w:shd w:val="clear" w:color="auto" w:fill="auto"/>
             <w:tcMar>
               <w:top w:w="100" w:type="dxa"/>
               <w:left w:w="100" w:type="dxa"/>
@@ -14957,7 +14627,7 @@
         <w:tc>
           <w:tcPr>
             <w:tcW w:w="2122" w:type="dxa"/>
-            <w:shd w:val="clear" w:color="auto" w:fill="D3E7F1"/>
+            <w:shd w:val="clear" w:color="auto" w:fill="auto"/>
             <w:tcMar>
               <w:top w:w="100" w:type="dxa"/>
               <w:left w:w="100" w:type="dxa"/>
@@ -14989,7 +14659,7 @@
         <w:tc>
           <w:tcPr>
             <w:tcW w:w="7840" w:type="dxa"/>
-            <w:shd w:val="clear" w:color="auto" w:fill="D3E7F1"/>
+            <w:shd w:val="clear" w:color="auto" w:fill="auto"/>
             <w:tcMar>
               <w:top w:w="100" w:type="dxa"/>
               <w:left w:w="100" w:type="dxa"/>
@@ -15034,7 +14704,7 @@
         <w:tc>
           <w:tcPr>
             <w:tcW w:w="2122" w:type="dxa"/>
-            <w:shd w:val="clear" w:color="auto" w:fill="D3E7F1"/>
+            <w:shd w:val="clear" w:color="auto" w:fill="auto"/>
             <w:tcMar>
               <w:top w:w="100" w:type="dxa"/>
               <w:left w:w="100" w:type="dxa"/>
@@ -15066,7 +14736,7 @@
         <w:tc>
           <w:tcPr>
             <w:tcW w:w="7840" w:type="dxa"/>
-            <w:shd w:val="clear" w:color="auto" w:fill="D3E7F1"/>
+            <w:shd w:val="clear" w:color="auto" w:fill="auto"/>
             <w:tcMar>
               <w:top w:w="100" w:type="dxa"/>
               <w:left w:w="100" w:type="dxa"/>
@@ -15099,7 +14769,39 @@
                 <w:sz w:val="20"/>
                 <w:szCs w:val="20"/>
               </w:rPr>
-              <w:t xml:space="preserve"> colombiano que exige a los comercializadores incluir la Etiqueta de Eficiencia Energética en ciertos productos de consumo, indicando su desem</w:t>
+              <w:t xml:space="preserve"> colombiano que exige a lo</w:t>
+            </w:r>
+            <w:r>
+              <w:rPr>
+                <w:rFonts w:ascii="Calibri" w:hAnsi="Calibri" w:cs="Calibri"/>
+                <w:sz w:val="20"/>
+                <w:szCs w:val="20"/>
+              </w:rPr>
+              <w:t>s comercializadores incluir la e</w:t>
+            </w:r>
+            <w:r>
+              <w:rPr>
+                <w:rFonts w:ascii="Calibri" w:hAnsi="Calibri" w:cs="Calibri"/>
+                <w:sz w:val="20"/>
+                <w:szCs w:val="20"/>
+              </w:rPr>
+              <w:t xml:space="preserve">tiqueta de </w:t>
+            </w:r>
+            <w:r>
+              <w:rPr>
+                <w:rFonts w:ascii="Calibri" w:hAnsi="Calibri" w:cs="Calibri"/>
+                <w:sz w:val="20"/>
+                <w:szCs w:val="20"/>
+              </w:rPr>
+              <w:t>eficiencia e</w:t>
+            </w:r>
+            <w:r>
+              <w:rPr>
+                <w:rFonts w:ascii="Calibri" w:hAnsi="Calibri" w:cs="Calibri"/>
+                <w:sz w:val="20"/>
+                <w:szCs w:val="20"/>
+              </w:rPr>
+              <w:t>nergética en ciertos productos de consumo, indicando su desem</w:t>
             </w:r>
             <w:r>
               <w:rPr>
@@ -15127,7 +14829,7 @@
         <w:tc>
           <w:tcPr>
             <w:tcW w:w="2122" w:type="dxa"/>
-            <w:shd w:val="clear" w:color="auto" w:fill="D3E7F1"/>
+            <w:shd w:val="clear" w:color="auto" w:fill="auto"/>
             <w:tcMar>
               <w:top w:w="100" w:type="dxa"/>
               <w:left w:w="100" w:type="dxa"/>
@@ -15152,7 +14854,6 @@
                 <w:sz w:val="20"/>
                 <w:szCs w:val="20"/>
               </w:rPr>
-              <w:lastRenderedPageBreak/>
               <w:t>Límite Mínimo de eficiencia energética:</w:t>
             </w:r>
           </w:p>
@@ -15160,7 +14861,7 @@
         <w:tc>
           <w:tcPr>
             <w:tcW w:w="7840" w:type="dxa"/>
-            <w:shd w:val="clear" w:color="auto" w:fill="D3E7F1"/>
+            <w:shd w:val="clear" w:color="auto" w:fill="auto"/>
             <w:tcMar>
               <w:top w:w="100" w:type="dxa"/>
               <w:left w:w="100" w:type="dxa"/>
@@ -15223,7 +14924,7 @@
           <w:szCs w:val="20"/>
         </w:rPr>
       </w:pPr>
-      <w:bookmarkStart w:id="40" w:name="_Toc215738872"/>
+      <w:bookmarkStart w:id="43" w:name="_Toc215738872"/>
       <w:r>
         <w:rPr>
           <w:rFonts w:ascii="Calibri" w:hAnsi="Calibri" w:cs="Calibri"/>
@@ -15234,7 +14935,7 @@
         </w:rPr>
         <w:t>REFERENCIAS BIBLIOGRÁFICAS</w:t>
       </w:r>
-      <w:bookmarkEnd w:id="40"/>
+      <w:bookmarkEnd w:id="43"/>
     </w:p>
     <w:p>
       <w:pPr>
@@ -15267,17 +14968,6 @@
         </w:rPr>
         <w:t xml:space="preserve"> (Resolución CREG 015 de 2018 y sus modificaciones). </w:t>
       </w:r>
-      <w:hyperlink r:id="rId40" w:tgtFrame="_new" w:history="1">
-        <w:r>
-          <w:rPr>
-            <w:rFonts w:ascii="Calibri" w:eastAsia="Times New Roman" w:hAnsi="Calibri" w:cs="Calibri"/>
-            <w:color w:val="0000FF"/>
-            <w:u w:val="single"/>
-            <w:lang w:eastAsia="es-CO"/>
-          </w:rPr>
-          <w:t>https://gestornormativo.creg.gov.co/gestor/entorno/docs/resolucion_creg_0015_2018.htm</w:t>
-        </w:r>
-      </w:hyperlink>
     </w:p>
     <w:p>
       <w:pPr>
@@ -15310,17 +15000,6 @@
         </w:rPr>
         <w:t xml:space="preserve">. Diario Oficial No. 51.738. </w:t>
       </w:r>
-      <w:hyperlink r:id="rId41" w:tgtFrame="_new" w:history="1">
-        <w:r>
-          <w:rPr>
-            <w:rFonts w:ascii="Calibri" w:eastAsia="Times New Roman" w:hAnsi="Calibri" w:cs="Calibri"/>
-            <w:color w:val="0000FF"/>
-            <w:u w:val="single"/>
-            <w:lang w:eastAsia="es-CO"/>
-          </w:rPr>
-          <w:t>https://www.funcionpublica.gov.co/eva/gestornormativo/norma.php?i=166326</w:t>
-        </w:r>
-      </w:hyperlink>
     </w:p>
     <w:p>
       <w:pPr>
@@ -15351,35 +15030,48 @@
           <w:rFonts w:ascii="Calibri" w:eastAsia="Times New Roman" w:hAnsi="Calibri" w:cs="Calibri"/>
           <w:lang w:eastAsia="es-CO"/>
         </w:rPr>
-        <w:t xml:space="preserve"> (capítulo sobre transición energética). </w:t>
-      </w:r>
-      <w:hyperlink r:id="rId42" w:tgtFrame="_new" w:history="1">
-        <w:r>
-          <w:rPr>
-            <w:rFonts w:ascii="Calibri" w:eastAsia="Times New Roman" w:hAnsi="Calibri" w:cs="Calibri"/>
-            <w:color w:val="0000FF"/>
-            <w:u w:val="single"/>
-            <w:lang w:eastAsia="es-CO"/>
-          </w:rPr>
-          <w:t>https://www.dnp.gov.co/plan-nacional-desarrollo/pnd-2022-2026</w:t>
-        </w:r>
-      </w:hyperlink>
-    </w:p>
-    <w:p>
-      <w:pPr>
-        <w:spacing w:before="100" w:beforeAutospacing="1" w:after="100" w:afterAutospacing="1" w:line="240" w:lineRule="auto"/>
+        <w:t xml:space="preserve"> (capítulo sobre transición energética).</w:t>
+      </w:r>
+      <w:r>
         <w:rPr>
           <w:rFonts w:ascii="Calibri" w:eastAsia="Times New Roman" w:hAnsi="Calibri" w:cs="Calibri"/>
           <w:lang w:eastAsia="es-CO"/>
         </w:rPr>
-      </w:pPr>
-      <w:r>
+        <w:t xml:space="preserve"> </w:t>
+      </w:r>
+    </w:p>
+    <w:p>
+      <w:pPr>
+        <w:spacing w:before="100" w:beforeAutospacing="1" w:after="100" w:afterAutospacing="1" w:line="240" w:lineRule="auto"/>
         <w:rPr>
           <w:rFonts w:ascii="Calibri" w:eastAsia="Times New Roman" w:hAnsi="Calibri" w:cs="Calibri"/>
           <w:lang w:eastAsia="es-CO"/>
         </w:rPr>
-        <w:t xml:space="preserve">Díaz, D. (2021). </w:t>
-      </w:r>
+      </w:pPr>
+      <w:r>
+        <w:rPr>
+          <w:rFonts w:ascii="Calibri" w:eastAsia="Times New Roman" w:hAnsi="Calibri" w:cs="Calibri"/>
+          <w:lang w:eastAsia="es-CO"/>
+        </w:rPr>
+        <w:t xml:space="preserve">Ellen MacArthur </w:t>
+      </w:r>
+      <w:proofErr w:type="spellStart"/>
+      <w:r>
+        <w:rPr>
+          <w:rFonts w:ascii="Calibri" w:eastAsia="Times New Roman" w:hAnsi="Calibri" w:cs="Calibri"/>
+          <w:lang w:eastAsia="es-CO"/>
+        </w:rPr>
+        <w:t>Foundation</w:t>
+      </w:r>
+      <w:proofErr w:type="spellEnd"/>
+      <w:r>
+        <w:rPr>
+          <w:rFonts w:ascii="Calibri" w:eastAsia="Times New Roman" w:hAnsi="Calibri" w:cs="Calibri"/>
+          <w:lang w:eastAsia="es-CO"/>
+        </w:rPr>
+        <w:t xml:space="preserve">. (2017). </w:t>
+      </w:r>
+      <w:proofErr w:type="spellStart"/>
       <w:r>
         <w:rPr>
           <w:rFonts w:ascii="Calibri" w:eastAsia="Times New Roman" w:hAnsi="Calibri" w:cs="Calibri"/>
@@ -15387,59 +15079,9 @@
           <w:iCs/>
           <w:lang w:eastAsia="es-CO"/>
         </w:rPr>
-        <w:t>Gestión de la demanda (DSM) y su influencia en la economía</w:t>
-      </w:r>
-      <w:r>
-        <w:rPr>
-          <w:rFonts w:ascii="Calibri" w:eastAsia="Times New Roman" w:hAnsi="Calibri" w:cs="Calibri"/>
-          <w:lang w:eastAsia="es-CO"/>
-        </w:rPr>
-        <w:t xml:space="preserve">. LinkedIn. </w:t>
-      </w:r>
-      <w:hyperlink r:id="rId43" w:tgtFrame="_new" w:history="1">
-        <w:r>
-          <w:rPr>
-            <w:rFonts w:ascii="Calibri" w:eastAsia="Times New Roman" w:hAnsi="Calibri" w:cs="Calibri"/>
-            <w:color w:val="0000FF"/>
-            <w:u w:val="single"/>
-            <w:lang w:eastAsia="es-CO"/>
-          </w:rPr>
-          <w:t>https://www.linkedin.com/pulse/gesti%C3%B3n-de-la-demanda-dsm-y-su-influencia-en-econom%C3%ADa-david/</w:t>
-        </w:r>
-      </w:hyperlink>
-    </w:p>
-    <w:p>
-      <w:pPr>
-        <w:spacing w:before="100" w:beforeAutospacing="1" w:after="100" w:afterAutospacing="1" w:line="240" w:lineRule="auto"/>
-        <w:rPr>
-          <w:rFonts w:ascii="Calibri" w:eastAsia="Times New Roman" w:hAnsi="Calibri" w:cs="Calibri"/>
-          <w:lang w:eastAsia="es-CO"/>
-        </w:rPr>
-      </w:pPr>
-      <w:r>
-        <w:rPr>
-          <w:rFonts w:ascii="Calibri" w:eastAsia="Times New Roman" w:hAnsi="Calibri" w:cs="Calibri"/>
-          <w:lang w:eastAsia="es-CO"/>
-        </w:rPr>
-        <w:t xml:space="preserve">Ellen MacArthur </w:t>
-      </w:r>
-      <w:proofErr w:type="spellStart"/>
-      <w:r>
-        <w:rPr>
-          <w:rFonts w:ascii="Calibri" w:eastAsia="Times New Roman" w:hAnsi="Calibri" w:cs="Calibri"/>
-          <w:lang w:eastAsia="es-CO"/>
-        </w:rPr>
-        <w:t>Foundation</w:t>
+        <w:t>Towards</w:t>
       </w:r>
       <w:proofErr w:type="spellEnd"/>
-      <w:r>
-        <w:rPr>
-          <w:rFonts w:ascii="Calibri" w:eastAsia="Times New Roman" w:hAnsi="Calibri" w:cs="Calibri"/>
-          <w:lang w:eastAsia="es-CO"/>
-        </w:rPr>
-        <w:t xml:space="preserve">. (2017). </w:t>
-      </w:r>
-      <w:proofErr w:type="spellStart"/>
       <w:r>
         <w:rPr>
           <w:rFonts w:ascii="Calibri" w:eastAsia="Times New Roman" w:hAnsi="Calibri" w:cs="Calibri"/>
@@ -15447,9 +15089,9 @@
           <w:iCs/>
           <w:lang w:eastAsia="es-CO"/>
         </w:rPr>
-        <w:t>Towards</w:t>
-      </w:r>
-      <w:proofErr w:type="spellEnd"/>
+        <w:t xml:space="preserve"> a circular </w:t>
+      </w:r>
+      <w:proofErr w:type="spellStart"/>
       <w:r>
         <w:rPr>
           <w:rFonts w:ascii="Calibri" w:eastAsia="Times New Roman" w:hAnsi="Calibri" w:cs="Calibri"/>
@@ -15457,9 +15099,9 @@
           <w:iCs/>
           <w:lang w:eastAsia="es-CO"/>
         </w:rPr>
-        <w:t xml:space="preserve"> a circular </w:t>
-      </w:r>
-      <w:proofErr w:type="spellStart"/>
+        <w:t>economy</w:t>
+      </w:r>
+      <w:proofErr w:type="spellEnd"/>
       <w:r>
         <w:rPr>
           <w:rFonts w:ascii="Calibri" w:eastAsia="Times New Roman" w:hAnsi="Calibri" w:cs="Calibri"/>
@@ -15467,9 +15109,9 @@
           <w:iCs/>
           <w:lang w:eastAsia="es-CO"/>
         </w:rPr>
-        <w:t>economy</w:t>
-      </w:r>
-      <w:proofErr w:type="spellEnd"/>
+        <w:t xml:space="preserve">: A </w:t>
+      </w:r>
+      <w:proofErr w:type="spellStart"/>
       <w:r>
         <w:rPr>
           <w:rFonts w:ascii="Calibri" w:eastAsia="Times New Roman" w:hAnsi="Calibri" w:cs="Calibri"/>
@@ -15477,9 +15119,9 @@
           <w:iCs/>
           <w:lang w:eastAsia="es-CO"/>
         </w:rPr>
-        <w:t xml:space="preserve">: A </w:t>
-      </w:r>
-      <w:proofErr w:type="spellStart"/>
+        <w:t>business</w:t>
+      </w:r>
+      <w:proofErr w:type="spellEnd"/>
       <w:r>
         <w:rPr>
           <w:rFonts w:ascii="Calibri" w:eastAsia="Times New Roman" w:hAnsi="Calibri" w:cs="Calibri"/>
@@ -15487,9 +15129,9 @@
           <w:iCs/>
           <w:lang w:eastAsia="es-CO"/>
         </w:rPr>
-        <w:t>business</w:t>
-      </w:r>
-      <w:proofErr w:type="spellEnd"/>
+        <w:t xml:space="preserve"> case </w:t>
+      </w:r>
+      <w:proofErr w:type="spellStart"/>
       <w:r>
         <w:rPr>
           <w:rFonts w:ascii="Calibri" w:eastAsia="Times New Roman" w:hAnsi="Calibri" w:cs="Calibri"/>
@@ -15497,9 +15139,9 @@
           <w:iCs/>
           <w:lang w:eastAsia="es-CO"/>
         </w:rPr>
-        <w:t xml:space="preserve"> case </w:t>
-      </w:r>
-      <w:proofErr w:type="spellStart"/>
+        <w:t>for</w:t>
+      </w:r>
+      <w:proofErr w:type="spellEnd"/>
       <w:r>
         <w:rPr>
           <w:rFonts w:ascii="Calibri" w:eastAsia="Times New Roman" w:hAnsi="Calibri" w:cs="Calibri"/>
@@ -15507,9 +15149,9 @@
           <w:iCs/>
           <w:lang w:eastAsia="es-CO"/>
         </w:rPr>
-        <w:t>for</w:t>
-      </w:r>
-      <w:proofErr w:type="spellEnd"/>
+        <w:t xml:space="preserve"> </w:t>
+      </w:r>
+      <w:proofErr w:type="spellStart"/>
       <w:r>
         <w:rPr>
           <w:rFonts w:ascii="Calibri" w:eastAsia="Times New Roman" w:hAnsi="Calibri" w:cs="Calibri"/>
@@ -15517,9 +15159,9 @@
           <w:iCs/>
           <w:lang w:eastAsia="es-CO"/>
         </w:rPr>
-        <w:t xml:space="preserve"> </w:t>
-      </w:r>
-      <w:proofErr w:type="spellStart"/>
+        <w:t>energy</w:t>
+      </w:r>
+      <w:proofErr w:type="spellEnd"/>
       <w:r>
         <w:rPr>
           <w:rFonts w:ascii="Calibri" w:eastAsia="Times New Roman" w:hAnsi="Calibri" w:cs="Calibri"/>
@@ -15527,9 +15169,9 @@
           <w:iCs/>
           <w:lang w:eastAsia="es-CO"/>
         </w:rPr>
-        <w:t>energy</w:t>
-      </w:r>
-      <w:proofErr w:type="spellEnd"/>
+        <w:t xml:space="preserve"> </w:t>
+      </w:r>
+      <w:proofErr w:type="spellStart"/>
       <w:r>
         <w:rPr>
           <w:rFonts w:ascii="Calibri" w:eastAsia="Times New Roman" w:hAnsi="Calibri" w:cs="Calibri"/>
@@ -15537,9 +15179,32 @@
           <w:iCs/>
           <w:lang w:eastAsia="es-CO"/>
         </w:rPr>
-        <w:t xml:space="preserve"> </w:t>
-      </w:r>
-      <w:proofErr w:type="spellStart"/>
+        <w:t>efficiency</w:t>
+      </w:r>
+      <w:proofErr w:type="spellEnd"/>
+      <w:r>
+        <w:rPr>
+          <w:rFonts w:ascii="Calibri" w:eastAsia="Times New Roman" w:hAnsi="Calibri" w:cs="Calibri"/>
+          <w:lang w:eastAsia="es-CO"/>
+        </w:rPr>
+        <w:t xml:space="preserve">. </w:t>
+      </w:r>
+    </w:p>
+    <w:p>
+      <w:pPr>
+        <w:spacing w:before="100" w:beforeAutospacing="1" w:after="100" w:afterAutospacing="1" w:line="240" w:lineRule="auto"/>
+        <w:rPr>
+          <w:rFonts w:ascii="Calibri" w:eastAsia="Times New Roman" w:hAnsi="Calibri" w:cs="Calibri"/>
+          <w:lang w:eastAsia="es-CO"/>
+        </w:rPr>
+      </w:pPr>
+      <w:r>
+        <w:rPr>
+          <w:rFonts w:ascii="Calibri" w:eastAsia="Times New Roman" w:hAnsi="Calibri" w:cs="Calibri"/>
+          <w:lang w:eastAsia="es-CO"/>
+        </w:rPr>
+        <w:t xml:space="preserve">IPS Ingenieros. (2020). </w:t>
+      </w:r>
       <w:r>
         <w:rPr>
           <w:rFonts w:ascii="Calibri" w:eastAsia="Times New Roman" w:hAnsi="Calibri" w:cs="Calibri"/>
@@ -15547,52 +15212,48 @@
           <w:iCs/>
           <w:lang w:eastAsia="es-CO"/>
         </w:rPr>
-        <w:t>efficiency</w:t>
-      </w:r>
-      <w:proofErr w:type="spellEnd"/>
+        <w:t>Aislamiento térmico</w:t>
+      </w:r>
       <w:r>
         <w:rPr>
           <w:rFonts w:ascii="Calibri" w:eastAsia="Times New Roman" w:hAnsi="Calibri" w:cs="Calibri"/>
           <w:lang w:eastAsia="es-CO"/>
         </w:rPr>
-        <w:t xml:space="preserve">. </w:t>
-      </w:r>
-      <w:hyperlink r:id="rId44" w:tgtFrame="_new" w:history="1">
-        <w:r>
-          <w:rPr>
-            <w:rFonts w:ascii="Calibri" w:eastAsia="Times New Roman" w:hAnsi="Calibri" w:cs="Calibri"/>
-            <w:color w:val="0000FF"/>
-            <w:u w:val="single"/>
-            <w:lang w:eastAsia="es-CO"/>
-          </w:rPr>
-          <w:t>https://content.ellenmacarthurfoundation.org/m/4384c08da576329c/original/Towards-a-circular-economy-Business-rationale-for-an-accelerated-transition.pdf</w:t>
-        </w:r>
-      </w:hyperlink>
-    </w:p>
-    <w:p>
-      <w:pPr>
-        <w:spacing w:before="100" w:beforeAutospacing="1" w:after="100" w:afterAutospacing="1" w:line="240" w:lineRule="auto"/>
+        <w:t xml:space="preserve">: 2 </w:t>
+      </w:r>
+      <w:proofErr w:type="spellStart"/>
+      <w:r>
         <w:rPr>
           <w:rFonts w:ascii="Calibri" w:eastAsia="Times New Roman" w:hAnsi="Calibri" w:cs="Calibri"/>
           <w:lang w:eastAsia="es-CO"/>
         </w:rPr>
-      </w:pPr>
-      <w:proofErr w:type="spellStart"/>
+        <w:t>tips</w:t>
+      </w:r>
+      <w:proofErr w:type="spellEnd"/>
       <w:r>
         <w:rPr>
           <w:rFonts w:ascii="Calibri" w:eastAsia="Times New Roman" w:hAnsi="Calibri" w:cs="Calibri"/>
           <w:lang w:eastAsia="es-CO"/>
         </w:rPr>
-        <w:t>Habitissimo</w:t>
-      </w:r>
-      <w:proofErr w:type="spellEnd"/>
-      <w:r>
+        <w:t xml:space="preserve">  para implementarlo. </w:t>
+      </w:r>
+    </w:p>
+    <w:p>
+      <w:pPr>
+        <w:spacing w:before="100" w:beforeAutospacing="1" w:after="100" w:afterAutospacing="1" w:line="240" w:lineRule="auto"/>
         <w:rPr>
           <w:rFonts w:ascii="Calibri" w:eastAsia="Times New Roman" w:hAnsi="Calibri" w:cs="Calibri"/>
           <w:lang w:eastAsia="es-CO"/>
         </w:rPr>
-        <w:t xml:space="preserve">. (2025). </w:t>
-      </w:r>
+      </w:pPr>
+      <w:r>
+        <w:rPr>
+          <w:rFonts w:ascii="Calibri" w:eastAsia="Times New Roman" w:hAnsi="Calibri" w:cs="Calibri"/>
+          <w:lang w:eastAsia="es-CO"/>
+        </w:rPr>
+        <w:t xml:space="preserve">LUP Motors. (2024). </w:t>
+      </w:r>
+      <w:proofErr w:type="spellStart"/>
       <w:r>
         <w:rPr>
           <w:rFonts w:ascii="Calibri" w:eastAsia="Times New Roman" w:hAnsi="Calibri" w:cs="Calibri"/>
@@ -15600,42 +15261,9 @@
           <w:iCs/>
           <w:lang w:eastAsia="es-CO"/>
         </w:rPr>
-        <w:t>Cambio de iluminación</w:t>
-      </w:r>
-      <w:r>
-        <w:rPr>
-          <w:rFonts w:ascii="Calibri" w:eastAsia="Times New Roman" w:hAnsi="Calibri" w:cs="Calibri"/>
-          <w:lang w:eastAsia="es-CO"/>
-        </w:rPr>
-        <w:t xml:space="preserve"> [Fotografía]. </w:t>
-      </w:r>
-      <w:hyperlink r:id="rId45" w:tgtFrame="_new" w:history="1">
-        <w:r>
-          <w:rPr>
-            <w:rFonts w:ascii="Calibri" w:eastAsia="Times New Roman" w:hAnsi="Calibri" w:cs="Calibri"/>
-            <w:color w:val="0000FF"/>
-            <w:u w:val="single"/>
-            <w:lang w:eastAsia="es-CO"/>
-          </w:rPr>
-          <w:t>https://fotos.habitissimo.cl/foto/cambio-de-iluminacion_503527</w:t>
-        </w:r>
-      </w:hyperlink>
-    </w:p>
-    <w:p>
-      <w:pPr>
-        <w:spacing w:before="100" w:beforeAutospacing="1" w:after="100" w:afterAutospacing="1" w:line="240" w:lineRule="auto"/>
-        <w:rPr>
-          <w:rFonts w:ascii="Calibri" w:eastAsia="Times New Roman" w:hAnsi="Calibri" w:cs="Calibri"/>
-          <w:lang w:eastAsia="es-CO"/>
-        </w:rPr>
-      </w:pPr>
-      <w:r>
-        <w:rPr>
-          <w:rFonts w:ascii="Calibri" w:eastAsia="Times New Roman" w:hAnsi="Calibri" w:cs="Calibri"/>
-          <w:lang w:eastAsia="es-CO"/>
-        </w:rPr>
-        <w:t xml:space="preserve">IPS Ingenieros. (2020). </w:t>
-      </w:r>
+        <w:t>The</w:t>
+      </w:r>
+      <w:proofErr w:type="spellEnd"/>
       <w:r>
         <w:rPr>
           <w:rFonts w:ascii="Calibri" w:eastAsia="Times New Roman" w:hAnsi="Calibri" w:cs="Calibri"/>
@@ -15643,41 +15271,7 @@
           <w:iCs/>
           <w:lang w:eastAsia="es-CO"/>
         </w:rPr>
-        <w:t>Aislamiento térmico</w:t>
-      </w:r>
-      <w:r>
-        <w:rPr>
-          <w:rFonts w:ascii="Calibri" w:eastAsia="Times New Roman" w:hAnsi="Calibri" w:cs="Calibri"/>
-          <w:lang w:eastAsia="es-CO"/>
-        </w:rPr>
-        <w:t xml:space="preserve">. </w:t>
-      </w:r>
-      <w:hyperlink r:id="rId46" w:tgtFrame="_new" w:history="1">
-        <w:r>
-          <w:rPr>
-            <w:rFonts w:ascii="Calibri" w:eastAsia="Times New Roman" w:hAnsi="Calibri" w:cs="Calibri"/>
-            <w:color w:val="0000FF"/>
-            <w:u w:val="single"/>
-            <w:lang w:eastAsia="es-CO"/>
-          </w:rPr>
-          <w:t>https://ipsingenieros.com/2020/05/26/aislamiento-termico/</w:t>
-        </w:r>
-      </w:hyperlink>
-    </w:p>
-    <w:p>
-      <w:pPr>
-        <w:spacing w:before="100" w:beforeAutospacing="1" w:after="100" w:afterAutospacing="1" w:line="240" w:lineRule="auto"/>
-        <w:rPr>
-          <w:rFonts w:ascii="Calibri" w:eastAsia="Times New Roman" w:hAnsi="Calibri" w:cs="Calibri"/>
-          <w:lang w:eastAsia="es-CO"/>
-        </w:rPr>
-      </w:pPr>
-      <w:r>
-        <w:rPr>
-          <w:rFonts w:ascii="Calibri" w:eastAsia="Times New Roman" w:hAnsi="Calibri" w:cs="Calibri"/>
-          <w:lang w:eastAsia="es-CO"/>
-        </w:rPr>
-        <w:t xml:space="preserve">LUP Motors. (2024). </w:t>
+        <w:t xml:space="preserve"> </w:t>
       </w:r>
       <w:proofErr w:type="spellStart"/>
       <w:r>
@@ -15687,7 +15281,7 @@
           <w:iCs/>
           <w:lang w:eastAsia="es-CO"/>
         </w:rPr>
-        <w:t>The</w:t>
+        <w:t>difference</w:t>
       </w:r>
       <w:proofErr w:type="spellEnd"/>
       <w:r>
@@ -15707,7 +15301,7 @@
           <w:iCs/>
           <w:lang w:eastAsia="es-CO"/>
         </w:rPr>
-        <w:t>difference</w:t>
+        <w:t>between</w:t>
       </w:r>
       <w:proofErr w:type="spellEnd"/>
       <w:r>
@@ -15717,7 +15311,7 @@
           <w:iCs/>
           <w:lang w:eastAsia="es-CO"/>
         </w:rPr>
-        <w:t xml:space="preserve"> </w:t>
+        <w:t xml:space="preserve"> IE1, IE2, IE3, and IE4 </w:t>
       </w:r>
       <w:proofErr w:type="spellStart"/>
       <w:r>
@@ -15727,9 +15321,33 @@
           <w:iCs/>
           <w:lang w:eastAsia="es-CO"/>
         </w:rPr>
-        <w:t>between</w:t>
+        <w:t>motors</w:t>
       </w:r>
       <w:proofErr w:type="spellEnd"/>
+      <w:r>
+        <w:rPr>
+          <w:rFonts w:ascii="Calibri" w:eastAsia="Times New Roman" w:hAnsi="Calibri" w:cs="Calibri"/>
+          <w:lang w:eastAsia="es-CO"/>
+        </w:rPr>
+        <w:t xml:space="preserve">. </w:t>
+      </w:r>
+    </w:p>
+    <w:p>
+      <w:pPr>
+        <w:spacing w:before="100" w:beforeAutospacing="1" w:after="100" w:afterAutospacing="1" w:line="240" w:lineRule="auto"/>
+        <w:rPr>
+          <w:rFonts w:ascii="Calibri" w:eastAsia="Times New Roman" w:hAnsi="Calibri" w:cs="Calibri"/>
+          <w:lang w:eastAsia="es-CO"/>
+        </w:rPr>
+      </w:pPr>
+      <w:r>
+        <w:rPr>
+          <w:rFonts w:ascii="Calibri" w:eastAsia="Times New Roman" w:hAnsi="Calibri" w:cs="Calibri"/>
+          <w:lang w:eastAsia="es-CO"/>
+        </w:rPr>
+        <w:lastRenderedPageBreak/>
+        <w:t xml:space="preserve">Ministerio de Minas y Energía. (2016, 1 de junio). </w:t>
+      </w:r>
       <w:r>
         <w:rPr>
           <w:rFonts w:ascii="Calibri" w:eastAsia="Times New Roman" w:hAnsi="Calibri" w:cs="Calibri"/>
@@ -15737,9 +15355,31 @@
           <w:iCs/>
           <w:lang w:eastAsia="es-CO"/>
         </w:rPr>
-        <w:t xml:space="preserve"> IE1, IE2, IE3, and IE4 </w:t>
-      </w:r>
-      <w:proofErr w:type="spellStart"/>
+        <w:t>Respuesta a comentarios del proyecto de modificación del RETIQ</w:t>
+      </w:r>
+      <w:r>
+        <w:rPr>
+          <w:rFonts w:ascii="Calibri" w:eastAsia="Times New Roman" w:hAnsi="Calibri" w:cs="Calibri"/>
+          <w:lang w:eastAsia="es-CO"/>
+        </w:rPr>
+        <w:t xml:space="preserve">. </w:t>
+      </w:r>
+    </w:p>
+    <w:p>
+      <w:pPr>
+        <w:spacing w:before="100" w:beforeAutospacing="1" w:after="100" w:afterAutospacing="1" w:line="240" w:lineRule="auto"/>
+        <w:rPr>
+          <w:rFonts w:ascii="Calibri" w:eastAsia="Times New Roman" w:hAnsi="Calibri" w:cs="Calibri"/>
+          <w:lang w:eastAsia="es-CO"/>
+        </w:rPr>
+      </w:pPr>
+      <w:r>
+        <w:rPr>
+          <w:rFonts w:ascii="Calibri" w:eastAsia="Times New Roman" w:hAnsi="Calibri" w:cs="Calibri"/>
+          <w:lang w:eastAsia="es-CO"/>
+        </w:rPr>
+        <w:t xml:space="preserve">Motores Eléctricos. (2025). </w:t>
+      </w:r>
       <w:r>
         <w:rPr>
           <w:rFonts w:ascii="Calibri" w:eastAsia="Times New Roman" w:hAnsi="Calibri" w:cs="Calibri"/>
@@ -15747,9 +15387,8 @@
           <w:iCs/>
           <w:lang w:eastAsia="es-CO"/>
         </w:rPr>
-        <w:t>motors</w:t>
-      </w:r>
-      <w:proofErr w:type="spellEnd"/>
+        <w:t>Variador de frecuencia SINAMICS V20 Siemens</w:t>
+      </w:r>
       <w:r>
         <w:rPr>
           <w:rFonts w:ascii="Calibri" w:eastAsia="Times New Roman" w:hAnsi="Calibri" w:cs="Calibri"/>
@@ -15757,17 +15396,6 @@
         </w:rPr>
         <w:t xml:space="preserve">. </w:t>
       </w:r>
-      <w:hyperlink r:id="rId47" w:tgtFrame="_new" w:history="1">
-        <w:r>
-          <w:rPr>
-            <w:rFonts w:ascii="Calibri" w:eastAsia="Times New Roman" w:hAnsi="Calibri" w:cs="Calibri"/>
-            <w:color w:val="0000FF"/>
-            <w:u w:val="single"/>
-            <w:lang w:eastAsia="es-CO"/>
-          </w:rPr>
-          <w:t>https://lupmotors.com/the-difference-between-ie1-ie2-ie3-ie4-motors/</w:t>
-        </w:r>
-      </w:hyperlink>
     </w:p>
     <w:p>
       <w:pPr>
@@ -15782,7 +15410,7 @@
           <w:rFonts w:ascii="Calibri" w:eastAsia="Times New Roman" w:hAnsi="Calibri" w:cs="Calibri"/>
           <w:lang w:eastAsia="es-CO"/>
         </w:rPr>
-        <w:t xml:space="preserve">Ministerio de Minas y Energía. (2016, 1 de junio). </w:t>
+        <w:t xml:space="preserve">Naciones Unidas. (1987). </w:t>
       </w:r>
       <w:r>
         <w:rPr>
@@ -15791,42 +15419,9 @@
           <w:iCs/>
           <w:lang w:eastAsia="es-CO"/>
         </w:rPr>
-        <w:t>Respuesta a comentarios del proyecto de modificación del RETIQ</w:t>
-      </w:r>
-      <w:r>
-        <w:rPr>
-          <w:rFonts w:ascii="Calibri" w:eastAsia="Times New Roman" w:hAnsi="Calibri" w:cs="Calibri"/>
-          <w:lang w:eastAsia="es-CO"/>
-        </w:rPr>
-        <w:t xml:space="preserve">. </w:t>
-      </w:r>
-      <w:hyperlink r:id="rId48" w:tgtFrame="_new" w:history="1">
-        <w:r>
-          <w:rPr>
-            <w:rFonts w:ascii="Calibri" w:eastAsia="Times New Roman" w:hAnsi="Calibri" w:cs="Calibri"/>
-            <w:color w:val="0000FF"/>
-            <w:u w:val="single"/>
-            <w:lang w:eastAsia="es-CO"/>
-          </w:rPr>
-          <w:t>https://www.minenergia.gov.co/documents/3875/Respuesta_a_comentarios_2016_proyecto__Mod__RETIQ_01-06-2016.pdf</w:t>
-        </w:r>
-      </w:hyperlink>
-    </w:p>
-    <w:p>
-      <w:pPr>
-        <w:spacing w:before="100" w:beforeAutospacing="1" w:after="100" w:afterAutospacing="1" w:line="240" w:lineRule="auto"/>
-        <w:rPr>
-          <w:rFonts w:ascii="Calibri" w:eastAsia="Times New Roman" w:hAnsi="Calibri" w:cs="Calibri"/>
-          <w:lang w:eastAsia="es-CO"/>
-        </w:rPr>
-      </w:pPr>
-      <w:r>
-        <w:rPr>
-          <w:rFonts w:ascii="Calibri" w:eastAsia="Times New Roman" w:hAnsi="Calibri" w:cs="Calibri"/>
-          <w:lang w:eastAsia="es-CO"/>
-        </w:rPr>
-        <w:t xml:space="preserve">Motores Eléctricos. (2025). </w:t>
-      </w:r>
+        <w:t xml:space="preserve">Informe de la Comisión Mundial sobre Medio Ambiente y Desarrollo: Nuestro futuro común (Informe </w:t>
+      </w:r>
+      <w:proofErr w:type="spellStart"/>
       <w:r>
         <w:rPr>
           <w:rFonts w:ascii="Calibri" w:eastAsia="Times New Roman" w:hAnsi="Calibri" w:cs="Calibri"/>
@@ -15834,43 +15429,9 @@
           <w:iCs/>
           <w:lang w:eastAsia="es-CO"/>
         </w:rPr>
-        <w:t>Variador de frecuencia SINAMICS V20 Siemens</w:t>
-      </w:r>
-      <w:r>
-        <w:rPr>
-          <w:rFonts w:ascii="Calibri" w:eastAsia="Times New Roman" w:hAnsi="Calibri" w:cs="Calibri"/>
-          <w:lang w:eastAsia="es-CO"/>
-        </w:rPr>
-        <w:t xml:space="preserve">. </w:t>
-      </w:r>
-      <w:hyperlink r:id="rId49" w:tgtFrame="_new" w:history="1">
-        <w:r>
-          <w:rPr>
-            <w:rFonts w:ascii="Calibri" w:eastAsia="Times New Roman" w:hAnsi="Calibri" w:cs="Calibri"/>
-            <w:color w:val="0000FF"/>
-            <w:u w:val="single"/>
-            <w:lang w:eastAsia="es-CO"/>
-          </w:rPr>
-          <w:t>https://motores-electricos.com.ar/variadores-de-frecuencia/variador-frecuencia-sinamics-v20-siemens/</w:t>
-        </w:r>
-      </w:hyperlink>
-    </w:p>
-    <w:p>
-      <w:pPr>
-        <w:spacing w:before="100" w:beforeAutospacing="1" w:after="100" w:afterAutospacing="1" w:line="240" w:lineRule="auto"/>
-        <w:rPr>
-          <w:rFonts w:ascii="Calibri" w:eastAsia="Times New Roman" w:hAnsi="Calibri" w:cs="Calibri"/>
-          <w:lang w:eastAsia="es-CO"/>
-        </w:rPr>
-      </w:pPr>
-      <w:r>
-        <w:rPr>
-          <w:rFonts w:ascii="Calibri" w:eastAsia="Times New Roman" w:hAnsi="Calibri" w:cs="Calibri"/>
-          <w:lang w:eastAsia="es-CO"/>
-        </w:rPr>
-        <w:lastRenderedPageBreak/>
-        <w:t xml:space="preserve">Naciones Unidas. (1987). </w:t>
-      </w:r>
+        <w:t>Brundtland</w:t>
+      </w:r>
+      <w:proofErr w:type="spellEnd"/>
       <w:r>
         <w:rPr>
           <w:rFonts w:ascii="Calibri" w:eastAsia="Times New Roman" w:hAnsi="Calibri" w:cs="Calibri"/>
@@ -15878,9 +15439,47 @@
           <w:iCs/>
           <w:lang w:eastAsia="es-CO"/>
         </w:rPr>
-        <w:t xml:space="preserve">Informe de la Comisión Mundial sobre Medio Ambiente y Desarrollo: Nuestro futuro común (Informe </w:t>
-      </w:r>
+        <w:t>)</w:t>
+      </w:r>
+      <w:r>
+        <w:rPr>
+          <w:rFonts w:ascii="Calibri" w:eastAsia="Times New Roman" w:hAnsi="Calibri" w:cs="Calibri"/>
+          <w:lang w:eastAsia="es-CO"/>
+        </w:rPr>
+        <w:t xml:space="preserve">. Asamblea General de las Naciones Unidas. </w:t>
+      </w:r>
+    </w:p>
+    <w:p>
+      <w:pPr>
+        <w:spacing w:before="100" w:beforeAutospacing="1" w:after="100" w:afterAutospacing="1" w:line="240" w:lineRule="auto"/>
+        <w:rPr>
+          <w:rFonts w:ascii="Calibri" w:eastAsia="Times New Roman" w:hAnsi="Calibri" w:cs="Calibri"/>
+          <w:lang w:eastAsia="es-CO"/>
+        </w:rPr>
+      </w:pPr>
       <w:proofErr w:type="spellStart"/>
+      <w:r>
+        <w:rPr>
+          <w:rFonts w:ascii="Calibri" w:eastAsia="Times New Roman" w:hAnsi="Calibri" w:cs="Calibri"/>
+          <w:lang w:eastAsia="es-CO"/>
+        </w:rPr>
+        <w:t>SinCeO</w:t>
+      </w:r>
+      <w:r>
+        <w:rPr>
+          <w:rFonts w:ascii="Calibri" w:eastAsia="Times New Roman" w:hAnsi="Calibri" w:cs="Calibri"/>
+          <w:lang w:eastAsia="es-CO"/>
+        </w:rPr>
+        <w:t>Dos</w:t>
+      </w:r>
+      <w:proofErr w:type="spellEnd"/>
+      <w:r>
+        <w:rPr>
+          <w:rFonts w:ascii="Calibri" w:eastAsia="Times New Roman" w:hAnsi="Calibri" w:cs="Calibri"/>
+          <w:lang w:eastAsia="es-CO"/>
+        </w:rPr>
+        <w:t xml:space="preserve">. (2018). </w:t>
+      </w:r>
       <w:r>
         <w:rPr>
           <w:rFonts w:ascii="Calibri" w:eastAsia="Times New Roman" w:hAnsi="Calibri" w:cs="Calibri"/>
@@ -15888,9 +15487,10 @@
           <w:iCs/>
           <w:lang w:eastAsia="es-CO"/>
         </w:rPr>
-        <w:t>Brundtland</w:t>
-      </w:r>
-      <w:proofErr w:type="spellEnd"/>
+        <w:t xml:space="preserve">La línea base y su importancia en la ISO </w:t>
+      </w:r>
+      <w:bookmarkStart w:id="44" w:name="_GoBack"/>
+      <w:bookmarkEnd w:id="44"/>
       <w:r>
         <w:rPr>
           <w:rFonts w:ascii="Calibri" w:eastAsia="Times New Roman" w:hAnsi="Calibri" w:cs="Calibri"/>
@@ -15898,26 +15498,15 @@
           <w:iCs/>
           <w:lang w:eastAsia="es-CO"/>
         </w:rPr>
-        <w:t>)</w:t>
+        <w:t>50001</w:t>
       </w:r>
       <w:r>
         <w:rPr>
           <w:rFonts w:ascii="Calibri" w:eastAsia="Times New Roman" w:hAnsi="Calibri" w:cs="Calibri"/>
           <w:lang w:eastAsia="es-CO"/>
         </w:rPr>
-        <w:t xml:space="preserve">. Asamblea General de las Naciones Unidas. </w:t>
-      </w:r>
-      <w:hyperlink r:id="rId50" w:tgtFrame="_new" w:history="1">
-        <w:r>
-          <w:rPr>
-            <w:rFonts w:ascii="Calibri" w:eastAsia="Times New Roman" w:hAnsi="Calibri" w:cs="Calibri"/>
-            <w:color w:val="0000FF"/>
-            <w:u w:val="single"/>
-            <w:lang w:eastAsia="es-CO"/>
-          </w:rPr>
-          <w:t>https://www.ecominga.uqam.ca/PDF/BIBLIOGRAPHIE/GUIDE_LECTURE_1/CMMAD-Informe-Comision-Brundtland-sobre-Medio-Ambiente-Desarrollo.pdf</w:t>
-        </w:r>
-      </w:hyperlink>
+        <w:t xml:space="preserve">. </w:t>
+      </w:r>
     </w:p>
     <w:p>
       <w:pPr>
@@ -15927,199 +15516,13 @@
           <w:lang w:eastAsia="es-CO"/>
         </w:rPr>
       </w:pPr>
-      <w:proofErr w:type="spellStart"/>
       <w:r>
         <w:rPr>
           <w:rFonts w:ascii="Calibri" w:eastAsia="Times New Roman" w:hAnsi="Calibri" w:cs="Calibri"/>
           <w:lang w:eastAsia="es-CO"/>
         </w:rPr>
-        <w:t>Oikonomou</w:t>
-      </w:r>
-      <w:proofErr w:type="spellEnd"/>
-      <w:r>
-        <w:rPr>
-          <w:rFonts w:ascii="Calibri" w:eastAsia="Times New Roman" w:hAnsi="Calibri" w:cs="Calibri"/>
-          <w:lang w:eastAsia="es-CO"/>
-        </w:rPr>
-        <w:t xml:space="preserve">, V. A., </w:t>
-      </w:r>
-      <w:proofErr w:type="spellStart"/>
-      <w:r>
-        <w:rPr>
-          <w:rFonts w:ascii="Calibri" w:eastAsia="Times New Roman" w:hAnsi="Calibri" w:cs="Calibri"/>
-          <w:lang w:eastAsia="es-CO"/>
-        </w:rPr>
-        <w:t>Gielen</w:t>
-      </w:r>
-      <w:proofErr w:type="spellEnd"/>
-      <w:r>
-        <w:rPr>
-          <w:rFonts w:ascii="Calibri" w:eastAsia="Times New Roman" w:hAnsi="Calibri" w:cs="Calibri"/>
-          <w:lang w:eastAsia="es-CO"/>
-        </w:rPr>
-        <w:t xml:space="preserve">, D. J., &amp; </w:t>
-      </w:r>
-      <w:proofErr w:type="spellStart"/>
-      <w:r>
-        <w:rPr>
-          <w:rFonts w:ascii="Calibri" w:eastAsia="Times New Roman" w:hAnsi="Calibri" w:cs="Calibri"/>
-          <w:lang w:eastAsia="es-CO"/>
-        </w:rPr>
-        <w:t>Rübbelke</w:t>
-      </w:r>
-      <w:proofErr w:type="spellEnd"/>
-      <w:r>
-        <w:rPr>
-          <w:rFonts w:ascii="Calibri" w:eastAsia="Times New Roman" w:hAnsi="Calibri" w:cs="Calibri"/>
-          <w:lang w:eastAsia="es-CO"/>
-        </w:rPr>
-        <w:t xml:space="preserve">, D. (2020). </w:t>
-      </w:r>
-      <w:proofErr w:type="spellStart"/>
-      <w:r>
-        <w:rPr>
-          <w:rFonts w:ascii="Calibri" w:eastAsia="Times New Roman" w:hAnsi="Calibri" w:cs="Calibri"/>
-          <w:lang w:eastAsia="es-CO"/>
-        </w:rPr>
-        <w:t>Energy</w:t>
-      </w:r>
-      <w:proofErr w:type="spellEnd"/>
-      <w:r>
-        <w:rPr>
-          <w:rFonts w:ascii="Calibri" w:eastAsia="Times New Roman" w:hAnsi="Calibri" w:cs="Calibri"/>
-          <w:lang w:eastAsia="es-CO"/>
-        </w:rPr>
-        <w:t xml:space="preserve"> </w:t>
-      </w:r>
-      <w:proofErr w:type="spellStart"/>
-      <w:r>
-        <w:rPr>
-          <w:rFonts w:ascii="Calibri" w:eastAsia="Times New Roman" w:hAnsi="Calibri" w:cs="Calibri"/>
-          <w:lang w:eastAsia="es-CO"/>
-        </w:rPr>
-        <w:t>efficiency</w:t>
-      </w:r>
-      <w:proofErr w:type="spellEnd"/>
-      <w:r>
-        <w:rPr>
-          <w:rFonts w:ascii="Calibri" w:eastAsia="Times New Roman" w:hAnsi="Calibri" w:cs="Calibri"/>
-          <w:lang w:eastAsia="es-CO"/>
-        </w:rPr>
-        <w:t xml:space="preserve"> and </w:t>
-      </w:r>
-      <w:proofErr w:type="spellStart"/>
-      <w:r>
-        <w:rPr>
-          <w:rFonts w:ascii="Calibri" w:eastAsia="Times New Roman" w:hAnsi="Calibri" w:cs="Calibri"/>
-          <w:lang w:eastAsia="es-CO"/>
-        </w:rPr>
-        <w:t>the</w:t>
-      </w:r>
-      <w:proofErr w:type="spellEnd"/>
-      <w:r>
-        <w:rPr>
-          <w:rFonts w:ascii="Calibri" w:eastAsia="Times New Roman" w:hAnsi="Calibri" w:cs="Calibri"/>
-          <w:lang w:eastAsia="es-CO"/>
-        </w:rPr>
-        <w:t xml:space="preserve"> </w:t>
-      </w:r>
-      <w:proofErr w:type="spellStart"/>
-      <w:r>
-        <w:rPr>
-          <w:rFonts w:ascii="Calibri" w:eastAsia="Times New Roman" w:hAnsi="Calibri" w:cs="Calibri"/>
-          <w:lang w:eastAsia="es-CO"/>
-        </w:rPr>
-        <w:t>three</w:t>
-      </w:r>
-      <w:proofErr w:type="spellEnd"/>
-      <w:r>
-        <w:rPr>
-          <w:rFonts w:ascii="Calibri" w:eastAsia="Times New Roman" w:hAnsi="Calibri" w:cs="Calibri"/>
-          <w:lang w:eastAsia="es-CO"/>
-        </w:rPr>
-        <w:t xml:space="preserve"> </w:t>
-      </w:r>
-      <w:proofErr w:type="spellStart"/>
-      <w:r>
-        <w:rPr>
-          <w:rFonts w:ascii="Calibri" w:eastAsia="Times New Roman" w:hAnsi="Calibri" w:cs="Calibri"/>
-          <w:lang w:eastAsia="es-CO"/>
-        </w:rPr>
-        <w:t>pillars</w:t>
-      </w:r>
-      <w:proofErr w:type="spellEnd"/>
-      <w:r>
-        <w:rPr>
-          <w:rFonts w:ascii="Calibri" w:eastAsia="Times New Roman" w:hAnsi="Calibri" w:cs="Calibri"/>
-          <w:lang w:eastAsia="es-CO"/>
-        </w:rPr>
-        <w:t xml:space="preserve"> of </w:t>
-      </w:r>
-      <w:proofErr w:type="spellStart"/>
-      <w:r>
-        <w:rPr>
-          <w:rFonts w:ascii="Calibri" w:eastAsia="Times New Roman" w:hAnsi="Calibri" w:cs="Calibri"/>
-          <w:lang w:eastAsia="es-CO"/>
-        </w:rPr>
-        <w:t>sustainable</w:t>
-      </w:r>
-      <w:proofErr w:type="spellEnd"/>
-      <w:r>
-        <w:rPr>
-          <w:rFonts w:ascii="Calibri" w:eastAsia="Times New Roman" w:hAnsi="Calibri" w:cs="Calibri"/>
-          <w:lang w:eastAsia="es-CO"/>
-        </w:rPr>
-        <w:t xml:space="preserve"> </w:t>
-      </w:r>
-      <w:proofErr w:type="spellStart"/>
-      <w:r>
-        <w:rPr>
-          <w:rFonts w:ascii="Calibri" w:eastAsia="Times New Roman" w:hAnsi="Calibri" w:cs="Calibri"/>
-          <w:lang w:eastAsia="es-CO"/>
-        </w:rPr>
-        <w:t>development</w:t>
-      </w:r>
-      <w:proofErr w:type="spellEnd"/>
-      <w:r>
-        <w:rPr>
-          <w:rFonts w:ascii="Calibri" w:eastAsia="Times New Roman" w:hAnsi="Calibri" w:cs="Calibri"/>
-          <w:lang w:eastAsia="es-CO"/>
-        </w:rPr>
-        <w:t xml:space="preserve">: A </w:t>
-      </w:r>
-      <w:proofErr w:type="spellStart"/>
-      <w:r>
-        <w:rPr>
-          <w:rFonts w:ascii="Calibri" w:eastAsia="Times New Roman" w:hAnsi="Calibri" w:cs="Calibri"/>
-          <w:lang w:eastAsia="es-CO"/>
-        </w:rPr>
-        <w:t>concise</w:t>
-      </w:r>
-      <w:proofErr w:type="spellEnd"/>
-      <w:r>
-        <w:rPr>
-          <w:rFonts w:ascii="Calibri" w:eastAsia="Times New Roman" w:hAnsi="Calibri" w:cs="Calibri"/>
-          <w:lang w:eastAsia="es-CO"/>
-        </w:rPr>
-        <w:t xml:space="preserve"> </w:t>
-      </w:r>
-      <w:proofErr w:type="spellStart"/>
-      <w:r>
-        <w:rPr>
-          <w:rFonts w:ascii="Calibri" w:eastAsia="Times New Roman" w:hAnsi="Calibri" w:cs="Calibri"/>
-          <w:lang w:eastAsia="es-CO"/>
-        </w:rPr>
-        <w:t>review</w:t>
-      </w:r>
-      <w:proofErr w:type="spellEnd"/>
-      <w:r>
-        <w:rPr>
-          <w:rFonts w:ascii="Calibri" w:eastAsia="Times New Roman" w:hAnsi="Calibri" w:cs="Calibri"/>
-          <w:lang w:eastAsia="es-CO"/>
-        </w:rPr>
-        <w:t xml:space="preserve">. </w:t>
-      </w:r>
-      <w:proofErr w:type="spellStart"/>
+        <w:t xml:space="preserve">WEG. (2025). </w:t>
+      </w:r>
       <w:r>
         <w:rPr>
           <w:rFonts w:ascii="Calibri" w:eastAsia="Times New Roman" w:hAnsi="Calibri" w:cs="Calibri"/>
@@ -16127,174 +15530,15 @@
           <w:iCs/>
           <w:lang w:eastAsia="es-CO"/>
         </w:rPr>
-        <w:t>Energy</w:t>
-      </w:r>
-      <w:proofErr w:type="spellEnd"/>
-      <w:r>
-        <w:rPr>
-          <w:rFonts w:ascii="Calibri" w:eastAsia="Times New Roman" w:hAnsi="Calibri" w:cs="Calibri"/>
-          <w:i/>
-          <w:iCs/>
-          <w:lang w:eastAsia="es-CO"/>
-        </w:rPr>
-        <w:t xml:space="preserve"> </w:t>
-      </w:r>
-      <w:proofErr w:type="spellStart"/>
-      <w:r>
-        <w:rPr>
-          <w:rFonts w:ascii="Calibri" w:eastAsia="Times New Roman" w:hAnsi="Calibri" w:cs="Calibri"/>
-          <w:i/>
-          <w:iCs/>
-          <w:lang w:eastAsia="es-CO"/>
-        </w:rPr>
-        <w:t>Policy</w:t>
-      </w:r>
-      <w:proofErr w:type="spellEnd"/>
-      <w:r>
-        <w:rPr>
-          <w:rFonts w:ascii="Calibri" w:eastAsia="Times New Roman" w:hAnsi="Calibri" w:cs="Calibri"/>
-          <w:i/>
-          <w:iCs/>
-          <w:lang w:eastAsia="es-CO"/>
-        </w:rPr>
-        <w:t>, 137</w:t>
+        <w:t>Banco de condensadores trifásico con protección BCWP</w:t>
       </w:r>
       <w:r>
         <w:rPr>
           <w:rFonts w:ascii="Calibri" w:eastAsia="Times New Roman" w:hAnsi="Calibri" w:cs="Calibri"/>
           <w:lang w:eastAsia="es-CO"/>
         </w:rPr>
-        <w:t>(1), 111100. https://doi.org/10.1016/j.enpol.2019.111100</w:t>
-      </w:r>
-    </w:p>
-    <w:p>
-      <w:pPr>
-        <w:spacing w:before="100" w:beforeAutospacing="1" w:after="100" w:afterAutospacing="1" w:line="240" w:lineRule="auto"/>
-        <w:rPr>
-          <w:rFonts w:ascii="Calibri" w:eastAsia="Times New Roman" w:hAnsi="Calibri" w:cs="Calibri"/>
-          <w:lang w:eastAsia="es-CO"/>
-        </w:rPr>
-      </w:pPr>
-      <w:r>
-        <w:rPr>
-          <w:rFonts w:ascii="Calibri" w:eastAsia="Times New Roman" w:hAnsi="Calibri" w:cs="Calibri"/>
-          <w:lang w:eastAsia="es-CO"/>
-        </w:rPr>
-        <w:t xml:space="preserve">Rincón, J. M., &amp; Rincón, A. E. (2021). Análisis de ciclo de vida (ACV) como herramienta para la evaluación de sostenibilidad de proyectos energéticos. </w:t>
-      </w:r>
-      <w:r>
-        <w:rPr>
-          <w:rFonts w:ascii="Calibri" w:eastAsia="Times New Roman" w:hAnsi="Calibri" w:cs="Calibri"/>
-          <w:i/>
-          <w:iCs/>
-          <w:lang w:eastAsia="es-CO"/>
-        </w:rPr>
-        <w:t>Revista de la Escuela Colombiana de Ingeniería, 120</w:t>
-      </w:r>
-      <w:r>
-        <w:rPr>
-          <w:rFonts w:ascii="Calibri" w:eastAsia="Times New Roman" w:hAnsi="Calibri" w:cs="Calibri"/>
-          <w:lang w:eastAsia="es-CO"/>
-        </w:rPr>
-        <w:t xml:space="preserve">(2), 54–67. </w:t>
-      </w:r>
-      <w:hyperlink r:id="rId51" w:tgtFrame="_new" w:history="1">
-        <w:r>
-          <w:rPr>
-            <w:rFonts w:ascii="Calibri" w:eastAsia="Times New Roman" w:hAnsi="Calibri" w:cs="Calibri"/>
-            <w:color w:val="0000FF"/>
-            <w:u w:val="single"/>
-            <w:lang w:eastAsia="es-CO"/>
-          </w:rPr>
-          <w:t>https://www.raco.cat/index.php/afinidad/article/download/276501/364433</w:t>
-        </w:r>
-      </w:hyperlink>
-    </w:p>
-    <w:p>
-      <w:pPr>
-        <w:spacing w:before="100" w:beforeAutospacing="1" w:after="100" w:afterAutospacing="1" w:line="240" w:lineRule="auto"/>
-        <w:rPr>
-          <w:rFonts w:ascii="Calibri" w:eastAsia="Times New Roman" w:hAnsi="Calibri" w:cs="Calibri"/>
-          <w:lang w:eastAsia="es-CO"/>
-        </w:rPr>
-      </w:pPr>
-      <w:r>
-        <w:rPr>
-          <w:rFonts w:ascii="Calibri" w:eastAsia="Times New Roman" w:hAnsi="Calibri" w:cs="Calibri"/>
-          <w:lang w:eastAsia="es-CO"/>
-        </w:rPr>
-        <w:t xml:space="preserve">Sin Ce O Dos. (2018). </w:t>
-      </w:r>
-      <w:r>
-        <w:rPr>
-          <w:rFonts w:ascii="Calibri" w:eastAsia="Times New Roman" w:hAnsi="Calibri" w:cs="Calibri"/>
-          <w:i/>
-          <w:iCs/>
-          <w:lang w:eastAsia="es-CO"/>
-        </w:rPr>
-        <w:t>La línea base y su importancia en la ISO 50001</w:t>
-      </w:r>
-      <w:r>
-        <w:rPr>
-          <w:rFonts w:ascii="Calibri" w:eastAsia="Times New Roman" w:hAnsi="Calibri" w:cs="Calibri"/>
-          <w:lang w:eastAsia="es-CO"/>
-        </w:rPr>
         <w:t xml:space="preserve">. </w:t>
       </w:r>
-      <w:hyperlink r:id="rId52" w:tgtFrame="_new" w:history="1">
-        <w:r>
-          <w:rPr>
-            <w:rFonts w:ascii="Calibri" w:eastAsia="Times New Roman" w:hAnsi="Calibri" w:cs="Calibri"/>
-            <w:color w:val="0000FF"/>
-            <w:u w:val="single"/>
-            <w:lang w:eastAsia="es-CO"/>
-          </w:rPr>
-          <w:t>https://www.sinceo2.com/la-linea-base-y-su-importancia-en-la-iso-50001/</w:t>
-        </w:r>
-      </w:hyperlink>
-    </w:p>
-    <w:p>
-      <w:pPr>
-        <w:spacing w:before="100" w:beforeAutospacing="1" w:after="100" w:afterAutospacing="1" w:line="240" w:lineRule="auto"/>
-        <w:rPr>
-          <w:rFonts w:ascii="Calibri" w:eastAsia="Times New Roman" w:hAnsi="Calibri" w:cs="Calibri"/>
-          <w:lang w:eastAsia="es-CO"/>
-        </w:rPr>
-      </w:pPr>
-      <w:r>
-        <w:rPr>
-          <w:rFonts w:ascii="Calibri" w:eastAsia="Times New Roman" w:hAnsi="Calibri" w:cs="Calibri"/>
-          <w:lang w:eastAsia="es-CO"/>
-        </w:rPr>
-        <w:t xml:space="preserve">WEG. (2025). </w:t>
-      </w:r>
-      <w:r>
-        <w:rPr>
-          <w:rFonts w:ascii="Calibri" w:eastAsia="Times New Roman" w:hAnsi="Calibri" w:cs="Calibri"/>
-          <w:i/>
-          <w:iCs/>
-          <w:lang w:eastAsia="es-CO"/>
-        </w:rPr>
-        <w:t>Banco de condensadores trifásico con protección BCWP</w:t>
-      </w:r>
-      <w:r>
-        <w:rPr>
-          <w:rFonts w:ascii="Calibri" w:eastAsia="Times New Roman" w:hAnsi="Calibri" w:cs="Calibri"/>
-          <w:lang w:eastAsia="es-CO"/>
-        </w:rPr>
-        <w:t xml:space="preserve">. </w:t>
-      </w:r>
-      <w:hyperlink r:id="rId53" w:tgtFrame="_new" w:history="1">
-        <w:r>
-          <w:rPr>
-            <w:rFonts w:ascii="Calibri" w:eastAsia="Times New Roman" w:hAnsi="Calibri" w:cs="Calibri"/>
-            <w:color w:val="0000FF"/>
-            <w:u w:val="single"/>
-            <w:lang w:eastAsia="es-CO"/>
-          </w:rPr>
-          <w:t>https://www.weg.net/catalog/weg/BR/es/Automatizaci%C3%B3n-Industrial/Controls/Capacitores-y-Correcci%C3%B3n-del-Factor-de-Potencia/Condensadores-para-Correcci%C3%B3n-del-Factor-de-Potencia/Banco-de-Condensadores-Trif%C3%A1sico-con-Protecci%C3%B3n-BCW/Banco-de-Condensadores-Trif%C3%A1sicos-con-Protecci%C3%B3n-BCWP/p/MKT_WDC_BRAZIL_THREE-PHASE_CAPACITOR_BANK_WITH_PROTECTION_BCWP</w:t>
-        </w:r>
-      </w:hyperlink>
     </w:p>
     <w:p>
       <w:pPr>
@@ -16312,7 +15556,7 @@
           <w:szCs w:val="20"/>
         </w:rPr>
       </w:pPr>
-      <w:bookmarkStart w:id="41" w:name="_Toc215738873"/>
+      <w:bookmarkStart w:id="45" w:name="_Toc215738873"/>
       <w:r>
         <w:rPr>
           <w:rFonts w:ascii="Calibri" w:hAnsi="Calibri" w:cs="Calibri"/>
@@ -16323,7 +15567,7 @@
         </w:rPr>
         <w:t>CONTROL DEL DOCUMENTO</w:t>
       </w:r>
-      <w:bookmarkEnd w:id="41"/>
+      <w:bookmarkEnd w:id="45"/>
     </w:p>
     <w:p>
       <w:pPr>
@@ -16529,6 +15773,7 @@
                 <w:szCs w:val="20"/>
               </w:rPr>
             </w:pPr>
+            <w:proofErr w:type="spellStart"/>
             <w:r>
               <w:rPr>
                 <w:rFonts w:ascii="Calibri" w:hAnsi="Calibri" w:cs="Calibri"/>
@@ -16537,8 +15782,31 @@
                 <w:sz w:val="20"/>
                 <w:szCs w:val="20"/>
               </w:rPr>
-              <w:t>Gianmarco Serrano Cabarcas</w:t>
-            </w:r>
+              <w:t>Gianmarco</w:t>
+            </w:r>
+            <w:proofErr w:type="spellEnd"/>
+            <w:r>
+              <w:rPr>
+                <w:rFonts w:ascii="Calibri" w:hAnsi="Calibri" w:cs="Calibri"/>
+                <w:b w:val="0"/>
+                <w:bCs/>
+                <w:sz w:val="20"/>
+                <w:szCs w:val="20"/>
+              </w:rPr>
+              <w:t xml:space="preserve"> Serrano </w:t>
+            </w:r>
+            <w:proofErr w:type="spellStart"/>
+            <w:r>
+              <w:rPr>
+                <w:rFonts w:ascii="Calibri" w:hAnsi="Calibri" w:cs="Calibri"/>
+                <w:b w:val="0"/>
+                <w:bCs/>
+                <w:sz w:val="20"/>
+                <w:szCs w:val="20"/>
+              </w:rPr>
+              <w:t>Cabarcas</w:t>
+            </w:r>
+            <w:proofErr w:type="spellEnd"/>
           </w:p>
         </w:tc>
         <w:tc>
@@ -16595,7 +15863,29 @@
                 <w:sz w:val="20"/>
                 <w:szCs w:val="20"/>
               </w:rPr>
-              <w:t>Centro Agroturístico – Regional Santander</w:t>
+              <w:t xml:space="preserve">Centro </w:t>
+            </w:r>
+            <w:proofErr w:type="spellStart"/>
+            <w:r>
+              <w:rPr>
+                <w:rFonts w:ascii="Calibri" w:hAnsi="Calibri" w:cs="Calibri"/>
+                <w:b w:val="0"/>
+                <w:bCs/>
+                <w:sz w:val="20"/>
+                <w:szCs w:val="20"/>
+              </w:rPr>
+              <w:t>Agroturístico</w:t>
+            </w:r>
+            <w:proofErr w:type="spellEnd"/>
+            <w:r>
+              <w:rPr>
+                <w:rFonts w:ascii="Calibri" w:hAnsi="Calibri" w:cs="Calibri"/>
+                <w:b w:val="0"/>
+                <w:bCs/>
+                <w:sz w:val="20"/>
+                <w:szCs w:val="20"/>
+              </w:rPr>
+              <w:t xml:space="preserve"> – Regional Santander</w:t>
             </w:r>
           </w:p>
         </w:tc>
@@ -16729,7 +16019,27 @@
                 <w:sz w:val="22"/>
                 <w:szCs w:val="22"/>
               </w:rPr>
-              <w:t>Centro Agroturístico – Regional Santander</w:t>
+              <w:t xml:space="preserve">Centro </w:t>
+            </w:r>
+            <w:proofErr w:type="spellStart"/>
+            <w:r>
+              <w:rPr>
+                <w:rFonts w:ascii="Calibri" w:hAnsi="Calibri" w:cs="Calibri"/>
+                <w:b w:val="0"/>
+                <w:sz w:val="22"/>
+                <w:szCs w:val="22"/>
+              </w:rPr>
+              <w:t>Agroturístico</w:t>
+            </w:r>
+            <w:proofErr w:type="spellEnd"/>
+            <w:r>
+              <w:rPr>
+                <w:rFonts w:ascii="Calibri" w:hAnsi="Calibri" w:cs="Calibri"/>
+                <w:b w:val="0"/>
+                <w:sz w:val="22"/>
+                <w:szCs w:val="22"/>
+              </w:rPr>
+              <w:t xml:space="preserve"> – Regional Santander</w:t>
             </w:r>
           </w:p>
         </w:tc>
@@ -16807,7 +16117,7 @@
           <w:szCs w:val="20"/>
         </w:rPr>
       </w:pPr>
-      <w:bookmarkStart w:id="42" w:name="_Toc215738874"/>
+      <w:bookmarkStart w:id="46" w:name="_Toc215738874"/>
       <w:r>
         <w:rPr>
           <w:rFonts w:ascii="Calibri" w:hAnsi="Calibri" w:cs="Calibri"/>
@@ -16818,7 +16128,7 @@
         </w:rPr>
         <w:t>CONTROL DE CAMBIOS</w:t>
       </w:r>
-      <w:bookmarkEnd w:id="42"/>
+      <w:bookmarkEnd w:id="46"/>
       <w:r>
         <w:rPr>
           <w:rFonts w:ascii="Calibri" w:hAnsi="Calibri" w:cs="Calibri"/>
@@ -16904,7 +16214,7 @@
                 <w:szCs w:val="20"/>
               </w:rPr>
             </w:pPr>
-            <w:bookmarkStart w:id="43" w:name="_Hlk191019237"/>
+            <w:bookmarkStart w:id="47" w:name="_Hlk191019237"/>
           </w:p>
         </w:tc>
         <w:tc>
@@ -17171,7 +16481,7 @@
           </w:p>
         </w:tc>
       </w:tr>
-      <w:bookmarkEnd w:id="43"/>
+      <w:bookmarkEnd w:id="47"/>
     </w:tbl>
     <w:p>
       <w:pPr>
@@ -17185,8 +16495,8 @@
       </w:pPr>
     </w:p>
     <w:sectPr>
-      <w:headerReference w:type="default" r:id="rId54"/>
-      <w:footerReference w:type="default" r:id="rId55"/>
+      <w:headerReference w:type="default" r:id="rId38"/>
+      <w:footerReference w:type="default" r:id="rId39"/>
       <w:pgSz w:w="12240" w:h="15840"/>
       <w:pgMar w:top="1701" w:right="1134" w:bottom="1134" w:left="1134" w:header="720" w:footer="0" w:gutter="0"/>
       <w:pgNumType w:start="1"/>
@@ -17349,13 +16659,7 @@
         <w:rPr>
           <w:noProof/>
         </w:rPr>
-        <w:t xml:space="preserve">Texto alternativo: </w:t>
-      </w:r>
-      <w:r>
-        <w:rPr>
-          <w:noProof/>
-        </w:rPr>
-        <w:t>Gráfico que presenta</w:t>
+        <w:t>Texto alternativo: Gráfico que presenta</w:t>
       </w:r>
       <w:r>
         <w:t xml:space="preserve"> la evolución del consumo de energía en el tiempo, comparando energía de referencia, energía medida y energía ajustada, e indicando el ahorro obtenido tras la implementación de medidas de eficiencia energética.</w:t>
@@ -17420,7 +16724,7 @@
       </w:r>
     </w:p>
   </w:comment>
-  <w:comment w:id="11" w:author="LauraPGM" w:date="2025-12-15T22:14:00Z" w:initials="L">
+  <w:comment w:id="9" w:author="LauraPGM" w:date="2025-12-15T22:14:00Z" w:initials="L">
     <w:p>
       <w:pPr>
         <w:pStyle w:val="Textocomentario"/>
@@ -17461,7 +16765,7 @@
       </w:r>
     </w:p>
   </w:comment>
-  <w:comment w:id="13" w:author="LauraPGM" w:date="2025-12-15T22:16:00Z" w:initials="L">
+  <w:comment w:id="11" w:author="LauraPGM" w:date="2025-12-15T22:16:00Z" w:initials="L">
     <w:p>
       <w:pPr>
         <w:pStyle w:val="Textocomentario"/>
@@ -17490,6 +16794,96 @@
       <w:r>
         <w:t>hora.</w:t>
       </w:r>
+    </w:p>
+  </w:comment>
+  <w:comment w:id="13" w:author="LauraPGM" w:date="2026-03-02T22:30:00Z" w:initials="L">
+    <w:p>
+      <w:pPr>
+        <w:shd w:val="clear" w:color="auto" w:fill="D1F1DA"/>
+        <w:rPr>
+          <w:rFonts w:ascii="Calibri" w:eastAsia="Times New Roman" w:hAnsi="Calibri" w:cs="Calibri"/>
+          <w:color w:val="000000"/>
+          <w:sz w:val="20"/>
+          <w:szCs w:val="20"/>
+          <w:lang w:eastAsia="es-CO"/>
+        </w:rPr>
+      </w:pPr>
+      <w:r>
+        <w:rPr>
+          <w:rStyle w:val="Refdecomentario"/>
+        </w:rPr>
+        <w:annotationRef/>
+      </w:r>
+      <w:r>
+        <w:rPr>
+          <w:rFonts w:ascii="Calibri" w:hAnsi="Calibri" w:cs="Calibri"/>
+          <w:noProof/>
+          <w:sz w:val="20"/>
+          <w:szCs w:val="20"/>
+        </w:rPr>
+        <w:t xml:space="preserve">Tener en cuenta en el diseño de la formula: </w:t>
+      </w:r>
+      <w:r>
+        <w:rPr>
+          <w:rFonts w:ascii="Calibri" w:eastAsia="Times New Roman" w:hAnsi="Calibri" w:cs="Calibri"/>
+          <w:color w:val="000000"/>
+          <w:sz w:val="20"/>
+          <w:szCs w:val="20"/>
+          <w:lang w:eastAsia="es-CO"/>
+        </w:rPr>
+        <w:t>Ajustar la separación de los miles a un punto o sin separación: 6.300 o 6300.</w:t>
+      </w:r>
+    </w:p>
+    <w:p>
+      <w:pPr>
+        <w:shd w:val="clear" w:color="auto" w:fill="D1F1DA"/>
+        <w:spacing w:line="240" w:lineRule="auto"/>
+        <w:rPr>
+          <w:rFonts w:ascii="Calibri" w:eastAsia="Times New Roman" w:hAnsi="Calibri" w:cs="Calibri"/>
+          <w:color w:val="000000"/>
+          <w:sz w:val="20"/>
+          <w:szCs w:val="20"/>
+          <w:lang w:eastAsia="es-CO"/>
+        </w:rPr>
+      </w:pPr>
+      <w:r>
+        <w:rPr>
+          <w:rFonts w:ascii="Calibri" w:hAnsi="Calibri" w:cs="Calibri"/>
+          <w:color w:val="000000"/>
+          <w:sz w:val="20"/>
+          <w:szCs w:val="20"/>
+          <w:shd w:val="clear" w:color="auto" w:fill="D1F1DA"/>
+        </w:rPr>
+        <w:t>Dejar las iniciales señaladas en minúscula.</w:t>
+      </w:r>
+    </w:p>
+    <w:p>
+      <w:pPr>
+        <w:shd w:val="clear" w:color="auto" w:fill="D1F1DA"/>
+        <w:spacing w:line="240" w:lineRule="auto"/>
+        <w:rPr>
+          <w:rFonts w:ascii="Calibri" w:eastAsia="Times New Roman" w:hAnsi="Calibri" w:cs="Calibri"/>
+          <w:color w:val="000000"/>
+          <w:sz w:val="20"/>
+          <w:szCs w:val="20"/>
+          <w:lang w:eastAsia="es-CO"/>
+        </w:rPr>
+      </w:pPr>
+      <w:r>
+        <w:rPr>
+          <w:rFonts w:ascii="Calibri" w:eastAsia="Times New Roman" w:hAnsi="Calibri" w:cs="Calibri"/>
+          <w:color w:val="000000"/>
+          <w:sz w:val="20"/>
+          <w:szCs w:val="20"/>
+          <w:lang w:eastAsia="es-CO"/>
+        </w:rPr>
+        <w:t xml:space="preserve">Eliminar el singo $ ya que es redundante. </w:t>
+      </w:r>
+    </w:p>
+    <w:p>
+      <w:pPr>
+        <w:pStyle w:val="Textocomentario"/>
+      </w:pPr>
     </w:p>
   </w:comment>
   <w:comment w:id="14" w:author="LauraPGM" w:date="2025-12-15T21:37:00Z" w:initials="L">
@@ -17536,16 +16930,135 @@
       </w:r>
     </w:p>
   </w:comment>
-  <w:comment w:id="16" w:author="LauraPGM" w:date="2025-12-22T16:40:00Z" w:initials="L">
+  <w:comment w:id="16" w:author="LauraPGM" w:date="2026-03-02T22:34:00Z" w:initials="L">
+    <w:p>
+      <w:pPr>
+        <w:shd w:val="clear" w:color="auto" w:fill="D1F1DA"/>
+        <w:rPr>
+          <w:rFonts w:ascii="Calibri" w:eastAsia="Times New Roman" w:hAnsi="Calibri" w:cs="Calibri"/>
+          <w:color w:val="000000"/>
+          <w:lang w:eastAsia="es-CO"/>
+        </w:rPr>
+      </w:pPr>
+      <w:r>
+        <w:rPr>
+          <w:rStyle w:val="Refdecomentario"/>
+        </w:rPr>
+        <w:annotationRef/>
+      </w:r>
+      <w:r>
+        <w:rPr>
+          <w:rFonts w:ascii="Calibri" w:eastAsia="Times New Roman" w:hAnsi="Calibri" w:cs="Calibri"/>
+          <w:noProof/>
+          <w:color w:val="000000"/>
+          <w:lang w:eastAsia="es-CO"/>
+        </w:rPr>
+        <w:t xml:space="preserve">Nota: </w:t>
+      </w:r>
+      <w:r>
+        <w:rPr>
+          <w:rFonts w:ascii="Calibri" w:eastAsia="Times New Roman" w:hAnsi="Calibri" w:cs="Calibri"/>
+          <w:color w:val="000000"/>
+          <w:lang w:eastAsia="es-CO"/>
+        </w:rPr>
+        <w:t xml:space="preserve">Iniciales de Ahorro Potencial en minúscula. </w:t>
+      </w:r>
+    </w:p>
+    <w:p>
+      <w:pPr>
+        <w:shd w:val="clear" w:color="auto" w:fill="D1F1DA"/>
+        <w:spacing w:line="240" w:lineRule="auto"/>
+        <w:rPr>
+          <w:rFonts w:ascii="Calibri" w:eastAsia="Times New Roman" w:hAnsi="Calibri" w:cs="Calibri"/>
+          <w:color w:val="000000"/>
+          <w:lang w:eastAsia="es-CO"/>
+        </w:rPr>
+      </w:pPr>
+      <w:r>
+        <w:rPr>
+          <w:rFonts w:ascii="Calibri" w:eastAsia="Times New Roman" w:hAnsi="Calibri" w:cs="Calibri"/>
+          <w:color w:val="000000"/>
+          <w:lang w:eastAsia="es-CO"/>
+        </w:rPr>
+        <w:t>Colocar un espacio entre 12 y h</w:t>
+      </w:r>
+    </w:p>
+    <w:p>
+      <w:pPr>
+        <w:shd w:val="clear" w:color="auto" w:fill="D1F1DA"/>
+        <w:spacing w:line="240" w:lineRule="auto"/>
+        <w:rPr>
+          <w:rFonts w:ascii="Calibri" w:eastAsia="Times New Roman" w:hAnsi="Calibri" w:cs="Calibri"/>
+          <w:color w:val="000000"/>
+          <w:lang w:eastAsia="es-CO"/>
+        </w:rPr>
+      </w:pPr>
+      <w:r>
+        <w:rPr>
+          <w:rFonts w:ascii="Calibri" w:eastAsia="Times New Roman" w:hAnsi="Calibri" w:cs="Calibri"/>
+          <w:color w:val="000000"/>
+          <w:lang w:eastAsia="es-CO"/>
+        </w:rPr>
+        <w:t>Quitar signo $</w:t>
+      </w:r>
+    </w:p>
+    <w:p>
+      <w:pPr>
+        <w:shd w:val="clear" w:color="auto" w:fill="D1F1DA"/>
+        <w:spacing w:line="240" w:lineRule="auto"/>
+        <w:rPr>
+          <w:rFonts w:ascii="Calibri" w:eastAsia="Times New Roman" w:hAnsi="Calibri" w:cs="Calibri"/>
+          <w:color w:val="000000"/>
+          <w:lang w:eastAsia="es-CO"/>
+        </w:rPr>
+      </w:pPr>
+      <w:r>
+        <w:rPr>
+          <w:rFonts w:ascii="Calibri" w:eastAsia="Times New Roman" w:hAnsi="Calibri" w:cs="Calibri"/>
+          <w:color w:val="000000"/>
+          <w:lang w:eastAsia="es-CO"/>
+        </w:rPr>
+        <w:t>Ajustar la separación de los miles a un punto o sin separación: 6.300 o 6300.</w:t>
+      </w:r>
+    </w:p>
     <w:p>
       <w:pPr>
         <w:pStyle w:val="Textocomentario"/>
       </w:pPr>
-      <w:r>
+    </w:p>
+  </w:comment>
+  <w:comment w:id="17" w:author="LauraPGM" w:date="2025-12-22T16:40:00Z" w:initials="L">
+    <w:p>
+      <w:pPr>
+        <w:pStyle w:val="Textocomentario"/>
         <w:rPr>
           <w:noProof/>
         </w:rPr>
-        <w:t>Se sugiere al diseñar la formula colocar el titulo 1, 2 la primera en mayuscula y la segunda palabra en minuscula.</w:t>
+      </w:pPr>
+      <w:r>
+        <w:rPr>
+          <w:noProof/>
+        </w:rPr>
+        <w:t xml:space="preserve">Se sugiere al diseñar la formula colocar el titulo 1, 2 la primera en mayuscula y la </w:t>
+      </w:r>
+    </w:p>
+    <w:p>
+      <w:pPr>
+        <w:pStyle w:val="Textocomentario"/>
+        <w:rPr>
+          <w:noProof/>
+        </w:rPr>
+      </w:pPr>
+    </w:p>
+    <w:p>
+      <w:pPr>
+        <w:pStyle w:val="Textocomentario"/>
+      </w:pPr>
+      <w:r>
+        <w:rPr>
+          <w:noProof/>
+        </w:rPr>
+        <w:t>segunda palabra en minuscula.</w:t>
       </w:r>
       <w:r>
         <w:rPr>
@@ -17555,7 +17068,7 @@
       </w:r>
     </w:p>
   </w:comment>
-  <w:comment w:id="18" w:author="LauraPGM" w:date="2025-12-15T15:33:00Z" w:initials="L">
+  <w:comment w:id="19" w:author="LauraPGM" w:date="2025-12-15T15:33:00Z" w:initials="L">
     <w:p>
       <w:pPr>
         <w:pStyle w:val="Textocomentario"/>
@@ -17605,7 +17118,7 @@
       </w:pPr>
     </w:p>
   </w:comment>
-  <w:comment w:id="19" w:author="LauraPGM" w:date="2025-12-15T15:37:00Z" w:initials="L">
+  <w:comment w:id="20" w:author="LauraPGM" w:date="2025-12-15T15:37:00Z" w:initials="L">
     <w:p>
       <w:pPr>
         <w:pStyle w:val="Textocomentario"/>
@@ -17653,7 +17166,7 @@
       </w:r>
     </w:p>
   </w:comment>
-  <w:comment w:id="20" w:author="LauraPGM" w:date="2025-12-15T15:40:00Z" w:initials="L">
+  <w:comment w:id="21" w:author="LauraPGM" w:date="2025-12-15T15:40:00Z" w:initials="L">
     <w:p>
       <w:pPr>
         <w:pStyle w:val="Textocomentario"/>
@@ -17709,7 +17222,7 @@
       </w:r>
     </w:p>
   </w:comment>
-  <w:comment w:id="21" w:author="LauraPGM" w:date="2025-12-15T22:32:00Z" w:initials="L">
+  <w:comment w:id="22" w:author="LauraPGM" w:date="2025-12-15T22:32:00Z" w:initials="L">
     <w:p>
       <w:pPr>
         <w:pStyle w:val="Ttulo1"/>
@@ -17754,7 +17267,7 @@
       </w:pPr>
     </w:p>
   </w:comment>
-  <w:comment w:id="22" w:author="LauraPGM" w:date="2025-12-15T15:44:00Z" w:initials="L">
+  <w:comment w:id="23" w:author="LauraPGM" w:date="2025-12-15T15:44:00Z" w:initials="L">
     <w:p>
       <w:pPr>
         <w:pStyle w:val="Textocomentario"/>
@@ -17796,7 +17309,7 @@
       </w:r>
     </w:p>
   </w:comment>
-  <w:comment w:id="23" w:author="LauraPGM" w:date="2025-12-15T22:34:00Z" w:initials="L">
+  <w:comment w:id="24" w:author="LauraPGM" w:date="2025-12-15T22:34:00Z" w:initials="L">
     <w:p>
       <w:pPr>
         <w:pStyle w:val="Ttulo1"/>
@@ -17840,7 +17353,7 @@
       </w:pPr>
     </w:p>
   </w:comment>
-  <w:comment w:id="24" w:author="LauraPGM" w:date="2025-12-15T15:50:00Z" w:initials="L">
+  <w:comment w:id="25" w:author="LauraPGM" w:date="2025-12-15T15:50:00Z" w:initials="L">
     <w:p>
       <w:pPr>
         <w:pStyle w:val="Textocomentario"/>
@@ -17882,7 +17395,7 @@
       </w:r>
     </w:p>
   </w:comment>
-  <w:comment w:id="25" w:author="LauraPGM" w:date="2025-12-15T16:04:00Z" w:initials="L">
+  <w:comment w:id="26" w:author="LauraPGM" w:date="2025-12-15T16:04:00Z" w:initials="L">
     <w:p>
       <w:pPr>
         <w:pStyle w:val="Textocomentario"/>
@@ -17929,28 +17442,6 @@
           <w:noProof/>
         </w:rPr>
         <w:t>https://www.linkedin.com/pulse/gesti%C3%B3n-de-la-demanda-dsm-y-su-influencia-en-econom%C3%ADa-david/</w:t>
-      </w:r>
-    </w:p>
-  </w:comment>
-  <w:comment w:id="26" w:author="LauraPGM" w:date="2025-12-15T16:29:00Z" w:initials="L">
-    <w:p>
-      <w:pPr>
-        <w:pStyle w:val="Textocomentario"/>
-      </w:pPr>
-      <w:r>
-        <w:rPr>
-          <w:rStyle w:val="Refdecomentario"/>
-        </w:rPr>
-        <w:annotationRef/>
-      </w:r>
-      <w:r>
-        <w:rPr>
-          <w:noProof/>
-        </w:rPr>
-        <w:t xml:space="preserve">Texto alternativo: </w:t>
-      </w:r>
-      <w:r>
-        <w:t>Tabla comparativa que muestra los cambios y beneficios de la Gestión de la Demanda Energética antes y después de su implementación.</w:t>
       </w:r>
     </w:p>
   </w:comment>
@@ -18037,11 +17528,161 @@
       </w:r>
     </w:p>
   </w:comment>
-  <w:comment w:id="31" w:author="LauraPGM" w:date="2025-12-15T21:50:00Z" w:initials="L">
+  <w:comment w:id="31" w:author="LauraPGM" w:date="2026-03-02T22:43:00Z" w:initials="L">
+    <w:p>
+      <w:pPr>
+        <w:shd w:val="clear" w:color="auto" w:fill="D1F1DA"/>
+        <w:rPr>
+          <w:rFonts w:ascii="Calibri" w:eastAsia="Times New Roman" w:hAnsi="Calibri" w:cs="Calibri"/>
+          <w:color w:val="000000"/>
+          <w:lang w:eastAsia="es-CO"/>
+        </w:rPr>
+      </w:pPr>
+      <w:r>
+        <w:rPr>
+          <w:rStyle w:val="Refdecomentario"/>
+        </w:rPr>
+        <w:annotationRef/>
+      </w:r>
+      <w:r>
+        <w:rPr>
+          <w:noProof/>
+        </w:rPr>
+        <w:t xml:space="preserve">Nota: </w:t>
+      </w:r>
+      <w:r>
+        <w:rPr>
+          <w:rFonts w:ascii="Calibri" w:eastAsia="Times New Roman" w:hAnsi="Calibri" w:cs="Calibri"/>
+          <w:color w:val="000000"/>
+          <w:lang w:eastAsia="es-CO"/>
+        </w:rPr>
+        <w:t>Eliminar el espacio sobrante entre la V y la A en VAN.</w:t>
+      </w:r>
+    </w:p>
+    <w:p>
+      <w:pPr>
+        <w:shd w:val="clear" w:color="auto" w:fill="D1F1DA"/>
+        <w:spacing w:line="240" w:lineRule="auto"/>
+        <w:rPr>
+          <w:rFonts w:ascii="Calibri" w:eastAsia="Times New Roman" w:hAnsi="Calibri" w:cs="Calibri"/>
+          <w:noProof/>
+          <w:color w:val="000000"/>
+          <w:lang w:eastAsia="es-CO"/>
+        </w:rPr>
+      </w:pPr>
+      <w:r>
+        <w:rPr>
+          <w:rFonts w:ascii="Calibri" w:eastAsia="Times New Roman" w:hAnsi="Calibri" w:cs="Calibri"/>
+          <w:color w:val="000000"/>
+          <w:lang w:eastAsia="es-CO"/>
+        </w:rPr>
+        <w:t xml:space="preserve">Dar un salto de </w:t>
+      </w:r>
+      <w:proofErr w:type="spellStart"/>
+      <w:r>
+        <w:rPr>
+          <w:rFonts w:ascii="Calibri" w:eastAsia="Times New Roman" w:hAnsi="Calibri" w:cs="Calibri"/>
+          <w:color w:val="000000"/>
+          <w:lang w:eastAsia="es-CO"/>
+        </w:rPr>
+        <w:t>linea</w:t>
+      </w:r>
+      <w:proofErr w:type="spellEnd"/>
+      <w:r>
+        <w:rPr>
+          <w:rFonts w:ascii="Calibri" w:eastAsia="Times New Roman" w:hAnsi="Calibri" w:cs="Calibri"/>
+          <w:color w:val="000000"/>
+          <w:lang w:eastAsia="es-CO"/>
+        </w:rPr>
+        <w:t xml:space="preserve"> al texto * </w:t>
+      </w:r>
+      <w:proofErr w:type="spellStart"/>
+      <w:r>
+        <w:rPr>
+          <w:rFonts w:ascii="Calibri" w:eastAsia="Times New Roman" w:hAnsi="Calibri" w:cs="Calibri"/>
+          <w:color w:val="000000"/>
+          <w:lang w:eastAsia="es-CO"/>
+        </w:rPr>
+        <w:t>Fómula</w:t>
+      </w:r>
+      <w:proofErr w:type="spellEnd"/>
+      <w:r>
+        <w:rPr>
+          <w:rFonts w:ascii="Calibri" w:eastAsia="Times New Roman" w:hAnsi="Calibri" w:cs="Calibri"/>
+          <w:color w:val="000000"/>
+          <w:lang w:eastAsia="es-CO"/>
+        </w:rPr>
+        <w:t xml:space="preserve"> (generalizada) y generalizada con minúscula inicial.</w:t>
+      </w:r>
+    </w:p>
+    <w:p>
+      <w:pPr>
+        <w:shd w:val="clear" w:color="auto" w:fill="D1F1DA"/>
+        <w:spacing w:line="240" w:lineRule="auto"/>
+        <w:rPr>
+          <w:rFonts w:ascii="Calibri" w:eastAsia="Times New Roman" w:hAnsi="Calibri" w:cs="Calibri"/>
+          <w:color w:val="000000"/>
+          <w:lang w:eastAsia="es-CO"/>
+        </w:rPr>
+      </w:pPr>
+      <w:r>
+        <w:rPr>
+          <w:rFonts w:ascii="Calibri" w:eastAsia="Times New Roman" w:hAnsi="Calibri" w:cs="Calibri"/>
+          <w:color w:val="000000"/>
+          <w:lang w:eastAsia="es-CO"/>
+        </w:rPr>
+        <w:t>Eliminar el espacio sobrante entre la V y la A en VAN.</w:t>
+      </w:r>
+    </w:p>
+    <w:p>
+      <w:pPr>
+        <w:shd w:val="clear" w:color="auto" w:fill="D1F1DA"/>
+        <w:spacing w:line="240" w:lineRule="auto"/>
+        <w:rPr>
+          <w:rFonts w:ascii="Calibri" w:eastAsia="Times New Roman" w:hAnsi="Calibri" w:cs="Calibri"/>
+          <w:color w:val="000000"/>
+          <w:lang w:eastAsia="es-CO"/>
+        </w:rPr>
+      </w:pPr>
+      <w:r>
+        <w:rPr>
+          <w:rFonts w:ascii="Calibri" w:eastAsia="Times New Roman" w:hAnsi="Calibri" w:cs="Calibri"/>
+          <w:color w:val="000000"/>
+          <w:lang w:eastAsia="es-CO"/>
+        </w:rPr>
+        <w:t xml:space="preserve">Eliminar la cursiva de no sea de extranjerismo. </w:t>
+      </w:r>
+    </w:p>
+    <w:p>
+      <w:pPr>
+        <w:shd w:val="clear" w:color="auto" w:fill="D1F1DA"/>
+        <w:spacing w:line="240" w:lineRule="auto"/>
+        <w:rPr>
+          <w:rFonts w:ascii="Calibri" w:eastAsia="Times New Roman" w:hAnsi="Calibri" w:cs="Calibri"/>
+          <w:color w:val="000000"/>
+          <w:lang w:eastAsia="es-CO"/>
+        </w:rPr>
+      </w:pPr>
+      <w:r>
+        <w:rPr>
+          <w:rFonts w:ascii="Calibri" w:eastAsia="Times New Roman" w:hAnsi="Calibri" w:cs="Calibri"/>
+          <w:color w:val="000000"/>
+          <w:lang w:eastAsia="es-CO"/>
+        </w:rPr>
+        <w:t xml:space="preserve"> </w:t>
+      </w:r>
+    </w:p>
     <w:p>
       <w:pPr>
         <w:pStyle w:val="Textocomentario"/>
       </w:pPr>
+    </w:p>
+  </w:comment>
+  <w:comment w:id="32" w:author="LauraPGM" w:date="2025-12-15T21:50:00Z" w:initials="L">
+    <w:p>
+      <w:pPr>
+        <w:pStyle w:val="Textocomentario"/>
+      </w:pPr>
       <w:r>
         <w:rPr>
           <w:rStyle w:val="Refdecomentario"/>
@@ -18059,7 +17700,7 @@
       </w:r>
     </w:p>
   </w:comment>
-  <w:comment w:id="32" w:author="LauraPGM" w:date="2025-12-15T21:56:00Z" w:initials="L">
+  <w:comment w:id="33" w:author="LauraPGM" w:date="2025-12-15T21:56:00Z" w:initials="L">
     <w:p>
       <w:pPr>
         <w:pStyle w:val="Textocomentario"/>
@@ -18081,7 +17722,7 @@
       </w:r>
     </w:p>
   </w:comment>
-  <w:comment w:id="33" w:author="LauraPGM" w:date="2025-12-15T22:02:00Z" w:initials="L">
+  <w:comment w:id="34" w:author="LauraPGM" w:date="2025-12-15T22:02:00Z" w:initials="L">
     <w:p>
       <w:pPr>
         <w:pStyle w:val="NormalWeb"/>
@@ -18117,11 +17758,132 @@
       </w:pPr>
     </w:p>
   </w:comment>
-  <w:comment w:id="34" w:author="LauraPGM" w:date="2025-12-15T22:04:00Z" w:initials="L">
+  <w:comment w:id="35" w:author="LauraPGM" w:date="2026-03-02T22:52:00Z" w:initials="L">
+    <w:p>
+      <w:pPr>
+        <w:shd w:val="clear" w:color="auto" w:fill="D1F1DA"/>
+        <w:rPr>
+          <w:rFonts w:ascii="Calibri" w:eastAsia="Times New Roman" w:hAnsi="Calibri" w:cs="Calibri"/>
+          <w:color w:val="000000"/>
+          <w:lang w:eastAsia="es-CO"/>
+        </w:rPr>
+      </w:pPr>
+      <w:r>
+        <w:rPr>
+          <w:rStyle w:val="Refdecomentario"/>
+        </w:rPr>
+        <w:annotationRef/>
+      </w:r>
+      <w:r>
+        <w:rPr>
+          <w:rFonts w:ascii="Calibri" w:eastAsia="Times New Roman" w:hAnsi="Calibri" w:cs="Calibri"/>
+          <w:noProof/>
+          <w:color w:val="000000"/>
+          <w:lang w:eastAsia="es-CO"/>
+        </w:rPr>
+        <w:t xml:space="preserve">Nota: </w:t>
+      </w:r>
+      <w:r>
+        <w:rPr>
+          <w:rFonts w:ascii="Calibri" w:eastAsia="Times New Roman" w:hAnsi="Calibri" w:cs="Calibri"/>
+          <w:color w:val="000000"/>
+          <w:lang w:eastAsia="es-CO"/>
+        </w:rPr>
+        <w:t>Quitar espacio entre V y A en VAN.</w:t>
+      </w:r>
+    </w:p>
+    <w:p>
+      <w:pPr>
+        <w:shd w:val="clear" w:color="auto" w:fill="D1F1DA"/>
+        <w:spacing w:line="240" w:lineRule="auto"/>
+        <w:rPr>
+          <w:rFonts w:ascii="Calibri" w:eastAsia="Times New Roman" w:hAnsi="Calibri" w:cs="Calibri"/>
+          <w:color w:val="000000"/>
+          <w:lang w:eastAsia="es-CO"/>
+        </w:rPr>
+      </w:pPr>
+      <w:r>
+        <w:rPr>
+          <w:rFonts w:ascii="Calibri" w:eastAsia="Times New Roman" w:hAnsi="Calibri" w:cs="Calibri"/>
+          <w:color w:val="000000"/>
+          <w:lang w:eastAsia="es-CO"/>
+        </w:rPr>
+        <w:t>Eliminar cursiva de las fórmulas.</w:t>
+      </w:r>
+    </w:p>
+    <w:p>
+      <w:pPr>
+        <w:shd w:val="clear" w:color="auto" w:fill="D1F1DA"/>
+        <w:spacing w:line="240" w:lineRule="auto"/>
+        <w:rPr>
+          <w:rFonts w:ascii="Calibri" w:eastAsia="Times New Roman" w:hAnsi="Calibri" w:cs="Calibri"/>
+          <w:color w:val="000000"/>
+          <w:lang w:eastAsia="es-CO"/>
+        </w:rPr>
+      </w:pPr>
+      <w:r>
+        <w:rPr>
+          <w:rFonts w:ascii="Calibri" w:eastAsia="Times New Roman" w:hAnsi="Calibri" w:cs="Calibri"/>
+          <w:color w:val="000000"/>
+          <w:lang w:eastAsia="es-CO"/>
+        </w:rPr>
+        <w:t>Colocar un espacio entre el 10 y %</w:t>
+      </w:r>
+    </w:p>
+    <w:p>
+      <w:pPr>
+        <w:shd w:val="clear" w:color="auto" w:fill="D1F1DA"/>
+        <w:spacing w:line="240" w:lineRule="auto"/>
+        <w:rPr>
+          <w:rFonts w:ascii="Calibri" w:eastAsia="Times New Roman" w:hAnsi="Calibri" w:cs="Calibri"/>
+          <w:color w:val="000000"/>
+          <w:lang w:eastAsia="es-CO"/>
+        </w:rPr>
+      </w:pPr>
+      <w:r>
+        <w:rPr>
+          <w:rFonts w:ascii="Calibri" w:eastAsia="Times New Roman" w:hAnsi="Calibri" w:cs="Calibri"/>
+          <w:color w:val="000000"/>
+          <w:lang w:eastAsia="es-CO"/>
+        </w:rPr>
+        <w:t xml:space="preserve">quitar el signo $ y dejar COP para que quede uniforme la unidad </w:t>
+      </w:r>
+    </w:p>
+    <w:p>
+      <w:pPr>
+        <w:shd w:val="clear" w:color="auto" w:fill="D1F1DA"/>
+        <w:spacing w:line="240" w:lineRule="auto"/>
+        <w:rPr>
+          <w:rFonts w:ascii="Calibri" w:eastAsia="Times New Roman" w:hAnsi="Calibri" w:cs="Calibri"/>
+          <w:color w:val="000000"/>
+          <w:lang w:eastAsia="es-CO"/>
+        </w:rPr>
+      </w:pPr>
+      <w:r>
+        <w:rPr>
+          <w:rFonts w:ascii="Calibri" w:eastAsia="Times New Roman" w:hAnsi="Calibri" w:cs="Calibri"/>
+          <w:color w:val="000000"/>
+          <w:lang w:eastAsia="es-CO"/>
+        </w:rPr>
+        <w:t xml:space="preserve">Ajustar la separación de los miles a un punto o sin separación. </w:t>
+      </w:r>
+    </w:p>
     <w:p>
       <w:pPr>
         <w:pStyle w:val="Textocomentario"/>
       </w:pPr>
+    </w:p>
+  </w:comment>
+  <w:comment w:id="36" w:author="LauraPGM" w:date="2026-03-02T22:55:00Z" w:initials="L">
+    <w:p>
+      <w:pPr>
+        <w:shd w:val="clear" w:color="auto" w:fill="D1F1DA"/>
+        <w:rPr>
+          <w:rFonts w:ascii="Calibri" w:eastAsia="Times New Roman" w:hAnsi="Calibri" w:cs="Calibri"/>
+          <w:color w:val="000000"/>
+          <w:lang w:eastAsia="es-CO"/>
+        </w:rPr>
+      </w:pPr>
       <w:r>
         <w:rPr>
           <w:rStyle w:val="Refdecomentario"/>
@@ -18132,6 +17894,57 @@
         <w:rPr>
           <w:noProof/>
         </w:rPr>
+        <w:t xml:space="preserve">Nota se debe ajustar la tabla con estas indicaciones: </w:t>
+      </w:r>
+      <w:r>
+        <w:rPr>
+          <w:rFonts w:ascii="Calibri" w:eastAsia="Times New Roman" w:hAnsi="Calibri" w:cs="Calibri"/>
+          <w:color w:val="000000"/>
+          <w:lang w:eastAsia="es-CO"/>
+        </w:rPr>
+        <w:t xml:space="preserve">Ajustar la separación de los miles a un punto o sin separación. </w:t>
+      </w:r>
+    </w:p>
+    <w:p>
+      <w:pPr>
+        <w:shd w:val="clear" w:color="auto" w:fill="D1F1DA"/>
+        <w:spacing w:line="240" w:lineRule="auto"/>
+        <w:rPr>
+          <w:rFonts w:ascii="Calibri" w:eastAsia="Times New Roman" w:hAnsi="Calibri" w:cs="Calibri"/>
+          <w:color w:val="000000"/>
+          <w:lang w:eastAsia="es-CO"/>
+        </w:rPr>
+      </w:pPr>
+      <w:r>
+        <w:rPr>
+          <w:rFonts w:ascii="Calibri" w:eastAsia="Times New Roman" w:hAnsi="Calibri" w:cs="Calibri"/>
+          <w:color w:val="000000"/>
+          <w:lang w:eastAsia="es-CO"/>
+        </w:rPr>
+        <w:t xml:space="preserve">Unificar negrillas, un texto lleva el otro no. </w:t>
+      </w:r>
+    </w:p>
+    <w:p>
+      <w:pPr>
+        <w:pStyle w:val="Textocomentario"/>
+      </w:pPr>
+    </w:p>
+  </w:comment>
+  <w:comment w:id="37" w:author="LauraPGM" w:date="2025-12-15T22:04:00Z" w:initials="L">
+    <w:p>
+      <w:pPr>
+        <w:pStyle w:val="Textocomentario"/>
+      </w:pPr>
+      <w:r>
+        <w:rPr>
+          <w:rStyle w:val="Refdecomentario"/>
+        </w:rPr>
+        <w:annotationRef/>
+      </w:r>
+      <w:r>
+        <w:rPr>
+          <w:noProof/>
+        </w:rPr>
         <w:t xml:space="preserve">Texto alternativo: </w:t>
       </w:r>
       <w:r>
@@ -18139,7 +17952,63 @@
       </w:r>
     </w:p>
   </w:comment>
-  <w:comment w:id="36" w:author="LauraPGM" w:date="2025-12-15T22:54:00Z" w:initials="L">
+  <w:comment w:id="38" w:author="LauraPGM" w:date="2026-03-02T22:56:00Z" w:initials="L">
+    <w:p>
+      <w:pPr>
+        <w:shd w:val="clear" w:color="auto" w:fill="D1F1DA"/>
+        <w:rPr>
+          <w:rFonts w:ascii="Calibri" w:eastAsia="Times New Roman" w:hAnsi="Calibri" w:cs="Calibri"/>
+          <w:color w:val="000000"/>
+          <w:lang w:eastAsia="es-CO"/>
+        </w:rPr>
+      </w:pPr>
+      <w:r>
+        <w:rPr>
+          <w:rStyle w:val="Refdecomentario"/>
+        </w:rPr>
+        <w:annotationRef/>
+      </w:r>
+      <w:r>
+        <w:rPr>
+          <w:noProof/>
+        </w:rPr>
+        <w:t xml:space="preserve">Nota: Ajustar desde diseño: </w:t>
+      </w:r>
+      <w:r>
+        <w:rPr>
+          <w:rFonts w:ascii="Calibri" w:eastAsia="Times New Roman" w:hAnsi="Calibri" w:cs="Calibri"/>
+          <w:color w:val="000000"/>
+          <w:lang w:eastAsia="es-CO"/>
+        </w:rPr>
+        <w:t xml:space="preserve">Colocar minúscula luego de dos puntos. </w:t>
+      </w:r>
+    </w:p>
+    <w:p>
+      <w:pPr>
+        <w:shd w:val="clear" w:color="auto" w:fill="D1F1DA"/>
+        <w:spacing w:line="240" w:lineRule="auto"/>
+        <w:rPr>
+          <w:rFonts w:ascii="Calibri" w:eastAsia="Times New Roman" w:hAnsi="Calibri" w:cs="Calibri"/>
+          <w:color w:val="000000"/>
+          <w:lang w:eastAsia="es-CO"/>
+        </w:rPr>
+      </w:pPr>
+      <w:r>
+        <w:rPr>
+          <w:rFonts w:ascii="Calibri" w:eastAsia="Times New Roman" w:hAnsi="Calibri" w:cs="Calibri"/>
+          <w:color w:val="000000"/>
+          <w:lang w:eastAsia="es-CO"/>
+        </w:rPr>
+        <w:t xml:space="preserve">Colocar un espacio entre la i y el paréntesis. </w:t>
+      </w:r>
+    </w:p>
+    <w:p>
+      <w:pPr>
+        <w:pStyle w:val="Textocomentario"/>
+      </w:pPr>
+    </w:p>
+  </w:comment>
+  <w:comment w:id="40" w:author="LauraPGM" w:date="2025-12-15T22:54:00Z" w:initials="L">
     <w:p>
       <w:pPr>
         <w:pStyle w:val="Textocomentario"/>
@@ -18176,8 +18045,10 @@
   <w15:commentEx w15:paraId="6D9B6052" w15:done="0"/>
   <w15:commentEx w15:paraId="24212647" w15:done="0"/>
   <w15:commentEx w15:paraId="2A2A6024" w15:done="0"/>
+  <w15:commentEx w15:paraId="72B71054" w15:done="0"/>
   <w15:commentEx w15:paraId="18B7C50F" w15:done="0"/>
   <w15:commentEx w15:paraId="76304281" w15:done="0"/>
+  <w15:commentEx w15:paraId="56B63C92" w15:done="0"/>
   <w15:commentEx w15:paraId="5AE4D3D5" w15:done="0"/>
   <w15:commentEx w15:paraId="4A6A7EE8" w15:done="0"/>
   <w15:commentEx w15:paraId="65A93A6C" w15:done="0"/>
@@ -18187,14 +18058,17 @@
   <w15:commentEx w15:paraId="7DE47807" w15:done="0"/>
   <w15:commentEx w15:paraId="24582792" w15:done="0"/>
   <w15:commentEx w15:paraId="12ABF7DF" w15:done="0"/>
-  <w15:commentEx w15:paraId="31C369A8" w15:done="0"/>
   <w15:commentEx w15:paraId="609975BC" w15:done="0"/>
   <w15:commentEx w15:paraId="223FE010" w15:done="0"/>
   <w15:commentEx w15:paraId="4B0F180E" w15:done="0"/>
+  <w15:commentEx w15:paraId="5A175A45" w15:done="0"/>
   <w15:commentEx w15:paraId="4BEC31BF" w15:done="0"/>
   <w15:commentEx w15:paraId="3A89C118" w15:done="0"/>
   <w15:commentEx w15:paraId="67B83797" w15:done="0"/>
+  <w15:commentEx w15:paraId="02BEAE0E" w15:done="0"/>
+  <w15:commentEx w15:paraId="7D91632E" w15:done="0"/>
   <w15:commentEx w15:paraId="244EE085" w15:done="0"/>
+  <w15:commentEx w15:paraId="17ACF146" w15:done="0"/>
   <w15:commentEx w15:paraId="0A914380" w15:done="0"/>
 </w15:commentsEx>
 </file>
@@ -24575,6 +24449,7 @@
   <w:style w:type="character" w:default="1" w:styleId="Fuentedeprrafopredeter">
     <w:name w:val="Default Paragraph Font"/>
     <w:uiPriority w:val="1"/>
+    <w:semiHidden/>
     <w:unhideWhenUsed/>
   </w:style>
   <w:style w:type="table" w:default="1" w:styleId="Tablanormal">
@@ -26649,12 +26524,6 @@
 </file>
 
 <file path=customXml/item1.xml><?xml version="1.0" encoding="utf-8"?>
-<go:gDocsCustomXmlDataStorage xmlns:go="http://customooxmlschemas.google.com/" xmlns:r="http://schemas.openxmlformats.org/officeDocument/2006/relationships">
-  <go:docsCustomData xmlns:go="http://customooxmlschemas.google.com/" roundtripDataSignature="AMtx7mh3w1sXrKwdjzYCxjbwPkf7wsIk5w==">AMUW2mWhRc/xLonLdtoI8dz4BVu2GREgE7++Eme5Ko+W5/2G+QfXPKxV7NwLPPaJ77IM2LrlHDguxVZnDKcg4iQIvJIe+zJ9DBWjUaWFI+z0k4HbdiCFsJo=</go:docsCustomData>
-</go:gDocsCustomXmlDataStorage>
-</file>
-
-<file path=customXml/item2.xml><?xml version="1.0" encoding="utf-8"?>
 <p:properties xmlns:p="http://schemas.microsoft.com/office/2006/metadata/properties" xmlns:xsi="http://www.w3.org/2001/XMLSchema-instance" xmlns:pc="http://schemas.microsoft.com/office/infopath/2007/PartnerControls">
   <documentManagement>
     <TaxCatchAll xmlns="285d351f-f218-493a-825f-85a9dfbde315" xsi:nil="true"/>
@@ -26665,16 +26534,13 @@
 </p:properties>
 </file>
 
-<file path=customXml/item3.xml><?xml version="1.0" encoding="utf-8"?>
-<?mso-contentType ?>
-<FormTemplates xmlns="http://schemas.microsoft.com/sharepoint/v3/contenttype/forms">
-  <Display>DocumentLibraryForm</Display>
-  <Edit>DocumentLibraryForm</Edit>
-  <New>DocumentLibraryForm</New>
-</FormTemplates>
+<file path=customXml/item2.xml><?xml version="1.0" encoding="utf-8"?>
+<go:gDocsCustomXmlDataStorage xmlns:go="http://customooxmlschemas.google.com/" xmlns:r="http://schemas.openxmlformats.org/officeDocument/2006/relationships">
+  <go:docsCustomData xmlns:go="http://customooxmlschemas.google.com/" roundtripDataSignature="AMtx7mh3w1sXrKwdjzYCxjbwPkf7wsIk5w==">AMUW2mWhRc/xLonLdtoI8dz4BVu2GREgE7++Eme5Ko+W5/2G+QfXPKxV7NwLPPaJ77IM2LrlHDguxVZnDKcg4iQIvJIe+zJ9DBWjUaWFI+z0k4HbdiCFsJo=</go:docsCustomData>
+</go:gDocsCustomXmlDataStorage>
 </file>
 
-<file path=customXml/item4.xml><?xml version="1.0" encoding="utf-8"?>
+<file path=customXml/item3.xml><?xml version="1.0" encoding="utf-8"?>
 <ct:contentTypeSchema xmlns:ct="http://schemas.microsoft.com/office/2006/metadata/contentType" xmlns:ma="http://schemas.microsoft.com/office/2006/metadata/properties/metaAttributes" ct:_="" ma:_="" ma:contentTypeName="Documento" ma:contentTypeID="0x0101005D7421CBAB376F47AC1876466873BE0C" ma:contentTypeVersion="11" ma:contentTypeDescription="Crear nuevo documento." ma:contentTypeScope="" ma:versionID="f360f8b6fb6f4c8bd21c6a7e407e2e16">
   <xsd:schema xmlns:xsd="http://www.w3.org/2001/XMLSchema" xmlns:xs="http://www.w3.org/2001/XMLSchema" xmlns:p="http://schemas.microsoft.com/office/2006/metadata/properties" xmlns:ns2="55abea07-cd72-4a95-add0-1082a24cf9e9" xmlns:ns3="285d351f-f218-493a-825f-85a9dfbde315" targetNamespace="http://schemas.microsoft.com/office/2006/metadata/properties" ma:root="true" ma:fieldsID="45e32b76c8e436055369618aac27ad35" ns2:_="" ns3:_="">
     <xsd:import namespace="55abea07-cd72-4a95-add0-1082a24cf9e9"/>
@@ -26869,20 +26735,20 @@
 </ct:contentTypeSchema>
 </file>
 
+<file path=customXml/item4.xml><?xml version="1.0" encoding="utf-8"?>
+<?mso-contentType ?>
+<FormTemplates xmlns="http://schemas.microsoft.com/sharepoint/v3/contenttype/forms">
+  <Display>DocumentLibraryForm</Display>
+  <Edit>DocumentLibraryForm</Edit>
+  <New>DocumentLibraryForm</New>
+</FormTemplates>
+</file>
+
 <file path=customXml/item5.xml><?xml version="1.0" encoding="utf-8"?>
 <b:Sources xmlns:b="http://schemas.openxmlformats.org/officeDocument/2006/bibliography" xmlns="http://schemas.openxmlformats.org/officeDocument/2006/bibliography" SelectedStyle="\APASixthEditionOfficeOnline.xsl" StyleName="APA" Version="6"/>
 </file>
 
 <file path=customXml/itemProps1.xml><?xml version="1.0" encoding="utf-8"?>
-<ds:datastoreItem xmlns:ds="http://schemas.openxmlformats.org/officeDocument/2006/customXml" ds:itemID="{11111111-1234-1234-1234-123412341234}">
-  <ds:schemaRefs>
-    <ds:schemaRef ds:uri="http://customooxmlschemas.google.com/"/>
-    <ds:schemaRef ds:uri="http://schemas.openxmlformats.org/officeDocument/2006/relationships"/>
-  </ds:schemaRefs>
-</ds:datastoreItem>
-</file>
-
-<file path=customXml/itemProps2.xml><?xml version="1.0" encoding="utf-8"?>
 <ds:datastoreItem xmlns:ds="http://schemas.openxmlformats.org/officeDocument/2006/customXml" ds:itemID="{9D9B1A75-0210-4935-8179-95DF20A26AD1}">
   <ds:schemaRefs>
     <ds:schemaRef ds:uri="http://schemas.microsoft.com/office/2006/metadata/properties"/>
@@ -26893,7 +26759,35 @@
 </ds:datastoreItem>
 </file>
 
+<file path=customXml/itemProps2.xml><?xml version="1.0" encoding="utf-8"?>
+<ds:datastoreItem xmlns:ds="http://schemas.openxmlformats.org/officeDocument/2006/customXml" ds:itemID="{11111111-1234-1234-1234-123412341234}">
+  <ds:schemaRefs>
+    <ds:schemaRef ds:uri="http://customooxmlschemas.google.com/"/>
+    <ds:schemaRef ds:uri="http://schemas.openxmlformats.org/officeDocument/2006/relationships"/>
+  </ds:schemaRefs>
+</ds:datastoreItem>
+</file>
+
 <file path=customXml/itemProps3.xml><?xml version="1.0" encoding="utf-8"?>
+<ds:datastoreItem xmlns:ds="http://schemas.openxmlformats.org/officeDocument/2006/customXml" ds:itemID="{74BACA54-D105-4F83-B812-4836FE3A6611}">
+  <ds:schemaRefs>
+    <ds:schemaRef ds:uri="http://schemas.microsoft.com/office/2006/metadata/contentType"/>
+    <ds:schemaRef ds:uri="http://schemas.microsoft.com/office/2006/metadata/properties/metaAttributes"/>
+    <ds:schemaRef ds:uri="http://www.w3.org/2001/XMLSchema"/>
+    <ds:schemaRef ds:uri="http://schemas.microsoft.com/office/2006/metadata/properties"/>
+    <ds:schemaRef ds:uri="55abea07-cd72-4a95-add0-1082a24cf9e9"/>
+    <ds:schemaRef ds:uri="285d351f-f218-493a-825f-85a9dfbde315"/>
+    <ds:schemaRef ds:uri="http://schemas.microsoft.com/office/2006/documentManagement/types"/>
+    <ds:schemaRef ds:uri="http://schemas.microsoft.com/office/infopath/2007/PartnerControls"/>
+    <ds:schemaRef ds:uri="http://schemas.openxmlformats.org/package/2006/metadata/core-properties"/>
+    <ds:schemaRef ds:uri="http://purl.org/dc/elements/1.1/"/>
+    <ds:schemaRef ds:uri="http://purl.org/dc/terms/"/>
+    <ds:schemaRef ds:uri="http://schemas.microsoft.com/internal/obd"/>
+  </ds:schemaRefs>
+</ds:datastoreItem>
+</file>
+
+<file path=customXml/itemProps4.xml><?xml version="1.0" encoding="utf-8"?>
 <ds:datastoreItem xmlns:ds="http://schemas.openxmlformats.org/officeDocument/2006/customXml" ds:itemID="{83102ECF-E44F-4F73-A78F-FE313D1BFB9A}">
   <ds:schemaRefs>
     <ds:schemaRef ds:uri="http://schemas.microsoft.com/sharepoint/v3/contenttype/forms"/>
@@ -26901,12 +26795,8 @@
 </ds:datastoreItem>
 </file>
 
-<file path=customXml/itemProps4.xml><?xml version="1.0" encoding="utf-8"?>
-<ds:datastoreItem xmlns:ds="http://schemas.openxmlformats.org/officeDocument/2006/customXml" ds:itemID="{74BACA54-D105-4F83-B812-4836FE3A6611}"/>
-</file>
-
 <file path=customXml/itemProps5.xml><?xml version="1.0" encoding="utf-8"?>
-<ds:datastoreItem xmlns:ds="http://schemas.openxmlformats.org/officeDocument/2006/customXml" ds:itemID="{EC05A4AF-3A52-417B-8AA2-92BA94B40ED2}">
+<ds:datastoreItem xmlns:ds="http://schemas.openxmlformats.org/officeDocument/2006/customXml" ds:itemID="{B2DA30B1-1EE8-46E0-9D9F-97E3827BBCD7}">
   <ds:schemaRefs>
     <ds:schemaRef ds:uri="http://schemas.openxmlformats.org/officeDocument/2006/bibliography"/>
   </ds:schemaRefs>
